--- a/docs/jiangao/《女装设计III》第11周_中国大陆课堂完整讲稿_中文.docx
+++ b/docs/jiangao/《女装设计III》第11周_中国大陆课堂完整讲稿_中文.docx
@@ -122,7 +122,7 @@
               <w:rPr>
                 <w:sz w:val="19"/>
               </w:rPr>
-              <w:t>本文件把第11周HTML课件改写为可直接在中国大陆课堂中发言的完整讲稿。页面顺序、案例、教材出处、时间分配、评价权重与证据边界全部沿用课件原文。课件为课堂24页、全部25页（多出的1页为课后查阅的“期末评价连接”）。本周是全学期唯一系统做实物验证的一周，两节课各有一段28分钟动手实作，教师必须严格按页面上的分钟区间报时，并全程巡视操作。</w:t>
+              <w:t>本文件把第11周HTML课件改写为可直接在中国大陆课堂中发言的完整讲稿。页面顺序、案例、教材出处、时间分配、评价权重与证据边界全部沿用课件原文。课件为课堂24页、全部25页（多出的1页为课后查阅的“期末评价连接”）。本周是全学期唯一系统做实物验证的一周，两节课各有一段28分钟动手实操，教师必须严格按页面上的分钟区间报时，并全程巡视操作。</w:t>
             </w:r>
           </w:p>
         </w:tc>
@@ -166,7 +166,7 @@
         <w:pStyle w:val="SpokenText"/>
       </w:pPr>
       <w:r>
-        <w:t>请摊开第10周的三档外套轴、层搭剖面与材料小样，把上周写下的那个问题改写成今天的实验前假设。今天全程用这三档，不新起主题。</w:t>
+        <w:t>请摊开第10周的三档外套主线、叠穿剖面和材料小样，把上周写下的那个问题改写成今天的实验前假设。今天全程用这三档，不新起主题。</w:t>
       </w:r>
     </w:p>
     <w:p>
@@ -174,7 +174,7 @@
         <w:pStyle w:val="SpokenText"/>
       </w:pPr>
       <w:r>
-        <w:t>今天最难的地方我先说：要区分材料造成的视觉效果与结构造成的空间效果。看起来鼓起来了，可能是材料本身蓬，也可能是你加了衬。这两件事必须分开。</w:t>
+        <w:t>今天最难的地方我先说：要区分材料造成的视觉效果和结构造成的空间效果。看起来鼓起来了，可能是材料本身蓬，也可能是你加了衬。这两件事必须分开。</w:t>
       </w:r>
     </w:p>
     <w:p>
@@ -309,7 +309,7 @@
               <w:rPr>
                 <w:sz w:val="18"/>
               </w:rPr>
-              <w:t>摊开三档外套轴与材料小样</w:t>
+              <w:t>摊开三档外套主线与材料小样</w:t>
             </w:r>
           </w:p>
         </w:tc>
@@ -769,7 +769,7 @@
               <w:rPr>
                 <w:sz w:val="18"/>
               </w:rPr>
-              <w:t>第1课时实作：28分钟四阶段（盲读·样片·拍摄·放大）</w:t>
+              <w:t>第1课时实操：28分钟四阶段（盲读·样片·拍摄·放大）</w:t>
             </w:r>
           </w:p>
         </w:tc>
@@ -928,7 +928,7 @@
               <w:rPr>
                 <w:sz w:val="18"/>
               </w:rPr>
-              <w:t>第2课时实作：28分钟四阶段（坯样·动作·层搭·修正）</w:t>
+              <w:t>第2课时实操：28分钟四阶段（坯样·动作·叠穿·修正）</w:t>
             </w:r>
           </w:p>
         </w:tc>
@@ -1034,7 +1034,7 @@
               <w:rPr>
                 <w:sz w:val="18"/>
               </w:rPr>
-              <w:t>第12周准备与离堂句</w:t>
+              <w:t>第12周准备与一句话小结</w:t>
             </w:r>
           </w:p>
         </w:tc>
@@ -1051,7 +1051,7 @@
               <w:rPr>
                 <w:sz w:val="18"/>
               </w:rPr>
-              <w:t>写离堂句并提交</w:t>
+              <w:t>写一句话小结并提交</w:t>
             </w:r>
           </w:p>
         </w:tc>
@@ -1071,7 +1071,7 @@
         <w:pStyle w:val="LectureBullet"/>
       </w:pPr>
       <w:r>
-        <w:t>• 学生：第10周三档外套轴、层搭剖面、每档2块材料小样（标克重·手感·来源）、30×30厘米的统一样片布料若干、内层与中层各一件可用于叠加测试的实物。</w:t>
+        <w:t>• 学生：第10周三档外套主线、叠穿剖面、每档2块材料小样（标克重·手感·来源）、30×30厘米的统一样片布料若干、内层与中层各一件可用于叠加测试的实物。</w:t>
       </w:r>
     </w:p>
     <w:p>
@@ -1095,7 +1095,7 @@
         <w:pStyle w:val="LectureBullet"/>
       </w:pPr>
       <w:r>
-        <w:t>• 课堂资料：三组秀场并列图（厚呢一层立住、轻料五种支撑、刚度轴）只作机制观察，不代表品牌官方版型说明。</w:t>
+        <w:t>• 课堂资料：三组秀场并列图（厚呢一层立住、轻料五种支撑、刚度轴）只作原理观察，不代表品牌官方版型说明。</w:t>
       </w:r>
     </w:p>
     <w:p>
@@ -1217,7 +1217,7 @@
         <w:pStyle w:val="SpokenText"/>
       </w:pPr>
       <w:r>
-        <w:t>角色梯度是：01和04形象款；03连接款；02和05入口款，没有硬边，直接可穿。</w:t>
+        <w:t>角色梯度是：01和04形象款；03过渡款；02和05引流款，没有硬边，直接可穿。</w:t>
       </w:r>
     </w:p>
     <w:p>
@@ -1343,7 +1343,7 @@
         <w:pStyle w:val="SpokenText"/>
       </w:pPr>
       <w:r>
-        <w:t>第九到第十二周是季节系列开发。上周做秋冬概念与外套轴，本周是材料、体量与样衣验证，下周第12周是最终编辑与Gate 3。</w:t>
+        <w:t>第九到第十二周是季节系列开发。上周做秋冬概念和外套主线，这周是材料、体量和样衣验证，下周第12周是最终编辑与Gate 3。</w:t>
       </w:r>
     </w:p>
     <w:p>
@@ -1351,7 +1351,7 @@
         <w:pStyle w:val="SpokenText"/>
       </w:pPr>
       <w:r>
-        <w:t>所以本周是秋冬进入Gate 3之前唯一的实物验证机会。今天没验证的结构，下周只能靠效果图硬撑。</w:t>
+        <w:t>所以这周是秋冬进入Gate 3之前唯一的实物验证机会。今天没验证的结构，下周只能靠效果图硬撑。</w:t>
       </w:r>
     </w:p>
     <w:tbl>
@@ -1452,7 +1452,7 @@
         <w:pStyle w:val="SpokenText"/>
       </w:pPr>
       <w:r>
-        <w:t>关键判断：用真实材料和身体动作验证体量、结构、层搭空间与表面效果。</w:t>
+        <w:t>关键判断：用真实材料和身体动作验证体量、结构、叠穿余量和表面效果。</w:t>
       </w:r>
     </w:p>
     <w:p>
@@ -1460,7 +1460,7 @@
         <w:pStyle w:val="SpokenText"/>
       </w:pPr>
       <w:r>
-        <w:t>主要难点：区分材料造成的视觉效果与结构造成的空间效果，并把失败结果转化为下一轮设计。</w:t>
+        <w:t>主要难点：区分材料造成的视觉效果和结构造成的空间效果，并把失败结果转化为下一轮设计。</w:t>
       </w:r>
     </w:p>
     <w:p>
@@ -1476,7 +1476,7 @@
         <w:pStyle w:val="SpokenText"/>
       </w:pPr>
       <w:r>
-        <w:t>当周成果四项：材料性能卡、四组结构样片、1比2或半身坯样，以及可追踪的修正日志。</w:t>
+        <w:t>当周成果四项：材料性能卡、四组结构样片、1比2或半身坯样，还有可追踪的修正日志。</w:t>
       </w:r>
     </w:p>
     <w:p>
@@ -1492,7 +1492,7 @@
         <w:pStyle w:val="SpokenText"/>
       </w:pPr>
       <w:r>
-        <w:t>体例对照：本页的“关键判断”就是教学重点，“主要难点”就是教学难点，“提交要求”就是本周提交规格。</w:t>
+        <w:t>体例对照：本页的“关键判断”就是教学重点，“主要难点”就是教学难点，“提交要求”就是这周提交规格。</w:t>
       </w:r>
     </w:p>
     <w:p>
@@ -1536,7 +1536,7 @@
               <w:rPr>
                 <w:sz w:val="19"/>
               </w:rPr>
-              <w:t>【转场语】 今天不从零开始——上周的三档外套轴，今天要用真实材料压一遍。</w:t>
+              <w:t>【转场语】 今天不从零开始——上周的三档外套主线，今天要用真实材料压一遍。</w:t>
             </w:r>
           </w:p>
         </w:tc>
@@ -1547,7 +1547,7 @@
         <w:pStyle w:val="SlideTitle"/>
       </w:pPr>
       <w:r>
-        <w:t>幻灯片 04｜上周的三档外套轴，今天要用真实材料把它压一遍</w:t>
+        <w:t>幻灯片 04｜上周的三档外套主线，今天要用真实材料把它压一遍</w:t>
       </w:r>
     </w:p>
     <w:p>
@@ -1555,7 +1555,7 @@
         <w:pStyle w:val="SlideMeta"/>
       </w:pPr>
       <w:r>
-        <w:t>建议时间：3.5分钟（含开场2分钟）　｜　课堂功能：第10周→第11周衔接与术语接续</w:t>
+        <w:t>建议时间：3.5分钟（含开场2分钟）　｜　课堂功能：第10周→第11周衔接与术语衔接</w:t>
       </w:r>
     </w:p>
     <w:tbl>
@@ -1602,7 +1602,7 @@
         <w:pStyle w:val="SpokenText"/>
       </w:pPr>
       <w:r>
-        <w:t>先花两分钟。摊开第10周的三档外套轴、层搭剖面与材料小样，把上周写下的那个问题改写成今天的实验前假设。</w:t>
+        <w:t>先花两分钟。摊开第10周的三档外套主线、叠穿剖面和材料小样，把上周写下的那个问题改写成今天的实验前假设。</w:t>
       </w:r>
     </w:p>
     <w:p>
@@ -1610,7 +1610,7 @@
         <w:pStyle w:val="SpokenText"/>
       </w:pPr>
       <w:r>
-        <w:t>第10周回答“秋冬骨架怎么算重量”；本周回答“这套骨架用真材料和身体动作站不站得住”。</w:t>
+        <w:t>第10周回答“秋冬骨架怎么算重量”；这周回答“这套骨架用真材料和身体动作站不站得住”。</w:t>
       </w:r>
     </w:p>
     <w:p>
@@ -1618,7 +1618,7 @@
         <w:pStyle w:val="SpokenText"/>
       </w:pPr>
       <w:r>
-        <w:t>看对照表。三档外套轴——短、中、长，标了长度、闭合与目标克重——今天变成四组结构样片的基准型，用在第1课时实作。</w:t>
+        <w:t>看对照表。三档外套主线——短、中、长，标了长度、闭合和目标克重——今天变成四组结构样片的基准型，用在第1课时实操。</w:t>
       </w:r>
     </w:p>
     <w:p>
@@ -1626,7 +1626,7 @@
         <w:pStyle w:val="SpokenText"/>
       </w:pPr>
       <w:r>
-        <w:t>层搭剖面——内、中、外的厚度与活动余量——今天变成层搭冲突图的输入。上周我说过一句话：纸上够用的余量，样片上常常不够。今天就要验证它。</w:t>
+        <w:t>叠穿剖面——内、中、外的厚度和活动余量——今天变成叠穿冲突图的输入。上周我说过一句话：纸上够用的余量，样片上常常不够。今天就要验证它。</w:t>
       </w:r>
     </w:p>
     <w:p>
@@ -1634,7 +1634,7 @@
         <w:pStyle w:val="SpokenText"/>
       </w:pPr>
       <w:r>
-        <w:t>材料候选——每档两块小样，标了克重、手感与来源——今天用在材料盲读与材料性能卡。</w:t>
+        <w:t>材料候选——每档两块小样，标了克重、手感和来源——今天用在材料盲读和材料性能卡。</w:t>
       </w:r>
     </w:p>
     <w:p>
@@ -1642,7 +1642,7 @@
         <w:pStyle w:val="SpokenText"/>
       </w:pPr>
       <w:r>
-        <w:t>上周写下的那个问题，就是本周实验前假设的第一条。实验前假设必须先写下来，做完再看对不对。先做后写的，不叫假设，叫解释。</w:t>
+        <w:t>上周写下的那个问题，就是这周实验前假设的第一条。实验前假设必须先写下来，做完再看对不对。先做后写的，不叫假设，叫解释。</w:t>
       </w:r>
     </w:p>
     <w:p>
@@ -1650,7 +1650,7 @@
         <w:pStyle w:val="SpokenText"/>
       </w:pPr>
       <w:r>
-        <w:t>术语接续：第10周的“外套轴”本周仍叫外套轴；“层搭剖面”本周进入四步——样片、动作测试、层搭冲突图、修正日志。</w:t>
+        <w:t>术语衔接：第10周的“外套主线”这周仍叫外套主线；“叠穿剖面”这周进入四步——样片、动作测试、叠穿冲突图、修正日志。</w:t>
       </w:r>
     </w:p>
     <w:p>
@@ -1694,7 +1694,7 @@
               <w:rPr>
                 <w:sz w:val="19"/>
               </w:rPr>
-              <w:t>【转场语】 动手之前，先说清楚本周成果落到哪里。</w:t>
+              <w:t>【转场语】 动手之前，先说清楚这周成果落到哪里。</w:t>
             </w:r>
           </w:p>
         </w:tc>
@@ -1768,7 +1768,7 @@
         <w:pStyle w:val="SpokenText"/>
       </w:pPr>
       <w:r>
-        <w:t>课程目标二，原文是“培养学生女装产品的设计能力”。材料性能卡与样片验证，是“能不能做出来”的直接证据。</w:t>
+        <w:t>课程目标二，原文是“培养学生女装产品的设计能力”。材料性能卡和样片验证，是“能不能做出来”的直接证据。</w:t>
       </w:r>
     </w:p>
     <w:p>
@@ -1776,7 +1776,7 @@
         <w:pStyle w:val="SpokenText"/>
       </w:pPr>
       <w:r>
-        <w:t>毕业要求2-2，原文是“利用成衣化生产的工艺技术，进行服饰产品的设计与研发”。本周是全学期唯一系统做实物验证的一周。这句话请记住——错过今天，整个学期没有第二次。</w:t>
+        <w:t>毕业要求2-2，原文是“利用成衣化生产的工艺技术，进行服饰产品的设计与研发”。这周是全学期唯一系统做实物验证的一周。这句话请记住——错过今天，整个学期没有第二次。</w:t>
       </w:r>
     </w:p>
     <w:p>
@@ -1792,7 +1792,7 @@
         <w:pStyle w:val="SpokenText"/>
       </w:pPr>
       <w:r>
-        <w:t>平时成绩占百分之四十：材料性能卡、结构样片、坯样照片与修正日志。我特别强调一句：失败的实验也计分——前提是写清失败原因。所以今天不要怕做坏。</w:t>
+        <w:t>平时成绩占百分之四十：材料性能卡、结构样片、坯样照片和修正日志。我特别强调一句：失败的实验也计分——前提是写清失败原因。所以今天不要怕做坏。</w:t>
       </w:r>
     </w:p>
     <w:p>
@@ -1910,7 +1910,7 @@
         <w:pStyle w:val="SpokenText"/>
       </w:pPr>
       <w:r>
-        <w:t>同一元素用不同工艺落到布上，改变的不是花样，而是厚度、边缘与体量。</w:t>
+        <w:t>同一元素用不同工艺落到布上，改变的不是花样，而是厚度、边缘和体量。</w:t>
       </w:r>
     </w:p>
     <w:p>
@@ -1918,7 +1918,7 @@
         <w:pStyle w:val="SpokenText"/>
       </w:pPr>
       <w:r>
-        <w:t>图6-4把“海浪”分别做成流苏堆叠、绗缝浮雕、手工刺绣与钉珠——图形一样，落到布上的结果完全不同。</w:t>
+        <w:t>图6-4把“海浪”分别做成流苏堆叠、绗缝浮雕、手工刺绣和钉珠——图形一样，落到布上的结果完全不同。</w:t>
       </w:r>
     </w:p>
     <w:p>
@@ -1934,7 +1934,7 @@
         <w:pStyle w:val="SpokenText"/>
       </w:pPr>
       <w:r>
-        <w:t>再看边缘与重量：钉珠让下摆变重、垂坠加深；流苏则让边缘失去明确轮廓。</w:t>
+        <w:t>再看边缘和重量：钉珠让下摆变重、垂坠加深；流苏则让边缘失去明确轮廓。</w:t>
       </w:r>
     </w:p>
     <w:p>
@@ -2068,7 +2068,7 @@
         <w:pStyle w:val="SpokenText"/>
       </w:pPr>
       <w:r>
-        <w:t>贴一块面料照片不是材料证据——要写出它在重力与动作下的实际反应。</w:t>
+        <w:t>贴一块面料照片不是材料证据——要写出它在重力和动作下的实际反应。</w:t>
       </w:r>
     </w:p>
     <w:p>
@@ -2100,7 +2100,7 @@
         <w:pStyle w:val="SpokenText"/>
       </w:pPr>
       <w:r>
-        <w:t>观察任务：为一种材料写出重量、弹性、悬垂、回复性与适用部位五项记录。现在就选一块小样开始写。</w:t>
+        <w:t>观察任务：为一种材料写出重量、弹性、悬垂、回复性和适用部位五项记录。现在就选一块小样开始写。</w:t>
       </w:r>
     </w:p>
     <w:p>
@@ -2218,7 +2218,7 @@
         <w:pStyle w:val="SpokenText"/>
       </w:pPr>
       <w:r>
-        <w:t>术语必须能够指导一个动作或判断。</w:t>
+        <w:t>术语必须能指导一个动作或判断。</w:t>
       </w:r>
     </w:p>
     <w:p>
@@ -2242,7 +2242,7 @@
         <w:pStyle w:val="SpokenText"/>
       </w:pPr>
       <w:r>
-        <w:t>负空间，Negative Space：身体与服装之间被设计出来的空气、开口与活动余量。请注意“被设计出来的”——留出来的空隙是设计，不是没做完。</w:t>
+        <w:t>负空间，Negative Space：身体和服装之间被设计出来的空气、开口和活动余量。请注意“被设计出来的”——留出来的空隙是设计，不是没做完。</w:t>
       </w:r>
     </w:p>
     <w:p>
@@ -2419,7 +2419,7 @@
               <w:rPr>
                 <w:sz w:val="19"/>
               </w:rPr>
-              <w:t>【转场语】 接下来三组比较，只问机制与代价。</w:t>
+              <w:t>【转场语】 接下来三组比较，只问原理和代价。</w:t>
             </w:r>
           </w:p>
         </w:tc>
@@ -2430,7 +2430,7 @@
         <w:pStyle w:val="SlideTitle"/>
       </w:pPr>
       <w:r>
-        <w:t>幻灯片 10｜比较要落在设计机制上，不能停在文化标签</w:t>
+        <w:t>幻灯片 10｜比较要落在设计原理上，不能停在文化标签</w:t>
       </w:r>
     </w:p>
     <w:p>
@@ -2438,7 +2438,7 @@
         <w:pStyle w:val="SlideMeta"/>
       </w:pPr>
       <w:r>
-        <w:t>建议时间：2.5分钟　｜　课堂功能：三组机制比较（撑体量·画边界·放重量）</w:t>
+        <w:t>建议时间：2.5分钟　｜　课堂功能：三组原理比较（撑体量·画边界·放重量）</w:t>
       </w:r>
     </w:p>
     <w:tbl>
@@ -2493,7 +2493,7 @@
         <w:pStyle w:val="SpokenText"/>
       </w:pPr>
       <w:r>
-        <w:t>第一组，体量靠什么撑？一条是靠材料自身刚度：一层就够，重量集中；另一条是靠层叠与内部支撑：层数换体量，重量分散。本周两例：一个用厚呢一层立住；另一个用纱与荷叶层层堆出体量。轮到你：你的形象款走哪一条？刚度路线要先确认材料克重。</w:t>
+        <w:t>第一组，体量靠什么撑？一条是靠材料自身刚度：一层就够，重量集中；另一条是靠层叠和内部支撑：层数换体量，重量分散。这周两例：一个用厚呢一层立住；另一个用纱和荷叶层层堆出体量。轮到你：你的形象款走哪一条？刚度路线要先确认材料克重。</w:t>
       </w:r>
     </w:p>
     <w:p>
@@ -2501,7 +2501,7 @@
         <w:pStyle w:val="SpokenText"/>
       </w:pPr>
       <w:r>
-        <w:t>第二组，边界怎么画清楚？一是靠回弹：材料压下去会弹回，边缘自然清晰；二是靠密度：接缝与褶量密到一定程度，边缘才立得住。轮到你：你的轮廓在样片上还成立吗？先做一块三十乘三十的对照。</w:t>
+        <w:t>第二组，边界怎么画清楚？一是靠回弹：材料压下去会弹回，边缘自然清晰；二是靠密度：接缝和褶量密到一定程度，边缘才立得住。轮到你：你的轮廓在样片上还成立吗？先做一块三十乘三十的对照。</w:t>
       </w:r>
     </w:p>
     <w:p>
@@ -2619,7 +2619,7 @@
         <w:pStyle w:val="SpokenText"/>
       </w:pPr>
       <w:r>
-        <w:t>同样是纱与荷叶，这五套用了五种不同的支撑办法——请找出每一套的承重点。</w:t>
+        <w:t>同样是纱和荷叶，这五套用了五种不同的支撑办法——请找出每一套的承重点。</w:t>
       </w:r>
     </w:p>
     <w:p>
@@ -2627,7 +2627,7 @@
         <w:pStyle w:val="SpokenText"/>
       </w:pPr>
       <w:r>
-        <w:t>常量是轻色域：粉与白贯穿五套，材料全部是透明或蓬松的轻质料。</w:t>
+        <w:t>常量是轻色域：粉和白贯穿五套，材料全部是透明或蓬松的轻质料。</w:t>
       </w:r>
     </w:p>
     <w:p>
@@ -2651,7 +2651,7 @@
         <w:pStyle w:val="SpokenText"/>
       </w:pPr>
       <w:r>
-        <w:t>角色梯度是：02入口款，针织加纱裙；03和05形象款；04连接款。</w:t>
+        <w:t>角色梯度是：02引流款，针织加纱裙；03和05形象款；04过渡款。</w:t>
       </w:r>
     </w:p>
     <w:p>
@@ -2785,7 +2785,7 @@
         <w:pStyle w:val="SpokenText"/>
       </w:pPr>
       <w:r>
-        <w:t>常量是两色：整场只有黑与军绿，颜色完全不承担变化，差异全部交给体量。</w:t>
+        <w:t>常量是两色：整场只有黑和军绿，颜色完全不承担变化，差异全部交给体量。</w:t>
       </w:r>
     </w:p>
     <w:p>
@@ -2809,7 +2809,7 @@
         <w:pStyle w:val="SpokenText"/>
       </w:pPr>
       <w:r>
-        <w:t>角色梯度是：01和03形象款；02连接款；04入口款；05是去掉支撑之后的对照。</w:t>
+        <w:t>角色梯度是：01和03形象款；02过渡款；04引流款；05是去掉支撑以后的对照。</w:t>
       </w:r>
     </w:p>
     <w:p>
@@ -2880,7 +2880,7 @@
         <w:pStyle w:val="SlideTitle"/>
       </w:pPr>
       <w:r>
-        <w:t>幻灯片 13｜第1课时实作：28分钟，把概念判断转成第一版可见输出</w:t>
+        <w:t>幻灯片 13｜第1课时实操：28分钟，把概念判断转成第一版可见输出</w:t>
       </w:r>
     </w:p>
     <w:p>
@@ -2888,7 +2888,7 @@
         <w:pStyle w:val="SlideMeta"/>
       </w:pPr>
       <w:r>
-        <w:t>建议时间：28分钟　｜　课堂功能：四阶段实作（盲读·样片·拍摄·放大）</w:t>
+        <w:t>建议时间：28分钟　｜　课堂功能：四阶段实操（盲读·样片·拍摄·放大）</w:t>
       </w:r>
     </w:p>
     <w:tbl>
@@ -2943,7 +2943,7 @@
         <w:pStyle w:val="SpokenText"/>
       </w:pPr>
       <w:r>
-        <w:t>第一阶段，材料盲读：不看名称，只通过触摸、折叠和悬挂记录材料行为与假设。为什么要盲读？因为看到“羊毛”两个字，你就已经在想它应该是什么样，而不是它实际是什么样。</w:t>
+        <w:t>第一阶段，材料盲读：不看名称，只通过触摸、折叠和悬挂记录材料行为和假设。为什么要盲读？因为看到“羊毛”两个字，你就已经在想它应该是什么样，而不是它实际是什么样。</w:t>
       </w:r>
     </w:p>
     <w:p>
@@ -2959,7 +2959,7 @@
         <w:pStyle w:val="SpokenText"/>
       </w:pPr>
       <w:r>
-        <w:t>第三阶段，对照拍摄：固定视角拍摄基准型与变量，标出体量、折痕、受力和边缘变化。</w:t>
+        <w:t>第三阶段，对照拍摄：固定视角拍摄基准型和变量，标出体量、折痕、受力和边缘变化。</w:t>
       </w:r>
     </w:p>
     <w:p>
@@ -2967,7 +2967,7 @@
         <w:pStyle w:val="SpokenText"/>
       </w:pPr>
       <w:r>
-        <w:t>第四阶段，选择与放大：选择一组最有效样片，放大到肩、袖或躯干部位。</w:t>
+        <w:t>第四阶段，选择和放大：选择一组最有效样片，放大到肩、袖或躯干部位。</w:t>
       </w:r>
     </w:p>
     <w:p>
@@ -2975,7 +2975,7 @@
         <w:pStyle w:val="SpokenText"/>
       </w:pPr>
       <w:r>
-        <w:t>交接第2课时：带着四组样片与对照照片进入坯样与动作测试。没有拍到前后对照的样片，不进入放大。</w:t>
+        <w:t>交接第2课时：带着四组样片和对照照片进入坯样和动作测试。没有拍到前后对照的样片，不进入放大。</w:t>
       </w:r>
     </w:p>
     <w:p>
@@ -3027,7 +3027,7 @@
               <w:rPr>
                 <w:sz w:val="19"/>
               </w:rPr>
-              <w:t>【转场语】 第1课时到此结束。休息之后把样片推到失效边界。</w:t>
+              <w:t>【转场语】 第1课时到此结束。休息以后把样片推到失效边界。</w:t>
             </w:r>
           </w:p>
         </w:tc>
@@ -3065,7 +3065,7 @@
         <w:rPr>
           <w:sz w:val="22"/>
         </w:rPr>
-        <w:t>用动作与层搭把样片推到失效边界，再决定修正</w:t>
+        <w:t>用动作与叠穿把样片推到失效边界，再决定修正</w:t>
       </w:r>
     </w:p>
     <w:p>
@@ -3108,7 +3108,7 @@
               <w:rPr>
                 <w:sz w:val="19"/>
               </w:rPr>
-              <w:t>【教师动作｜不发言】 宣布节奏：方法与实验9分钟、实作28分钟、讲评与评价5分钟、预告与离堂3分钟。</w:t>
+              <w:t>【教师动作｜不发言】 宣布节奏：方法与实验9分钟、实操28分钟、讲评与评价5分钟、预告与收尾3分钟。</w:t>
             </w:r>
           </w:p>
         </w:tc>
@@ -3128,7 +3128,7 @@
         <w:pStyle w:val="SpokenText"/>
       </w:pPr>
       <w:r>
-        <w:t>第1课时做出了样片与坯样；第2课时用动作与层搭把它们推到失效边界，再决定修正。</w:t>
+        <w:t>第1课时做出了样片与坯样；第2课时用动作与叠穿把它们推到失效边界，再决定修正。</w:t>
       </w:r>
     </w:p>
     <w:p>
@@ -3237,7 +3237,7 @@
         <w:pStyle w:val="SpokenText"/>
       </w:pPr>
       <w:r>
-        <w:t>一，折叠：以同方向或反方向折线测试材料的记忆性与体量边界。二，撑开：加入衬、骨条、夹层或空气层，观察支撑与重量的交换。注意“交换”这个词——加了支撑，一定要付出重量。</w:t>
+        <w:t>一，折叠：以同方向或反方向折线测试材料的记忆性和体量边界。二，撑开：加入衬、骨条、夹层或空气层，观察支撑和重量的交换。注意“交换”这个词——加了支撑，一定要付出重量。</w:t>
       </w:r>
     </w:p>
     <w:p>
@@ -3245,7 +3245,7 @@
         <w:pStyle w:val="SpokenText"/>
       </w:pPr>
       <w:r>
-        <w:t>三，压缩：通过绗缝、束带、抽褶或热压缩减体积并改变表面。四，错位：移动层与层的边缘或连接点，制造可控的露出和负空间。</w:t>
+        <w:t>三，压缩：通过绗缝、束带、抽褶或热压缩减体积并改变表面。四，错位：移动层和层的边缘或连接点，制造可控的露出和负空间。</w:t>
       </w:r>
     </w:p>
     <w:p>
@@ -3253,7 +3253,7 @@
         <w:pStyle w:val="SpokenText"/>
       </w:pPr>
       <w:r>
-        <w:t>五，贯穿：让带、绳或面料穿过开口，测试可调节结构与局部受力。六，替换：结构不变，只替换不同性能材料，比较轮廓与加工结果。</w:t>
+        <w:t>五，贯穿：让带、绳或面料穿过开口，测试可调节结构和局部受力。六，替换：结构不变，只替换不同性能材料，比较轮廓和加工结果。</w:t>
       </w:r>
     </w:p>
     <w:p>
@@ -3269,7 +3269,7 @@
         <w:pStyle w:val="SpokenText"/>
       </w:pPr>
       <w:r>
-        <w:t>八，记录：固定光线和视角拍摄，并在每张图上标记变量、结果与风险。</w:t>
+        <w:t>八，记录：固定光线和视角拍摄，并在每张图上标记变量、结果和风险。</w:t>
       </w:r>
     </w:p>
     <w:tbl>
@@ -3362,7 +3362,7 @@
         <w:pStyle w:val="SpokenText"/>
       </w:pPr>
       <w:r>
-        <w:t>矩阵用来生成与比较，不要求把所有组合都做成最终款。</w:t>
+        <w:t>矩阵用来生成和比较，不要求把所有组合都做成最终款。</w:t>
       </w:r>
     </w:p>
     <w:p>
@@ -3386,7 +3386,7 @@
         <w:pStyle w:val="SpokenText"/>
       </w:pPr>
       <w:r>
-        <w:t>四组样片的分配：硬挺、垂坠各一组，蓬松与弹性各一组；每组都要有基准型对照，否则无法判断变化量。</w:t>
+        <w:t>四组样片的分配：硬挺、垂坠各一组，蓬松和弹性各一组；每组都要有基准型对照，否则无法判断变化量。</w:t>
       </w:r>
     </w:p>
     <w:p>
@@ -3394,7 +3394,7 @@
         <w:pStyle w:val="SpokenText"/>
       </w:pPr>
       <w:r>
-        <w:t>无效组合举两个：“垂坠加骨撑”支撑与材料互相抵消；“硬挺加贴合加抬臂”动作必然失败。写下你删掉的组合与理由。</w:t>
+        <w:t>无效组合举两个：“垂坠加骨撑”支撑和材料互相抵消；“硬挺加贴合加抬臂”动作必然失败。写下你删掉的组合和理由。</w:t>
       </w:r>
     </w:p>
     <w:p>
@@ -3512,7 +3512,7 @@
         <w:pStyle w:val="SpokenText"/>
       </w:pPr>
       <w:r>
-        <w:t>基准型是统一样片：固定三十乘三十厘米尺寸和连接方式，记录材料原始重量、垂坠与边缘。先写死四项：材料名、克重、幅宽与连接方式。四项都要记。</w:t>
+        <w:t>基准型是统一样片：固定三十乘三十厘米尺寸和连接方式，记录材料原始重量、垂坠和边缘。先写死四项：材料名、克重、幅宽和连接方式。四项都要记。</w:t>
       </w:r>
     </w:p>
     <w:p>
@@ -3528,7 +3528,7 @@
         <w:pStyle w:val="SpokenText"/>
       </w:pPr>
       <w:r>
-        <w:t>V2压缩变量：只改变绗缝或束带密度，观察表面、厚度和活动性。记录绗缝间距从多少到多少，厚度与活动性各变了多少。</w:t>
+        <w:t>V2压缩变量：只改变绗缝或束带密度，观察表面、厚度和活动性。记录绗缝间距从多少到多少，厚度和活动性各变了多少。</w:t>
       </w:r>
     </w:p>
     <w:p>
@@ -3536,7 +3536,7 @@
         <w:pStyle w:val="SpokenText"/>
       </w:pPr>
       <w:r>
-        <w:t>V3层间距离：只改变内外层间隙，测试负空间、保温与动作冲突。记录间隙毫米数，以及抬臂时这个间隙是变大还是消失。</w:t>
+        <w:t>V3层间距离：只改变内外层间隙，测试负空间、保温和动作冲突。记录间隙毫米数，还有抬臂时这个间隙是变大还是消失。</w:t>
       </w:r>
     </w:p>
     <w:p>
@@ -3654,7 +3654,7 @@
         <w:pStyle w:val="SpokenText"/>
       </w:pPr>
       <w:r>
-        <w:t>把材料、体量、结构与顺序同时放回系列编排——五套覆盖从最硬到最软的整条刚度轴。</w:t>
+        <w:t>把材料、体量、结构和顺序同时放回系列编排——五套覆盖从最硬到最软的整条刚度轴。</w:t>
       </w:r>
     </w:p>
     <w:p>
@@ -3670,7 +3670,7 @@
         <w:pStyle w:val="SpokenText"/>
       </w:pPr>
       <w:r>
-        <w:t>造型02混合、连接款：在一个造型中控制硬软材料的连接位置与比例。这一套最难做——两种材料在一件衣服上接起来，接口就是风险点。</w:t>
+        <w:t>造型02混合、过渡款：在一个造型中控制硬软材料的连接位置和比例。这一套最难做——两种材料在一件衣服上接起来，触点就是风险点。</w:t>
       </w:r>
     </w:p>
     <w:p>
@@ -3678,7 +3678,7 @@
         <w:pStyle w:val="SpokenText"/>
       </w:pPr>
       <w:r>
-        <w:t>造型03柔体、入口款：以垂坠和包裹回应身体，强调重力与移动。</w:t>
+        <w:t>造型03柔体、引流款：以垂坠和包裹回应身体，强调重力和移动。</w:t>
       </w:r>
     </w:p>
     <w:p>
@@ -3686,7 +3686,7 @@
         <w:pStyle w:val="SpokenText"/>
       </w:pPr>
       <w:r>
-        <w:t>造型04调节、搭配款：通过可拆、抽绳或开合让体量随气候与动作变化。</w:t>
+        <w:t>造型04调节、搭配款：通过可拆、抽绳或开合让体量随气候和动作变化。</w:t>
       </w:r>
     </w:p>
     <w:p>
@@ -3746,7 +3746,7 @@
               <w:rPr>
                 <w:sz w:val="19"/>
               </w:rPr>
-              <w:t>【转场语】 现在用二十八分钟做坯样、动作与修正。</w:t>
+              <w:t>【转场语】 现在用二十八分钟做坯样、动作和修正。</w:t>
             </w:r>
           </w:p>
         </w:tc>
@@ -3757,7 +3757,7 @@
         <w:pStyle w:val="SlideTitle"/>
       </w:pPr>
       <w:r>
-        <w:t>幻灯片 19｜第2课时实作：28分钟，完成实验、编辑、同伴反馈与锁定</w:t>
+        <w:t>幻灯片 19｜第2课时实操：28分钟，完成实验、编辑、同伴反馈与锁定</w:t>
       </w:r>
     </w:p>
     <w:p>
@@ -3765,7 +3765,7 @@
         <w:pStyle w:val="SlideMeta"/>
       </w:pPr>
       <w:r>
-        <w:t>建议时间：28分钟　｜　课堂功能：四阶段实作（坯样·动作·层搭·修正）</w:t>
+        <w:t>建议时间：28分钟　｜　课堂功能：四阶段实操（坯样·动作·叠穿·修正）</w:t>
       </w:r>
     </w:p>
     <w:tbl>
@@ -3828,7 +3828,7 @@
         <w:pStyle w:val="SpokenText"/>
       </w:pPr>
       <w:r>
-        <w:t>第二阶段，动作测试：完成抬臂、坐姿、行走和闭合测试，记录限制与形态变化。四个动作，一个都不能少。</w:t>
+        <w:t>第二阶段，动作测试：完成抬臂、坐姿、行走和闭合测试，记录限制和形态变化。四个动作，一个都不能少。</w:t>
       </w:r>
     </w:p>
     <w:p>
@@ -3836,7 +3836,7 @@
         <w:pStyle w:val="SpokenText"/>
       </w:pPr>
       <w:r>
-        <w:t>第三阶段，层搭冲突图：叠加一个内层与一个中层，标出压迫、滑移、堆积和过热位置。四类问题：压迫、滑移、堆积、过热。请按这四个词去找。</w:t>
+        <w:t>第三阶段，叠穿冲突图：叠加一个内层和一个中层，标出压迫、滑移、堆积和过热位置。四类问题：压迫、滑移、堆积、过热。请按这四个词去找。</w:t>
       </w:r>
     </w:p>
     <w:p>
@@ -3852,7 +3852,7 @@
         <w:pStyle w:val="SpokenText"/>
       </w:pPr>
       <w:r>
-        <w:t>交接第12周：通过动作测试的结构与修正日志，是最终编辑的依据。没有失败诊断的实验，不算完成验证。</w:t>
+        <w:t>交接第12周：通过动作测试的结构和修正日志，是最终编辑的依据。没有失败诊断的实验，不算完成验证。</w:t>
       </w:r>
     </w:p>
     <w:p>
@@ -3994,7 +3994,7 @@
         <w:pStyle w:val="SpokenText"/>
       </w:pPr>
       <w:r>
-        <w:t>第三，半身坯样与动作测试：正侧背加四个动作视角，图上直接标注问题。不合格的样子是只拍站姿。抬臂、坐姿缺一项即视为未验证。这一条和第08周Gate 2完全一样，我不会放松。</w:t>
+        <w:t>第三，半身坯样和动作测试：正侧背加四个动作视角，图上直接标注问题。不合格的样子是只拍站姿。抬臂、坐姿缺一项即视为未验证。这一条和第08周Gate 2完全一样，我不会放松。</w:t>
       </w:r>
     </w:p>
     <w:p>
@@ -4120,7 +4120,7 @@
         <w:pStyle w:val="SpokenText"/>
       </w:pPr>
       <w:r>
-        <w:t>证据：本周指向是——指出是哪一块样片、哪一个动作视角，不能只说“材料太硬”。</w:t>
+        <w:t>证据：这周指向是——指出是哪一块样片、哪一个动作视角，不能只说“材料太硬”。</w:t>
       </w:r>
     </w:p>
     <w:p>
@@ -4128,7 +4128,7 @@
         <w:pStyle w:val="SpokenText"/>
       </w:pPr>
       <w:r>
-        <w:t>因果：本周指向是——说明这个刚度回应的是体量、保温还是活动量。</w:t>
+        <w:t>因果：这周指向是——说明这个刚度回应的是体量、保温还是活动量。</w:t>
       </w:r>
     </w:p>
     <w:p>
@@ -4136,7 +4136,7 @@
         <w:pStyle w:val="SpokenText"/>
       </w:pPr>
       <w:r>
-        <w:t>取舍：本周指向是——若把这块材料换掉，轮廓还剩下多少？换不掉就是唯一解。这是一个很好的判断方法：能换掉的材料，说明轮廓不是靠它撑的。</w:t>
+        <w:t>取舍：这周指向是——若把这块材料换掉，轮廓还剩下多少？换不掉就是唯一解。这是一个很好的判断方法：能换掉的材料，说明轮廓不是靠它撑的。</w:t>
       </w:r>
     </w:p>
     <w:p>
@@ -4144,7 +4144,7 @@
         <w:pStyle w:val="SpokenText"/>
       </w:pPr>
       <w:r>
-        <w:t>行动：本周指向是——指定矩阵中的一行，说明下一块样片改什么、怎么对照。</w:t>
+        <w:t>行动：这周指向是——指定矩阵中的一行，说明下一块样片改什么、怎么对照。</w:t>
       </w:r>
     </w:p>
     <w:p>
@@ -4188,7 +4188,7 @@
               <w:rPr>
                 <w:sz w:val="19"/>
               </w:rPr>
-              <w:t>【转场语】 本周怎么判定合格？</w:t>
+              <w:t>【转场语】 这周怎么判定合格？</w:t>
             </w:r>
           </w:p>
         </w:tc>
@@ -4270,7 +4270,7 @@
         <w:pStyle w:val="SpokenText"/>
       </w:pPr>
       <w:r>
-        <w:t>体量与结构实验占百分之二十五：变量受控，样片能够产生可比较的三维差异。这是本周权重最高的一项。</w:t>
+        <w:t>体量和结构实验占百分之二十五：变量受控，样片能产生可比较的三维差异。这是这周权重最高的一项。</w:t>
       </w:r>
     </w:p>
     <w:p>
@@ -4278,7 +4278,7 @@
         <w:pStyle w:val="SpokenText"/>
       </w:pPr>
       <w:r>
-        <w:t>身体与层搭验证占百分之二十：动作、空间、压迫和闭合问题被具体识别。</w:t>
+        <w:t>身体和叠穿验证占百分之二十：动作、空间、压迫和闭合问题被具体识别。</w:t>
       </w:r>
     </w:p>
     <w:p>
@@ -4387,7 +4387,7 @@
         <w:pStyle w:val="SpokenText"/>
       </w:pPr>
       <w:r>
-        <w:t>下周做最终取舍与产品编辑，只有经过样片验证的结构才有资格进入五款。</w:t>
+        <w:t>下周做最终取舍和产品编辑，只有经过样片验证的结构才有资格进入五款。</w:t>
       </w:r>
     </w:p>
     <w:p>
@@ -4395,7 +4395,7 @@
         <w:pStyle w:val="SpokenText"/>
       </w:pPr>
       <w:r>
-        <w:t>带上通过的结构：连同样片与动作测试照片，标明它解决了哪一个体量问题。没有照片的“通过”，下周不算数。</w:t>
+        <w:t>带上通过的结构：连同样片和动作测试照片，标明它解决了哪一个体量问题。没有照片的“通过”，下周不算数。</w:t>
       </w:r>
     </w:p>
     <w:p>
@@ -4403,7 +4403,7 @@
         <w:pStyle w:val="SpokenText"/>
       </w:pPr>
       <w:r>
-        <w:t>带上失败的诊断：至少一项失败实验与原因分析，下周用来判断哪条路已经封死。我说一句实话——失败清单能省掉下周一半的时间。</w:t>
+        <w:t>带上失败的诊断：至少一项失败实验和原因分析，下周用来判断哪条路已经封死。我说一句实话——失败清单能省掉下周一半的时间。</w:t>
       </w:r>
     </w:p>
     <w:p>
@@ -4446,7 +4446,7 @@
               <w:rPr>
                 <w:sz w:val="19"/>
               </w:rPr>
-              <w:t>【转场语】 最后请每人写一句离堂句。</w:t>
+              <w:t>【转场语】 最后请每人写一句一句话小结。</w:t>
             </w:r>
           </w:p>
         </w:tc>
@@ -4520,7 +4520,7 @@
         <w:pStyle w:val="SpokenText"/>
       </w:pPr>
       <w:r>
-        <w:t>本周四条结论：第一，材料不是效果图的填充，它会主动改变轮廓、重心和动作。</w:t>
+        <w:t>这周四条结论：第一，材料不是效果图的填充，它会主动改变轮廓、重心和动作。</w:t>
       </w:r>
     </w:p>
     <w:p>
@@ -4544,7 +4544,7 @@
         <w:pStyle w:val="SpokenText"/>
       </w:pPr>
       <w:r>
-        <w:t>第四，秋冬层搭必须同时验证视觉、温度、重量与身体活动。</w:t>
+        <w:t>第四，秋冬叠穿必须同时验证视觉、温度、重量和身体活动。</w:t>
       </w:r>
     </w:p>
     <w:p>
@@ -4602,7 +4602,7 @@
         <w:pStyle w:val="LectureBullet"/>
       </w:pPr>
       <w:r>
-        <w:t>• 第1课时实作：“二十八分钟。前六分钟盲读——把标签遮住，只用手判断。”／“还剩六分钟，选一组最有效的放大到肩、袖或躯干。”</w:t>
+        <w:t>• 第1课时实操：“二十八分钟。前六分钟盲读——把标签遮住，只用手判断。”／“还剩六分钟，选一组最有效的放大到肩、袖或躯干。”</w:t>
       </w:r>
     </w:p>
     <w:p>
@@ -4610,7 +4610,7 @@
         <w:pStyle w:val="LectureBullet"/>
       </w:pPr>
       <w:r>
-        <w:t>• 第2课时实作：“二十八分钟。前六分钟上人台，保留原变量，不要顺手改漂亮。”／“动作测试：抬臂、坐下、走两步、扣上。四个都要拍。”／“还剩六分钟，写三项：结构修正、材料替换、减法决定。”</w:t>
+        <w:t>• 第2课时实操：“二十八分钟。前六分钟上人台，保留原变量，不要顺手改漂亮。”／“动作测试：抬臂、坐下、走两步、扣上。四个都要拍。”／“还剩六分钟，写三项：结构修正、材料替换、减法决定。”</w:t>
       </w:r>
     </w:p>
     <w:p>
@@ -4700,7 +4700,7 @@
         <w:pStyle w:val="LectureBullet"/>
       </w:pPr>
       <w:r>
-        <w:t>• 比较三位设计师时只问机制与代价，不问“哪一种更东方”；案例含上海时装周与欧美品牌，避免用地域给设计水平排序。</w:t>
+        <w:t>• 比较三位设计师时只问原理与代价，不问“哪一种更东方”；案例含上海时装周与欧美品牌，避免用地域给设计水平排序。</w:t>
       </w:r>
     </w:p>
     <w:p>
@@ -4773,7 +4773,7 @@
         <w:pStyle w:val="LectureBullet"/>
       </w:pPr>
       <w:r>
-        <w:t>• 秀场并列图只作机制观察，不代表品牌官方版型说明；教材图像只作方法证据，保持原始比例，仅做边界裁切。</w:t>
+        <w:t>• 秀场并列图只作原理观察，不代表品牌官方版型说明；教材图像只作方法证据，保持原始比例，仅做边界裁切。</w:t>
       </w:r>
     </w:p>
     <w:p>
@@ -4825,7 +4825,7 @@
         <w:pStyle w:val="SpokenText"/>
       </w:pPr>
       <w:r>
-        <w:t>第11周讲稿结束：材料行为 → 四组结构样片 → 半身坯样与动作测试 → 层搭冲突图 → 修正日志。</w:t>
+        <w:t>第11周讲稿结束：材料行为 → 四组结构样片 → 半身坯样与动作测试 → 叠穿冲突图 → 修正日志。</w:t>
       </w:r>
     </w:p>
     <w:sectPr>

--- a/docs/jiangao/《女装设计III》第11周_中国大陆课堂完整讲稿_中文.docx
+++ b/docs/jiangao/《女装设计III》第11周_中国大陆课堂完整讲稿_中文.docx
@@ -98,36 +98,18 @@
         <w:t>面向韩国籍教师在中国大陆高校授课的中文口语化版本</w:t>
       </w:r>
     </w:p>
-    <w:tbl>
-      <w:tblPr>
-        <w:tblStyle w:val="TableGrid"/>
-        <w:tblW w:type="auto" w:w="0"/>
-        <w:tblLook w:firstColumn="1" w:firstRow="1" w:lastColumn="0" w:lastRow="0" w:noHBand="0" w:noVBand="1" w:val="04A0"/>
-      </w:tblPr>
-      <w:tblGrid>
-        <w:gridCol w:w="9524"/>
-      </w:tblGrid>
-      <w:tr>
-        <w:tc>
-          <w:tcPr>
-            <w:tcW w:type="dxa" w:w="9524"/>
-            <w:shd w:val="clear" w:fill="F2F2F2"/>
-          </w:tcPr>
-          <w:p>
-            <w:pPr>
-              <w:pStyle w:val="LectureBullet"/>
-            </w:pPr>
-            <w:r/>
-            <w:r>
-              <w:rPr>
-                <w:sz w:val="19"/>
-              </w:rPr>
-              <w:t>本文件把第11周HTML课件改写为可直接在中国大陆课堂中发言的完整讲稿。页面顺序、案例、教材出处、时间分配、评价权重与证据边界全部沿用课件原文。课件为课堂24页、全部25页（多出的1页为课后查阅的“期末评价连接”）。本周是全学期唯一系统做实物验证的一周，两节课各有一段28分钟动手实操，教师必须严格按页面上的分钟区间报时，并全程巡视操作。</w:t>
-            </w:r>
-          </w:p>
-        </w:tc>
-      </w:tr>
-    </w:tbl>
+    <w:p>
+      <w:pPr>
+        <w:pStyle w:val="LectureBullet"/>
+      </w:pPr>
+      <w:r/>
+      <w:r>
+        <w:rPr>
+          <w:sz w:val="19"/>
+        </w:rPr>
+        <w:t>本文件把第11周HTML课件改写为可直接在中国大陆课堂中发言的完整讲稿。页面顺序、案例、教材出处、时间分配、评价权重与证据边界全部沿用课件原文。课件为课堂24页、全部25页（多出的1页为课后查阅的“期末评价连接”）。本周是全学期唯一系统做实物验证的一周，两节课各有一段28分钟动手实操，教师必须严格按页面上的分钟区间报时，并全程巡视操作。</w:t>
+      </w:r>
+    </w:p>
     <w:p>
       <w:pPr/>
       <w:r>
@@ -194,869 +176,585 @@
         <w:t>【90分钟主线建议】</w:t>
       </w:r>
     </w:p>
-    <w:tbl>
-      <w:tblPr>
-        <w:tblStyle w:val="TableGrid"/>
-        <w:tblW w:type="auto" w:w="0"/>
-        <w:tblLook w:firstColumn="1" w:firstRow="1" w:lastColumn="0" w:lastRow="0" w:noHBand="0" w:noVBand="1" w:val="04A0"/>
-      </w:tblPr>
-      <w:tblGrid>
-        <w:gridCol w:w="3175"/>
-        <w:gridCol w:w="3175"/>
-        <w:gridCol w:w="3175"/>
-      </w:tblGrid>
-      <w:tr>
-        <w:tc>
-          <w:tcPr>
-            <w:tcW w:type="dxa" w:w="3175"/>
-          </w:tcPr>
-          <w:p>
-            <w:pPr>
-              <w:pStyle w:val="LectureBullet"/>
-            </w:pPr>
-            <w:r/>
-            <w:r>
-              <w:rPr>
-                <w:b/>
-                <w:sz w:val="18"/>
-              </w:rPr>
-              <w:t>时间</w:t>
-            </w:r>
-          </w:p>
-        </w:tc>
-        <w:tc>
-          <w:tcPr>
-            <w:tcW w:type="dxa" w:w="3175"/>
-          </w:tcPr>
-          <w:p>
-            <w:pPr>
-              <w:pStyle w:val="LectureBullet"/>
-            </w:pPr>
-            <w:r/>
-            <w:r>
-              <w:rPr>
-                <w:b/>
-                <w:sz w:val="18"/>
-              </w:rPr>
-              <w:t>内容</w:t>
-            </w:r>
-          </w:p>
-        </w:tc>
-        <w:tc>
-          <w:tcPr>
-            <w:tcW w:type="dxa" w:w="3175"/>
-          </w:tcPr>
-          <w:p>
-            <w:pPr>
-              <w:pStyle w:val="LectureBullet"/>
-            </w:pPr>
-            <w:r/>
-            <w:r>
-              <w:rPr>
-                <w:b/>
-                <w:sz w:val="18"/>
-              </w:rPr>
-              <w:t>学生动作</w:t>
-            </w:r>
-          </w:p>
-        </w:tc>
-      </w:tr>
-      <w:tr>
-        <w:tc>
-          <w:tcPr>
-            <w:tcW w:type="dxa" w:w="3175"/>
-          </w:tcPr>
-          <w:p>
-            <w:pPr>
-              <w:pStyle w:val="LectureBullet"/>
-            </w:pPr>
-            <w:r/>
-            <w:r>
-              <w:rPr>
-                <w:sz w:val="18"/>
-              </w:rPr>
-              <w:t>0–2分钟</w:t>
-            </w:r>
-          </w:p>
-        </w:tc>
-        <w:tc>
-          <w:tcPr>
-            <w:tcW w:type="dxa" w:w="3175"/>
-          </w:tcPr>
-          <w:p>
-            <w:pPr>
-              <w:pStyle w:val="LectureBullet"/>
-            </w:pPr>
-            <w:r/>
-            <w:r>
-              <w:rPr>
-                <w:sz w:val="18"/>
-              </w:rPr>
-              <w:t>封面与十六周总图</w:t>
-            </w:r>
-          </w:p>
-        </w:tc>
-        <w:tc>
-          <w:tcPr>
-            <w:tcW w:type="dxa" w:w="3175"/>
-          </w:tcPr>
-          <w:p>
-            <w:pPr>
-              <w:pStyle w:val="LectureBullet"/>
-            </w:pPr>
-            <w:r/>
-            <w:r>
-              <w:rPr>
-                <w:sz w:val="18"/>
-              </w:rPr>
-              <w:t>摊开三档外套主线与材料小样</w:t>
-            </w:r>
-          </w:p>
-        </w:tc>
-      </w:tr>
-      <w:tr>
-        <w:tc>
-          <w:tcPr>
-            <w:tcW w:type="dxa" w:w="3175"/>
-          </w:tcPr>
-          <w:p>
-            <w:pPr>
-              <w:pStyle w:val="LectureBullet"/>
-            </w:pPr>
-            <w:r/>
-            <w:r>
-              <w:rPr>
-                <w:sz w:val="18"/>
-              </w:rPr>
-              <w:t>2–5分钟</w:t>
-            </w:r>
-          </w:p>
-        </w:tc>
-        <w:tc>
-          <w:tcPr>
-            <w:tcW w:type="dxa" w:w="3175"/>
-          </w:tcPr>
-          <w:p>
-            <w:pPr>
-              <w:pStyle w:val="LectureBullet"/>
-            </w:pPr>
-            <w:r/>
-            <w:r>
-              <w:rPr>
-                <w:sz w:val="18"/>
-              </w:rPr>
-              <w:t>学习目标：四项可见证据</w:t>
-            </w:r>
-          </w:p>
-        </w:tc>
-        <w:tc>
-          <w:tcPr>
-            <w:tcW w:type="dxa" w:w="3175"/>
-          </w:tcPr>
-          <w:p>
-            <w:pPr>
-              <w:pStyle w:val="LectureBullet"/>
-            </w:pPr>
-            <w:r/>
-            <w:r>
-              <w:rPr>
-                <w:sz w:val="18"/>
-              </w:rPr>
-              <w:t>确认四项产出与提交规格</w:t>
-            </w:r>
-          </w:p>
-        </w:tc>
-      </w:tr>
-      <w:tr>
-        <w:tc>
-          <w:tcPr>
-            <w:tcW w:type="dxa" w:w="3175"/>
-          </w:tcPr>
-          <w:p>
-            <w:pPr>
-              <w:pStyle w:val="LectureBullet"/>
-            </w:pPr>
-            <w:r/>
-            <w:r>
-              <w:rPr>
-                <w:sz w:val="18"/>
-              </w:rPr>
-              <w:t>5–9分钟</w:t>
-            </w:r>
-          </w:p>
-        </w:tc>
-        <w:tc>
-          <w:tcPr>
-            <w:tcW w:type="dxa" w:w="3175"/>
-          </w:tcPr>
-          <w:p>
-            <w:pPr>
-              <w:pStyle w:val="LectureBullet"/>
-            </w:pPr>
-            <w:r/>
-            <w:r>
-              <w:rPr>
-                <w:sz w:val="18"/>
-              </w:rPr>
-              <w:t>第10周→本周衔接页（含开场2分钟）</w:t>
-            </w:r>
-          </w:p>
-        </w:tc>
-        <w:tc>
-          <w:tcPr>
-            <w:tcW w:type="dxa" w:w="3175"/>
-          </w:tcPr>
-          <w:p>
-            <w:pPr>
-              <w:pStyle w:val="LectureBullet"/>
-            </w:pPr>
-            <w:r/>
-            <w:r>
-              <w:rPr>
-                <w:sz w:val="18"/>
-              </w:rPr>
-              <w:t>把上周的问题改写成实验前假设</w:t>
-            </w:r>
-          </w:p>
-        </w:tc>
-      </w:tr>
-      <w:tr>
-        <w:tc>
-          <w:tcPr>
-            <w:tcW w:type="dxa" w:w="3175"/>
-          </w:tcPr>
-          <w:p>
-            <w:pPr>
-              <w:pStyle w:val="LectureBullet"/>
-            </w:pPr>
-            <w:r/>
-            <w:r>
-              <w:rPr>
-                <w:sz w:val="18"/>
-              </w:rPr>
-              <w:t>9–12分钟</w:t>
-            </w:r>
-          </w:p>
-        </w:tc>
-        <w:tc>
-          <w:tcPr>
-            <w:tcW w:type="dxa" w:w="3175"/>
-          </w:tcPr>
-          <w:p>
-            <w:pPr>
-              <w:pStyle w:val="LectureBullet"/>
-            </w:pPr>
-            <w:r/>
-            <w:r>
-              <w:rPr>
-                <w:sz w:val="18"/>
-              </w:rPr>
-              <w:t>大纲对照：本周是唯一系统做实物验证的一周</w:t>
-            </w:r>
-          </w:p>
-        </w:tc>
-        <w:tc>
-          <w:tcPr>
-            <w:tcW w:type="dxa" w:w="3175"/>
-          </w:tcPr>
-          <w:p>
-            <w:pPr>
-              <w:pStyle w:val="LectureBullet"/>
-            </w:pPr>
-            <w:r/>
-            <w:r>
-              <w:rPr>
-                <w:sz w:val="18"/>
-              </w:rPr>
-              <w:t>—</w:t>
-            </w:r>
-          </w:p>
-        </w:tc>
-      </w:tr>
-      <w:tr>
-        <w:tc>
-          <w:tcPr>
-            <w:tcW w:type="dxa" w:w="3175"/>
-          </w:tcPr>
-          <w:p>
-            <w:pPr>
-              <w:pStyle w:val="LectureBullet"/>
-            </w:pPr>
-            <w:r/>
-            <w:r>
-              <w:rPr>
-                <w:sz w:val="18"/>
-              </w:rPr>
-              <w:t>12–15分钟</w:t>
-            </w:r>
-          </w:p>
-        </w:tc>
-        <w:tc>
-          <w:tcPr>
-            <w:tcW w:type="dxa" w:w="3175"/>
-          </w:tcPr>
-          <w:p>
-            <w:pPr>
-              <w:pStyle w:val="LectureBullet"/>
-            </w:pPr>
-            <w:r/>
-            <w:r>
-              <w:rPr>
-                <w:sz w:val="18"/>
-              </w:rPr>
-              <w:t>教材证据一：同一元素、四种工艺（厚度·边缘·体量）</w:t>
-            </w:r>
-          </w:p>
-        </w:tc>
-        <w:tc>
-          <w:tcPr>
-            <w:tcW w:type="dxa" w:w="3175"/>
-          </w:tcPr>
-          <w:p>
-            <w:pPr>
-              <w:pStyle w:val="LectureBullet"/>
-            </w:pPr>
-            <w:r/>
-            <w:r>
-              <w:rPr>
-                <w:sz w:val="18"/>
-              </w:rPr>
-              <w:t>三选一并说明依据</w:t>
-            </w:r>
-          </w:p>
-        </w:tc>
-      </w:tr>
-      <w:tr>
-        <w:tc>
-          <w:tcPr>
-            <w:tcW w:type="dxa" w:w="3175"/>
-          </w:tcPr>
-          <w:p>
-            <w:pPr>
-              <w:pStyle w:val="LectureBullet"/>
-            </w:pPr>
-            <w:r/>
-            <w:r>
-              <w:rPr>
-                <w:sz w:val="18"/>
-              </w:rPr>
-              <w:t>15–18分钟</w:t>
-            </w:r>
-          </w:p>
-        </w:tc>
-        <w:tc>
-          <w:tcPr>
-            <w:tcW w:type="dxa" w:w="3175"/>
-          </w:tcPr>
-          <w:p>
-            <w:pPr>
-              <w:pStyle w:val="LectureBullet"/>
-            </w:pPr>
-            <w:r/>
-            <w:r>
-              <w:rPr>
-                <w:sz w:val="18"/>
-              </w:rPr>
-              <w:t>教材证据二：材料五项差异与数值记录</w:t>
-            </w:r>
-          </w:p>
-        </w:tc>
-        <w:tc>
-          <w:tcPr>
-            <w:tcW w:type="dxa" w:w="3175"/>
-          </w:tcPr>
-          <w:p>
-            <w:pPr>
-              <w:pStyle w:val="LectureBullet"/>
-            </w:pPr>
-            <w:r/>
-            <w:r>
-              <w:rPr>
-                <w:sz w:val="18"/>
-              </w:rPr>
-              <w:t>为一种材料写五项记录</w:t>
-            </w:r>
-          </w:p>
-        </w:tc>
-      </w:tr>
-      <w:tr>
-        <w:tc>
-          <w:tcPr>
-            <w:tcW w:type="dxa" w:w="3175"/>
-          </w:tcPr>
-          <w:p>
-            <w:pPr>
-              <w:pStyle w:val="LectureBullet"/>
-            </w:pPr>
-            <w:r/>
-            <w:r>
-              <w:rPr>
-                <w:sz w:val="18"/>
-              </w:rPr>
-              <w:t>18–20分钟</w:t>
-            </w:r>
-          </w:p>
-        </w:tc>
-        <w:tc>
-          <w:tcPr>
-            <w:tcW w:type="dxa" w:w="3175"/>
-          </w:tcPr>
-          <w:p>
-            <w:pPr>
-              <w:pStyle w:val="LectureBullet"/>
-            </w:pPr>
-            <w:r/>
-            <w:r>
-              <w:rPr>
-                <w:sz w:val="18"/>
-              </w:rPr>
-              <w:t>核心词汇四个术语</w:t>
-            </w:r>
-          </w:p>
-        </w:tc>
-        <w:tc>
-          <w:tcPr>
-            <w:tcW w:type="dxa" w:w="3175"/>
-          </w:tcPr>
-          <w:p>
-            <w:pPr>
-              <w:pStyle w:val="LectureBullet"/>
-            </w:pPr>
-            <w:r/>
-            <w:r>
-              <w:rPr>
-                <w:sz w:val="18"/>
-              </w:rPr>
-              <w:t>—</w:t>
-            </w:r>
-          </w:p>
-        </w:tc>
-      </w:tr>
-      <w:tr>
-        <w:tc>
-          <w:tcPr>
-            <w:tcW w:type="dxa" w:w="3175"/>
-          </w:tcPr>
-          <w:p>
-            <w:pPr>
-              <w:pStyle w:val="LectureBullet"/>
-            </w:pPr>
-            <w:r/>
-            <w:r>
-              <w:rPr>
-                <w:sz w:val="18"/>
-              </w:rPr>
-              <w:t>20–22分钟</w:t>
-            </w:r>
-          </w:p>
-        </w:tc>
-        <w:tc>
-          <w:tcPr>
-            <w:tcW w:type="dxa" w:w="3175"/>
-          </w:tcPr>
-          <w:p>
-            <w:pPr>
-              <w:pStyle w:val="LectureBullet"/>
-            </w:pPr>
-            <w:r/>
-            <w:r>
-              <w:rPr>
-                <w:sz w:val="18"/>
-              </w:rPr>
-              <w:t>概念模型：同一块布上的四种拉扯</w:t>
-            </w:r>
-          </w:p>
-        </w:tc>
-        <w:tc>
-          <w:tcPr>
-            <w:tcW w:type="dxa" w:w="3175"/>
-          </w:tcPr>
-          <w:p>
-            <w:pPr>
-              <w:pStyle w:val="LectureBullet"/>
-            </w:pPr>
-            <w:r/>
-            <w:r>
-              <w:rPr>
-                <w:sz w:val="18"/>
-              </w:rPr>
-              <w:t>对照四条失败信号自查</w:t>
-            </w:r>
-          </w:p>
-        </w:tc>
-      </w:tr>
-      <w:tr>
-        <w:tc>
-          <w:tcPr>
-            <w:tcW w:type="dxa" w:w="3175"/>
-          </w:tcPr>
-          <w:p>
-            <w:pPr>
-              <w:pStyle w:val="LectureBullet"/>
-            </w:pPr>
-            <w:r/>
-            <w:r>
-              <w:rPr>
-                <w:sz w:val="18"/>
-              </w:rPr>
-              <w:t>22–27分钟</w:t>
-            </w:r>
-          </w:p>
-        </w:tc>
-        <w:tc>
-          <w:tcPr>
-            <w:tcW w:type="dxa" w:w="3175"/>
-          </w:tcPr>
-          <w:p>
-            <w:pPr>
-              <w:pStyle w:val="LectureBullet"/>
-            </w:pPr>
-            <w:r/>
-            <w:r>
-              <w:rPr>
-                <w:sz w:val="18"/>
-              </w:rPr>
-              <w:t>比较判断、设计师案例A（轻料支撑）与B（刚度轴）</w:t>
-            </w:r>
-          </w:p>
-        </w:tc>
-        <w:tc>
-          <w:tcPr>
-            <w:tcW w:type="dxa" w:w="3175"/>
-          </w:tcPr>
-          <w:p>
-            <w:pPr>
-              <w:pStyle w:val="LectureBullet"/>
-            </w:pPr>
-            <w:r/>
-            <w:r>
-              <w:rPr>
-                <w:sz w:val="18"/>
-              </w:rPr>
-              <w:t>确定自己走哪条支撑路线</w:t>
-            </w:r>
-          </w:p>
-        </w:tc>
-      </w:tr>
-      <w:tr>
-        <w:tc>
-          <w:tcPr>
-            <w:tcW w:type="dxa" w:w="3175"/>
-          </w:tcPr>
-          <w:p>
-            <w:pPr>
-              <w:pStyle w:val="LectureBullet"/>
-            </w:pPr>
-            <w:r/>
-            <w:r>
-              <w:rPr>
-                <w:sz w:val="18"/>
-              </w:rPr>
-              <w:t>27–45分钟</w:t>
-            </w:r>
-          </w:p>
-        </w:tc>
-        <w:tc>
-          <w:tcPr>
-            <w:tcW w:type="dxa" w:w="3175"/>
-          </w:tcPr>
-          <w:p>
-            <w:pPr>
-              <w:pStyle w:val="LectureBullet"/>
-            </w:pPr>
-            <w:r/>
-            <w:r>
-              <w:rPr>
-                <w:sz w:val="18"/>
-              </w:rPr>
-              <w:t>第1课时实操：28分钟四阶段（盲读·样片·拍摄·放大）</w:t>
-            </w:r>
-          </w:p>
-        </w:tc>
-        <w:tc>
-          <w:tcPr>
-            <w:tcW w:type="dxa" w:w="3175"/>
-          </w:tcPr>
-          <w:p>
-            <w:pPr>
-              <w:pStyle w:val="LectureBullet"/>
-            </w:pPr>
-            <w:r/>
-            <w:r>
-              <w:rPr>
-                <w:sz w:val="18"/>
-              </w:rPr>
-              <w:t>四组样片＋前后对照照片</w:t>
-            </w:r>
-          </w:p>
-        </w:tc>
-      </w:tr>
-      <w:tr>
-        <w:tc>
-          <w:tcPr>
-            <w:tcW w:type="dxa" w:w="3175"/>
-          </w:tcPr>
-          <w:p>
-            <w:pPr>
-              <w:pStyle w:val="LectureBullet"/>
-            </w:pPr>
-            <w:r/>
-            <w:r>
-              <w:rPr>
-                <w:sz w:val="18"/>
-              </w:rPr>
-              <w:t>45–46分钟</w:t>
-            </w:r>
-          </w:p>
-        </w:tc>
-        <w:tc>
-          <w:tcPr>
-            <w:tcW w:type="dxa" w:w="3175"/>
-          </w:tcPr>
-          <w:p>
-            <w:pPr>
-              <w:pStyle w:val="LectureBullet"/>
-            </w:pPr>
-            <w:r/>
-            <w:r>
-              <w:rPr>
-                <w:sz w:val="18"/>
-              </w:rPr>
-              <w:t>第2课时开场：把样片推到失效边界</w:t>
-            </w:r>
-          </w:p>
-        </w:tc>
-        <w:tc>
-          <w:tcPr>
-            <w:tcW w:type="dxa" w:w="3175"/>
-          </w:tcPr>
-          <w:p>
-            <w:pPr>
-              <w:pStyle w:val="LectureBullet"/>
-            </w:pPr>
-            <w:r/>
-            <w:r>
-              <w:rPr>
-                <w:sz w:val="18"/>
-              </w:rPr>
-              <w:t>—</w:t>
-            </w:r>
-          </w:p>
-        </w:tc>
-      </w:tr>
-      <w:tr>
-        <w:tc>
-          <w:tcPr>
-            <w:tcW w:type="dxa" w:w="3175"/>
-          </w:tcPr>
-          <w:p>
-            <w:pPr>
-              <w:pStyle w:val="LectureBullet"/>
-            </w:pPr>
-            <w:r/>
-            <w:r>
-              <w:rPr>
-                <w:sz w:val="18"/>
-              </w:rPr>
-              <w:t>46–54分钟</w:t>
-            </w:r>
-          </w:p>
-        </w:tc>
-        <w:tc>
-          <w:tcPr>
-            <w:tcW w:type="dxa" w:w="3175"/>
-          </w:tcPr>
-          <w:p>
-            <w:pPr>
-              <w:pStyle w:val="LectureBullet"/>
-            </w:pPr>
-            <w:r/>
-            <w:r>
-              <w:rPr>
-                <w:sz w:val="18"/>
-              </w:rPr>
-              <w:t>操作动词八个、变量矩阵、受控实验、系列应用</w:t>
-            </w:r>
-          </w:p>
-        </w:tc>
-        <w:tc>
-          <w:tcPr>
-            <w:tcW w:type="dxa" w:w="3175"/>
-          </w:tcPr>
-          <w:p>
-            <w:pPr>
-              <w:pStyle w:val="LectureBullet"/>
-            </w:pPr>
-            <w:r/>
-            <w:r>
-              <w:rPr>
-                <w:sz w:val="18"/>
-              </w:rPr>
-              <w:t>固定材料行为一行，只移动一格</w:t>
-            </w:r>
-          </w:p>
-        </w:tc>
-      </w:tr>
-      <w:tr>
-        <w:tc>
-          <w:tcPr>
-            <w:tcW w:type="dxa" w:w="3175"/>
-          </w:tcPr>
-          <w:p>
-            <w:pPr>
-              <w:pStyle w:val="LectureBullet"/>
-            </w:pPr>
-            <w:r/>
-            <w:r>
-              <w:rPr>
-                <w:sz w:val="18"/>
-              </w:rPr>
-              <w:t>54–82分钟</w:t>
-            </w:r>
-          </w:p>
-        </w:tc>
-        <w:tc>
-          <w:tcPr>
-            <w:tcW w:type="dxa" w:w="3175"/>
-          </w:tcPr>
-          <w:p>
-            <w:pPr>
-              <w:pStyle w:val="LectureBullet"/>
-            </w:pPr>
-            <w:r/>
-            <w:r>
-              <w:rPr>
-                <w:sz w:val="18"/>
-              </w:rPr>
-              <w:t>第2课时实操：28分钟四阶段（坯样·动作·叠穿·修正）</w:t>
-            </w:r>
-          </w:p>
-        </w:tc>
-        <w:tc>
-          <w:tcPr>
-            <w:tcW w:type="dxa" w:w="3175"/>
-          </w:tcPr>
-          <w:p>
-            <w:pPr>
-              <w:pStyle w:val="LectureBullet"/>
-            </w:pPr>
-            <w:r/>
-            <w:r>
-              <w:rPr>
-                <w:sz w:val="18"/>
-              </w:rPr>
-              <w:t>半身坯样＋动作测试＋修正日志</w:t>
-            </w:r>
-          </w:p>
-        </w:tc>
-      </w:tr>
-      <w:tr>
-        <w:tc>
-          <w:tcPr>
-            <w:tcW w:type="dxa" w:w="3175"/>
-          </w:tcPr>
-          <w:p>
-            <w:pPr>
-              <w:pStyle w:val="LectureBullet"/>
-            </w:pPr>
-            <w:r/>
-            <w:r>
-              <w:rPr>
-                <w:sz w:val="18"/>
-              </w:rPr>
-              <w:t>82–87分钟</w:t>
-            </w:r>
-          </w:p>
-        </w:tc>
-        <w:tc>
-          <w:tcPr>
-            <w:tcW w:type="dxa" w:w="3175"/>
-          </w:tcPr>
-          <w:p>
-            <w:pPr>
-              <w:pStyle w:val="LectureBullet"/>
-            </w:pPr>
-            <w:r/>
-            <w:r>
-              <w:rPr>
-                <w:sz w:val="18"/>
-              </w:rPr>
-              <w:t>提交证据四类、同伴讲评、形成性评价</w:t>
-            </w:r>
-          </w:p>
-        </w:tc>
-        <w:tc>
-          <w:tcPr>
-            <w:tcW w:type="dxa" w:w="3175"/>
-          </w:tcPr>
-          <w:p>
-            <w:pPr>
-              <w:pStyle w:val="LectureBullet"/>
-            </w:pPr>
-            <w:r/>
-            <w:r>
-              <w:rPr>
-                <w:sz w:val="18"/>
-              </w:rPr>
-              <w:t>按四类证据自查板面</w:t>
-            </w:r>
-          </w:p>
-        </w:tc>
-      </w:tr>
-      <w:tr>
-        <w:tc>
-          <w:tcPr>
-            <w:tcW w:type="dxa" w:w="3175"/>
-          </w:tcPr>
-          <w:p>
-            <w:pPr>
-              <w:pStyle w:val="LectureBullet"/>
-            </w:pPr>
-            <w:r/>
-            <w:r>
-              <w:rPr>
-                <w:sz w:val="18"/>
-              </w:rPr>
-              <w:t>87–90分钟</w:t>
-            </w:r>
-          </w:p>
-        </w:tc>
-        <w:tc>
-          <w:tcPr>
-            <w:tcW w:type="dxa" w:w="3175"/>
-          </w:tcPr>
-          <w:p>
-            <w:pPr>
-              <w:pStyle w:val="LectureBullet"/>
-            </w:pPr>
-            <w:r/>
-            <w:r>
-              <w:rPr>
-                <w:sz w:val="18"/>
-              </w:rPr>
-              <w:t>第12周准备与一句话小结</w:t>
-            </w:r>
-          </w:p>
-        </w:tc>
-        <w:tc>
-          <w:tcPr>
-            <w:tcW w:type="dxa" w:w="3175"/>
-          </w:tcPr>
-          <w:p>
-            <w:pPr>
-              <w:pStyle w:val="LectureBullet"/>
-            </w:pPr>
-            <w:r/>
-            <w:r>
-              <w:rPr>
-                <w:sz w:val="18"/>
-              </w:rPr>
-              <w:t>写一句话小结并提交</w:t>
-            </w:r>
-          </w:p>
-        </w:tc>
-      </w:tr>
-    </w:tbl>
+    <w:p>
+      <w:pPr>
+        <w:pStyle w:val="LectureBullet"/>
+      </w:pPr>
+      <w:r/>
+      <w:r>
+        <w:rPr>
+          <w:b/>
+          <w:sz w:val="18"/>
+        </w:rPr>
+        <w:t>时间</w:t>
+      </w:r>
+    </w:p>
+    <w:p>
+      <w:pPr>
+        <w:pStyle w:val="LectureBullet"/>
+      </w:pPr>
+      <w:r/>
+      <w:r>
+        <w:rPr>
+          <w:b/>
+          <w:sz w:val="18"/>
+        </w:rPr>
+        <w:t>内容</w:t>
+      </w:r>
+    </w:p>
+    <w:p>
+      <w:pPr>
+        <w:pStyle w:val="LectureBullet"/>
+      </w:pPr>
+      <w:r/>
+      <w:r>
+        <w:rPr>
+          <w:b/>
+          <w:sz w:val="18"/>
+        </w:rPr>
+        <w:t>学生动作</w:t>
+      </w:r>
+    </w:p>
+    <w:p>
+      <w:pPr>
+        <w:pStyle w:val="LectureBullet"/>
+      </w:pPr>
+      <w:r/>
+      <w:r>
+        <w:rPr>
+          <w:sz w:val="18"/>
+        </w:rPr>
+        <w:t>0–2分钟</w:t>
+      </w:r>
+    </w:p>
+    <w:p>
+      <w:pPr>
+        <w:pStyle w:val="LectureBullet"/>
+      </w:pPr>
+      <w:r/>
+      <w:r>
+        <w:rPr>
+          <w:sz w:val="18"/>
+        </w:rPr>
+        <w:t>封面与十六周总图</w:t>
+      </w:r>
+    </w:p>
+    <w:p>
+      <w:pPr>
+        <w:pStyle w:val="LectureBullet"/>
+      </w:pPr>
+      <w:r/>
+      <w:r>
+        <w:rPr>
+          <w:sz w:val="18"/>
+        </w:rPr>
+        <w:t>摊开三档外套主线与材料小样</w:t>
+      </w:r>
+    </w:p>
+    <w:p>
+      <w:pPr>
+        <w:pStyle w:val="LectureBullet"/>
+      </w:pPr>
+      <w:r/>
+      <w:r>
+        <w:rPr>
+          <w:sz w:val="18"/>
+        </w:rPr>
+        <w:t>2–5分钟</w:t>
+      </w:r>
+    </w:p>
+    <w:p>
+      <w:pPr>
+        <w:pStyle w:val="LectureBullet"/>
+      </w:pPr>
+      <w:r/>
+      <w:r>
+        <w:rPr>
+          <w:sz w:val="18"/>
+        </w:rPr>
+        <w:t>学习目标：四项可见证据</w:t>
+      </w:r>
+    </w:p>
+    <w:p>
+      <w:pPr>
+        <w:pStyle w:val="LectureBullet"/>
+      </w:pPr>
+      <w:r/>
+      <w:r>
+        <w:rPr>
+          <w:sz w:val="18"/>
+        </w:rPr>
+        <w:t>确认四项产出与提交规格</w:t>
+      </w:r>
+    </w:p>
+    <w:p>
+      <w:pPr>
+        <w:pStyle w:val="LectureBullet"/>
+      </w:pPr>
+      <w:r/>
+      <w:r>
+        <w:rPr>
+          <w:sz w:val="18"/>
+        </w:rPr>
+        <w:t>5–9分钟</w:t>
+      </w:r>
+    </w:p>
+    <w:p>
+      <w:pPr>
+        <w:pStyle w:val="LectureBullet"/>
+      </w:pPr>
+      <w:r/>
+      <w:r>
+        <w:rPr>
+          <w:sz w:val="18"/>
+        </w:rPr>
+        <w:t>第10周→本周衔接页（含开场2分钟）</w:t>
+      </w:r>
+    </w:p>
+    <w:p>
+      <w:pPr>
+        <w:pStyle w:val="LectureBullet"/>
+      </w:pPr>
+      <w:r/>
+      <w:r>
+        <w:rPr>
+          <w:sz w:val="18"/>
+        </w:rPr>
+        <w:t>把上周的问题改写成实验前假设</w:t>
+      </w:r>
+    </w:p>
+    <w:p>
+      <w:pPr>
+        <w:pStyle w:val="LectureBullet"/>
+      </w:pPr>
+      <w:r/>
+      <w:r>
+        <w:rPr>
+          <w:sz w:val="18"/>
+        </w:rPr>
+        <w:t>9–12分钟</w:t>
+      </w:r>
+    </w:p>
+    <w:p>
+      <w:pPr>
+        <w:pStyle w:val="LectureBullet"/>
+      </w:pPr>
+      <w:r/>
+      <w:r>
+        <w:rPr>
+          <w:sz w:val="18"/>
+        </w:rPr>
+        <w:t>大纲对照：本周是唯一系统做实物验证的一周</w:t>
+      </w:r>
+    </w:p>
+    <w:p>
+      <w:pPr>
+        <w:pStyle w:val="LectureBullet"/>
+      </w:pPr>
+      <w:r/>
+      <w:r>
+        <w:rPr>
+          <w:sz w:val="18"/>
+        </w:rPr>
+        <w:t>—</w:t>
+      </w:r>
+    </w:p>
+    <w:p>
+      <w:pPr>
+        <w:pStyle w:val="LectureBullet"/>
+      </w:pPr>
+      <w:r/>
+      <w:r>
+        <w:rPr>
+          <w:sz w:val="18"/>
+        </w:rPr>
+        <w:t>12–15分钟</w:t>
+      </w:r>
+    </w:p>
+    <w:p>
+      <w:pPr>
+        <w:pStyle w:val="LectureBullet"/>
+      </w:pPr>
+      <w:r/>
+      <w:r>
+        <w:rPr>
+          <w:sz w:val="18"/>
+        </w:rPr>
+        <w:t>教材证据一：同一元素、四种工艺（厚度·边缘·体量）</w:t>
+      </w:r>
+    </w:p>
+    <w:p>
+      <w:pPr>
+        <w:pStyle w:val="LectureBullet"/>
+      </w:pPr>
+      <w:r/>
+      <w:r>
+        <w:rPr>
+          <w:sz w:val="18"/>
+        </w:rPr>
+        <w:t>三选一并说明依据</w:t>
+      </w:r>
+    </w:p>
+    <w:p>
+      <w:pPr>
+        <w:pStyle w:val="LectureBullet"/>
+      </w:pPr>
+      <w:r/>
+      <w:r>
+        <w:rPr>
+          <w:sz w:val="18"/>
+        </w:rPr>
+        <w:t>15–18分钟</w:t>
+      </w:r>
+    </w:p>
+    <w:p>
+      <w:pPr>
+        <w:pStyle w:val="LectureBullet"/>
+      </w:pPr>
+      <w:r/>
+      <w:r>
+        <w:rPr>
+          <w:sz w:val="18"/>
+        </w:rPr>
+        <w:t>教材证据二：材料五项差异与数值记录</w:t>
+      </w:r>
+    </w:p>
+    <w:p>
+      <w:pPr>
+        <w:pStyle w:val="LectureBullet"/>
+      </w:pPr>
+      <w:r/>
+      <w:r>
+        <w:rPr>
+          <w:sz w:val="18"/>
+        </w:rPr>
+        <w:t>为一种材料写五项记录</w:t>
+      </w:r>
+    </w:p>
+    <w:p>
+      <w:pPr>
+        <w:pStyle w:val="LectureBullet"/>
+      </w:pPr>
+      <w:r/>
+      <w:r>
+        <w:rPr>
+          <w:sz w:val="18"/>
+        </w:rPr>
+        <w:t>18–20分钟</w:t>
+      </w:r>
+    </w:p>
+    <w:p>
+      <w:pPr>
+        <w:pStyle w:val="LectureBullet"/>
+      </w:pPr>
+      <w:r/>
+      <w:r>
+        <w:rPr>
+          <w:sz w:val="18"/>
+        </w:rPr>
+        <w:t>核心词汇四个术语</w:t>
+      </w:r>
+    </w:p>
+    <w:p>
+      <w:pPr>
+        <w:pStyle w:val="LectureBullet"/>
+      </w:pPr>
+      <w:r/>
+      <w:r>
+        <w:rPr>
+          <w:sz w:val="18"/>
+        </w:rPr>
+        <w:t>—</w:t>
+      </w:r>
+    </w:p>
+    <w:p>
+      <w:pPr>
+        <w:pStyle w:val="LectureBullet"/>
+      </w:pPr>
+      <w:r/>
+      <w:r>
+        <w:rPr>
+          <w:sz w:val="18"/>
+        </w:rPr>
+        <w:t>20–22分钟</w:t>
+      </w:r>
+    </w:p>
+    <w:p>
+      <w:pPr>
+        <w:pStyle w:val="LectureBullet"/>
+      </w:pPr>
+      <w:r/>
+      <w:r>
+        <w:rPr>
+          <w:sz w:val="18"/>
+        </w:rPr>
+        <w:t>概念模型：同一块布上的四种拉扯</w:t>
+      </w:r>
+    </w:p>
+    <w:p>
+      <w:pPr>
+        <w:pStyle w:val="LectureBullet"/>
+      </w:pPr>
+      <w:r/>
+      <w:r>
+        <w:rPr>
+          <w:sz w:val="18"/>
+        </w:rPr>
+        <w:t>对照四条失败信号自查</w:t>
+      </w:r>
+    </w:p>
+    <w:p>
+      <w:pPr>
+        <w:pStyle w:val="LectureBullet"/>
+      </w:pPr>
+      <w:r/>
+      <w:r>
+        <w:rPr>
+          <w:sz w:val="18"/>
+        </w:rPr>
+        <w:t>22–27分钟</w:t>
+      </w:r>
+    </w:p>
+    <w:p>
+      <w:pPr>
+        <w:pStyle w:val="LectureBullet"/>
+      </w:pPr>
+      <w:r/>
+      <w:r>
+        <w:rPr>
+          <w:sz w:val="18"/>
+        </w:rPr>
+        <w:t>比较判断、设计师案例A（轻料支撑）与B（刚度轴）</w:t>
+      </w:r>
+    </w:p>
+    <w:p>
+      <w:pPr>
+        <w:pStyle w:val="LectureBullet"/>
+      </w:pPr>
+      <w:r/>
+      <w:r>
+        <w:rPr>
+          <w:sz w:val="18"/>
+        </w:rPr>
+        <w:t>确定自己走哪条支撑路线</w:t>
+      </w:r>
+    </w:p>
+    <w:p>
+      <w:pPr>
+        <w:pStyle w:val="LectureBullet"/>
+      </w:pPr>
+      <w:r/>
+      <w:r>
+        <w:rPr>
+          <w:sz w:val="18"/>
+        </w:rPr>
+        <w:t>27–45分钟</w:t>
+      </w:r>
+    </w:p>
+    <w:p>
+      <w:pPr>
+        <w:pStyle w:val="LectureBullet"/>
+      </w:pPr>
+      <w:r/>
+      <w:r>
+        <w:rPr>
+          <w:sz w:val="18"/>
+        </w:rPr>
+        <w:t>第1课时实操：28分钟四阶段（盲读·样片·拍摄·放大）</w:t>
+      </w:r>
+    </w:p>
+    <w:p>
+      <w:pPr>
+        <w:pStyle w:val="LectureBullet"/>
+      </w:pPr>
+      <w:r/>
+      <w:r>
+        <w:rPr>
+          <w:sz w:val="18"/>
+        </w:rPr>
+        <w:t>四组样片＋前后对照照片</w:t>
+      </w:r>
+    </w:p>
+    <w:p>
+      <w:pPr>
+        <w:pStyle w:val="LectureBullet"/>
+      </w:pPr>
+      <w:r/>
+      <w:r>
+        <w:rPr>
+          <w:sz w:val="18"/>
+        </w:rPr>
+        <w:t>45–46分钟</w:t>
+      </w:r>
+    </w:p>
+    <w:p>
+      <w:pPr>
+        <w:pStyle w:val="LectureBullet"/>
+      </w:pPr>
+      <w:r/>
+      <w:r>
+        <w:rPr>
+          <w:sz w:val="18"/>
+        </w:rPr>
+        <w:t>第2课时开场：把样片推到失效边界</w:t>
+      </w:r>
+    </w:p>
+    <w:p>
+      <w:pPr>
+        <w:pStyle w:val="LectureBullet"/>
+      </w:pPr>
+      <w:r/>
+      <w:r>
+        <w:rPr>
+          <w:sz w:val="18"/>
+        </w:rPr>
+        <w:t>—</w:t>
+      </w:r>
+    </w:p>
+    <w:p>
+      <w:pPr>
+        <w:pStyle w:val="LectureBullet"/>
+      </w:pPr>
+      <w:r/>
+      <w:r>
+        <w:rPr>
+          <w:sz w:val="18"/>
+        </w:rPr>
+        <w:t>46–54分钟</w:t>
+      </w:r>
+    </w:p>
+    <w:p>
+      <w:pPr>
+        <w:pStyle w:val="LectureBullet"/>
+      </w:pPr>
+      <w:r/>
+      <w:r>
+        <w:rPr>
+          <w:sz w:val="18"/>
+        </w:rPr>
+        <w:t>操作动词八个、变量矩阵、受控实验、系列应用</w:t>
+      </w:r>
+    </w:p>
+    <w:p>
+      <w:pPr>
+        <w:pStyle w:val="LectureBullet"/>
+      </w:pPr>
+      <w:r/>
+      <w:r>
+        <w:rPr>
+          <w:sz w:val="18"/>
+        </w:rPr>
+        <w:t>固定材料行为一行，只移动一格</w:t>
+      </w:r>
+    </w:p>
+    <w:p>
+      <w:pPr>
+        <w:pStyle w:val="LectureBullet"/>
+      </w:pPr>
+      <w:r/>
+      <w:r>
+        <w:rPr>
+          <w:sz w:val="18"/>
+        </w:rPr>
+        <w:t>54–82分钟</w:t>
+      </w:r>
+    </w:p>
+    <w:p>
+      <w:pPr>
+        <w:pStyle w:val="LectureBullet"/>
+      </w:pPr>
+      <w:r/>
+      <w:r>
+        <w:rPr>
+          <w:sz w:val="18"/>
+        </w:rPr>
+        <w:t>第2课时实操：28分钟四阶段（坯样·动作·叠穿·修正）</w:t>
+      </w:r>
+    </w:p>
+    <w:p>
+      <w:pPr>
+        <w:pStyle w:val="LectureBullet"/>
+      </w:pPr>
+      <w:r/>
+      <w:r>
+        <w:rPr>
+          <w:sz w:val="18"/>
+        </w:rPr>
+        <w:t>半身坯样＋动作测试＋修正日志</w:t>
+      </w:r>
+    </w:p>
+    <w:p>
+      <w:pPr>
+        <w:pStyle w:val="LectureBullet"/>
+      </w:pPr>
+      <w:r/>
+      <w:r>
+        <w:rPr>
+          <w:sz w:val="18"/>
+        </w:rPr>
+        <w:t>82–87分钟</w:t>
+      </w:r>
+    </w:p>
+    <w:p>
+      <w:pPr>
+        <w:pStyle w:val="LectureBullet"/>
+      </w:pPr>
+      <w:r/>
+      <w:r>
+        <w:rPr>
+          <w:sz w:val="18"/>
+        </w:rPr>
+        <w:t>提交证据四类、同伴讲评、形成性评价</w:t>
+      </w:r>
+    </w:p>
+    <w:p>
+      <w:pPr>
+        <w:pStyle w:val="LectureBullet"/>
+      </w:pPr>
+      <w:r/>
+      <w:r>
+        <w:rPr>
+          <w:sz w:val="18"/>
+        </w:rPr>
+        <w:t>按四类证据自查板面</w:t>
+      </w:r>
+    </w:p>
+    <w:p>
+      <w:pPr>
+        <w:pStyle w:val="LectureBullet"/>
+      </w:pPr>
+      <w:r/>
+      <w:r>
+        <w:rPr>
+          <w:sz w:val="18"/>
+        </w:rPr>
+        <w:t>87–90分钟</w:t>
+      </w:r>
+    </w:p>
+    <w:p>
+      <w:pPr>
+        <w:pStyle w:val="LectureBullet"/>
+      </w:pPr>
+      <w:r/>
+      <w:r>
+        <w:rPr>
+          <w:sz w:val="18"/>
+        </w:rPr>
+        <w:t>第12周准备与一句话小结</w:t>
+      </w:r>
+    </w:p>
+    <w:p>
+      <w:pPr>
+        <w:pStyle w:val="LectureBullet"/>
+      </w:pPr>
+      <w:r/>
+      <w:r>
+        <w:rPr>
+          <w:sz w:val="18"/>
+        </w:rPr>
+        <w:t>写一句话小结并提交</w:t>
+      </w:r>
+    </w:p>
     <w:p>
       <w:pPr/>
       <w:r>
@@ -1149,36 +847,18 @@
         <w:t>建议时间：1.5分钟　｜　课堂功能：开场，用封面五套建立“材料自身立住”的读法</w:t>
       </w:r>
     </w:p>
-    <w:tbl>
-      <w:tblPr>
-        <w:tblStyle w:val="TableGrid"/>
-        <w:tblW w:type="auto" w:w="0"/>
-        <w:tblLook w:firstColumn="1" w:firstRow="1" w:lastColumn="0" w:lastRow="0" w:noHBand="0" w:noVBand="1" w:val="04A0"/>
-      </w:tblPr>
-      <w:tblGrid>
-        <w:gridCol w:w="9524"/>
-      </w:tblGrid>
-      <w:tr>
-        <w:tc>
-          <w:tcPr>
-            <w:tcW w:type="dxa" w:w="9524"/>
-            <w:shd w:val="clear" w:fill="F2F2F2"/>
-          </w:tcPr>
-          <w:p>
-            <w:pPr>
-              <w:pStyle w:val="LectureBullet"/>
-            </w:pPr>
-            <w:r/>
-            <w:r>
-              <w:rPr>
-                <w:sz w:val="19"/>
-              </w:rPr>
-              <w:t>【教师动作｜不发言】 显示封面五套；先讲常量“厚呢”，再讲体量位置与色的重量。</w:t>
-            </w:r>
-          </w:p>
-        </w:tc>
-      </w:tr>
-    </w:tbl>
+    <w:p>
+      <w:pPr>
+        <w:pStyle w:val="LectureBullet"/>
+      </w:pPr>
+      <w:r/>
+      <w:r>
+        <w:rPr>
+          <w:sz w:val="19"/>
+        </w:rPr>
+        <w:t>【教师动作｜不发言】 显示封面五套；先讲常量“厚呢”，再讲体量位置与色的重量。</w:t>
+      </w:r>
+    </w:p>
     <w:p>
       <w:pPr/>
       <w:r>
@@ -1253,36 +933,18 @@
         <w:t>• 提问：“你的形象款是靠材料自己立住，还是靠内部支撑？”</w:t>
       </w:r>
     </w:p>
-    <w:tbl>
-      <w:tblPr>
-        <w:tblStyle w:val="TableGrid"/>
-        <w:tblW w:type="auto" w:w="0"/>
-        <w:tblLook w:firstColumn="1" w:firstRow="1" w:lastColumn="0" w:lastRow="0" w:noHBand="0" w:noVBand="1" w:val="04A0"/>
-      </w:tblPr>
-      <w:tblGrid>
-        <w:gridCol w:w="9524"/>
-      </w:tblGrid>
-      <w:tr>
-        <w:tc>
-          <w:tcPr>
-            <w:tcW w:type="dxa" w:w="9524"/>
-            <w:shd w:val="clear" w:fill="F2F2F2"/>
-          </w:tcPr>
-          <w:p>
-            <w:pPr>
-              <w:pStyle w:val="LectureBullet"/>
-            </w:pPr>
-            <w:r/>
-            <w:r>
-              <w:rPr>
-                <w:sz w:val="19"/>
-              </w:rPr>
-              <w:t>【转场语】 先把第11周放回十六周的位置。</w:t>
-            </w:r>
-          </w:p>
-        </w:tc>
-      </w:tr>
-    </w:tbl>
+    <w:p>
+      <w:pPr>
+        <w:pStyle w:val="LectureBullet"/>
+      </w:pPr>
+      <w:r/>
+      <w:r>
+        <w:rPr>
+          <w:sz w:val="19"/>
+        </w:rPr>
+        <w:t>【转场语】 先把第11周放回十六周的位置。</w:t>
+      </w:r>
+    </w:p>
     <w:p>
       <w:pPr>
         <w:pStyle w:val="SlideTitle"/>
@@ -1299,36 +961,18 @@
         <w:t>建议时间：0.5分钟　｜　课堂功能：定位第11周为实物验证周</w:t>
       </w:r>
     </w:p>
-    <w:tbl>
-      <w:tblPr>
-        <w:tblStyle w:val="TableGrid"/>
-        <w:tblW w:type="auto" w:w="0"/>
-        <w:tblLook w:firstColumn="1" w:firstRow="1" w:lastColumn="0" w:lastRow="0" w:noHBand="0" w:noVBand="1" w:val="04A0"/>
-      </w:tblPr>
-      <w:tblGrid>
-        <w:gridCol w:w="9524"/>
-      </w:tblGrid>
-      <w:tr>
-        <w:tc>
-          <w:tcPr>
-            <w:tcW w:type="dxa" w:w="9524"/>
-            <w:shd w:val="clear" w:fill="F2F2F2"/>
-          </w:tcPr>
-          <w:p>
-            <w:pPr>
-              <w:pStyle w:val="LectureBullet"/>
-            </w:pPr>
-            <w:r/>
-            <w:r>
-              <w:rPr>
-                <w:sz w:val="19"/>
-              </w:rPr>
-              <w:t>【教师动作｜不发言】 只指向09–12段，强调下周就是Gate 3。</w:t>
-            </w:r>
-          </w:p>
-        </w:tc>
-      </w:tr>
-    </w:tbl>
+    <w:p>
+      <w:pPr>
+        <w:pStyle w:val="LectureBullet"/>
+      </w:pPr>
+      <w:r/>
+      <w:r>
+        <w:rPr>
+          <w:sz w:val="19"/>
+        </w:rPr>
+        <w:t>【教师动作｜不发言】 只指向09–12段，强调下周就是Gate 3。</w:t>
+      </w:r>
+    </w:p>
     <w:p>
       <w:pPr/>
       <w:r>
@@ -1354,36 +998,18 @@
         <w:t>所以这周是秋冬进入Gate 3之前唯一的实物验证机会。今天没验证的结构，下周只能靠效果图硬撑。</w:t>
       </w:r>
     </w:p>
-    <w:tbl>
-      <w:tblPr>
-        <w:tblStyle w:val="TableGrid"/>
-        <w:tblW w:type="auto" w:w="0"/>
-        <w:tblLook w:firstColumn="1" w:firstRow="1" w:lastColumn="0" w:lastRow="0" w:noHBand="0" w:noVBand="1" w:val="04A0"/>
-      </w:tblPr>
-      <w:tblGrid>
-        <w:gridCol w:w="9524"/>
-      </w:tblGrid>
-      <w:tr>
-        <w:tc>
-          <w:tcPr>
-            <w:tcW w:type="dxa" w:w="9524"/>
-            <w:shd w:val="clear" w:fill="F2F2F2"/>
-          </w:tcPr>
-          <w:p>
-            <w:pPr>
-              <w:pStyle w:val="LectureBullet"/>
-            </w:pPr>
-            <w:r/>
-            <w:r>
-              <w:rPr>
-                <w:sz w:val="19"/>
-              </w:rPr>
-              <w:t>【转场语】 今天要交出什么？</w:t>
-            </w:r>
-          </w:p>
-        </w:tc>
-      </w:tr>
-    </w:tbl>
+    <w:p>
+      <w:pPr>
+        <w:pStyle w:val="LectureBullet"/>
+      </w:pPr>
+      <w:r/>
+      <w:r>
+        <w:rPr>
+          <w:sz w:val="19"/>
+        </w:rPr>
+        <w:t>【转场语】 今天要交出什么？</w:t>
+      </w:r>
+    </w:p>
     <w:p>
       <w:pPr>
         <w:pStyle w:val="SlideTitle"/>
@@ -1400,36 +1026,18 @@
         <w:t>建议时间：2.5分钟　｜　课堂功能：关键判断、难点、成果与提交规格</w:t>
       </w:r>
     </w:p>
-    <w:tbl>
-      <w:tblPr>
-        <w:tblStyle w:val="TableGrid"/>
-        <w:tblW w:type="auto" w:w="0"/>
-        <w:tblLook w:firstColumn="1" w:firstRow="1" w:lastColumn="0" w:lastRow="0" w:noHBand="0" w:noVBand="1" w:val="04A0"/>
-      </w:tblPr>
-      <w:tblGrid>
-        <w:gridCol w:w="9524"/>
-      </w:tblGrid>
-      <w:tr>
-        <w:tc>
-          <w:tcPr>
-            <w:tcW w:type="dxa" w:w="9524"/>
-            <w:shd w:val="clear" w:fill="F2F2F2"/>
-          </w:tcPr>
-          <w:p>
-            <w:pPr>
-              <w:pStyle w:val="LectureBullet"/>
-            </w:pPr>
-            <w:r/>
-            <w:r>
-              <w:rPr>
-                <w:sz w:val="19"/>
-              </w:rPr>
-              <w:t>【教师动作｜不发言】 念四项；在“主要难点”一句停顿并举例说明视觉效果与空间效果的区别。</w:t>
-            </w:r>
-          </w:p>
-        </w:tc>
-      </w:tr>
-    </w:tbl>
+    <w:p>
+      <w:pPr>
+        <w:pStyle w:val="LectureBullet"/>
+      </w:pPr>
+      <w:r/>
+      <w:r>
+        <w:rPr>
+          <w:sz w:val="19"/>
+        </w:rPr>
+        <w:t>【教师动作｜不发言】 念四项；在“主要难点”一句停顿并举例说明视觉效果与空间效果的区别。</w:t>
+      </w:r>
+    </w:p>
     <w:p>
       <w:pPr/>
       <w:r>
@@ -1512,36 +1120,18 @@
         <w:t>• 请学生举出一个自己分不清是材料效果还是结构效果的地方，教师当场指出用哪一组样片可以分开它。</w:t>
       </w:r>
     </w:p>
-    <w:tbl>
-      <w:tblPr>
-        <w:tblStyle w:val="TableGrid"/>
-        <w:tblW w:type="auto" w:w="0"/>
-        <w:tblLook w:firstColumn="1" w:firstRow="1" w:lastColumn="0" w:lastRow="0" w:noHBand="0" w:noVBand="1" w:val="04A0"/>
-      </w:tblPr>
-      <w:tblGrid>
-        <w:gridCol w:w="9524"/>
-      </w:tblGrid>
-      <w:tr>
-        <w:tc>
-          <w:tcPr>
-            <w:tcW w:type="dxa" w:w="9524"/>
-            <w:shd w:val="clear" w:fill="F2F2F2"/>
-          </w:tcPr>
-          <w:p>
-            <w:pPr>
-              <w:pStyle w:val="LectureBullet"/>
-            </w:pPr>
-            <w:r/>
-            <w:r>
-              <w:rPr>
-                <w:sz w:val="19"/>
-              </w:rPr>
-              <w:t>【转场语】 今天不从零开始——上周的三档外套主线，今天要用真实材料压一遍。</w:t>
-            </w:r>
-          </w:p>
-        </w:tc>
-      </w:tr>
-    </w:tbl>
+    <w:p>
+      <w:pPr>
+        <w:pStyle w:val="LectureBullet"/>
+      </w:pPr>
+      <w:r/>
+      <w:r>
+        <w:rPr>
+          <w:sz w:val="19"/>
+        </w:rPr>
+        <w:t>【转场语】 今天不从零开始——上周的三档外套主线，今天要用真实材料压一遍。</w:t>
+      </w:r>
+    </w:p>
     <w:p>
       <w:pPr>
         <w:pStyle w:val="SlideTitle"/>
@@ -1558,36 +1148,18 @@
         <w:t>建议时间：3.5分钟（含开场2分钟）　｜　课堂功能：第10周→第11周衔接与术语衔接</w:t>
       </w:r>
     </w:p>
-    <w:tbl>
-      <w:tblPr>
-        <w:tblStyle w:val="TableGrid"/>
-        <w:tblW w:type="auto" w:w="0"/>
-        <w:tblLook w:firstColumn="1" w:firstRow="1" w:lastColumn="0" w:lastRow="0" w:noHBand="0" w:noVBand="1" w:val="04A0"/>
-      </w:tblPr>
-      <w:tblGrid>
-        <w:gridCol w:w="9524"/>
-      </w:tblGrid>
-      <w:tr>
-        <w:tc>
-          <w:tcPr>
-            <w:tcW w:type="dxa" w:w="9524"/>
-            <w:shd w:val="clear" w:fill="F2F2F2"/>
-          </w:tcPr>
-          <w:p>
-            <w:pPr>
-              <w:pStyle w:val="LectureBullet"/>
-            </w:pPr>
-            <w:r/>
-            <w:r>
-              <w:rPr>
-                <w:sz w:val="19"/>
-              </w:rPr>
-              <w:t>【教师动作｜不发言】 先做2分钟开场：摊开三样并把上周的问题改写成实验前假设。再讲对照表。</w:t>
-            </w:r>
-          </w:p>
-        </w:tc>
-      </w:tr>
-    </w:tbl>
+    <w:p>
+      <w:pPr>
+        <w:pStyle w:val="LectureBullet"/>
+      </w:pPr>
+      <w:r/>
+      <w:r>
+        <w:rPr>
+          <w:sz w:val="19"/>
+        </w:rPr>
+        <w:t>【教师动作｜不发言】 先做2分钟开场：摊开三样并把上周的问题改写成实验前假设。再讲对照表。</w:t>
+      </w:r>
+    </w:p>
     <w:p>
       <w:pPr/>
       <w:r>
@@ -1670,36 +1242,18 @@
         <w:t>• 请两名学生念出改写后的实验前假设；不含可判断结果的（例如“我想试试看”），当场改写成“如果……那么……”。</w:t>
       </w:r>
     </w:p>
-    <w:tbl>
-      <w:tblPr>
-        <w:tblStyle w:val="TableGrid"/>
-        <w:tblW w:type="auto" w:w="0"/>
-        <w:tblLook w:firstColumn="1" w:firstRow="1" w:lastColumn="0" w:lastRow="0" w:noHBand="0" w:noVBand="1" w:val="04A0"/>
-      </w:tblPr>
-      <w:tblGrid>
-        <w:gridCol w:w="9524"/>
-      </w:tblGrid>
-      <w:tr>
-        <w:tc>
-          <w:tcPr>
-            <w:tcW w:type="dxa" w:w="9524"/>
-            <w:shd w:val="clear" w:fill="F2F2F2"/>
-          </w:tcPr>
-          <w:p>
-            <w:pPr>
-              <w:pStyle w:val="LectureBullet"/>
-            </w:pPr>
-            <w:r/>
-            <w:r>
-              <w:rPr>
-                <w:sz w:val="19"/>
-              </w:rPr>
-              <w:t>【转场语】 动手之前，先说清楚这周成果落到哪里。</w:t>
-            </w:r>
-          </w:p>
-        </w:tc>
-      </w:tr>
-    </w:tbl>
+    <w:p>
+      <w:pPr>
+        <w:pStyle w:val="LectureBullet"/>
+      </w:pPr>
+      <w:r/>
+      <w:r>
+        <w:rPr>
+          <w:sz w:val="19"/>
+        </w:rPr>
+        <w:t>【转场语】 动手之前，先说清楚这周成果落到哪里。</w:t>
+      </w:r>
+    </w:p>
     <w:p>
       <w:pPr>
         <w:pStyle w:val="SlideTitle"/>
@@ -1716,36 +1270,18 @@
         <w:t>建议时间：3分钟　｜　课堂功能：与课程大纲、毕业要求、考核大纲的五项对照</w:t>
       </w:r>
     </w:p>
-    <w:tbl>
-      <w:tblPr>
-        <w:tblStyle w:val="TableGrid"/>
-        <w:tblW w:type="auto" w:w="0"/>
-        <w:tblLook w:firstColumn="1" w:firstRow="1" w:lastColumn="0" w:lastRow="0" w:noHBand="0" w:noVBand="1" w:val="04A0"/>
-      </w:tblPr>
-      <w:tblGrid>
-        <w:gridCol w:w="9524"/>
-      </w:tblGrid>
-      <w:tr>
-        <w:tc>
-          <w:tcPr>
-            <w:tcW w:type="dxa" w:w="9524"/>
-            <w:shd w:val="clear" w:fill="F2F2F2"/>
-          </w:tcPr>
-          <w:p>
-            <w:pPr>
-              <w:pStyle w:val="LectureBullet"/>
-            </w:pPr>
-            <w:r/>
-            <w:r>
-              <w:rPr>
-                <w:sz w:val="19"/>
-              </w:rPr>
-              <w:t>【教师动作｜不发言】 逐条念五项；在“全学期唯一系统做实物验证的一周”与“失败的实验也计分”两处停顿。</w:t>
-            </w:r>
-          </w:p>
-        </w:tc>
-      </w:tr>
-    </w:tbl>
+    <w:p>
+      <w:pPr>
+        <w:pStyle w:val="LectureBullet"/>
+      </w:pPr>
+      <w:r/>
+      <w:r>
+        <w:rPr>
+          <w:sz w:val="19"/>
+        </w:rPr>
+        <w:t>【教师动作｜不发言】 逐条念五项；在“全学期唯一系统做实物验证的一周”与“失败的实验也计分”两处停顿。</w:t>
+      </w:r>
+    </w:p>
     <w:p>
       <w:pPr/>
       <w:r>
@@ -1820,36 +1356,18 @@
         <w:t>• 若学生问“做坏了要不要重做”，回应：“不用。写清为什么坏，那就是一条有效的诊断，同样计分。”</w:t>
       </w:r>
     </w:p>
-    <w:tbl>
-      <w:tblPr>
-        <w:tblStyle w:val="TableGrid"/>
-        <w:tblW w:type="auto" w:w="0"/>
-        <w:tblLook w:firstColumn="1" w:firstRow="1" w:lastColumn="0" w:lastRow="0" w:noHBand="0" w:noVBand="1" w:val="04A0"/>
-      </w:tblPr>
-      <w:tblGrid>
-        <w:gridCol w:w="9524"/>
-      </w:tblGrid>
-      <w:tr>
-        <w:tc>
-          <w:tcPr>
-            <w:tcW w:type="dxa" w:w="9524"/>
-            <w:shd w:val="clear" w:fill="F2F2F2"/>
-          </w:tcPr>
-          <w:p>
-            <w:pPr>
-              <w:pStyle w:val="LectureBullet"/>
-            </w:pPr>
-            <w:r/>
-            <w:r>
-              <w:rPr>
-                <w:sz w:val="19"/>
-              </w:rPr>
-              <w:t>【转场语】 先看教材：工艺不是装饰选择，是结构决定。</w:t>
-            </w:r>
-          </w:p>
-        </w:tc>
-      </w:tr>
-    </w:tbl>
+    <w:p>
+      <w:pPr>
+        <w:pStyle w:val="LectureBullet"/>
+      </w:pPr>
+      <w:r/>
+      <w:r>
+        <w:rPr>
+          <w:sz w:val="19"/>
+        </w:rPr>
+        <w:t>【转场语】 先看教材：工艺不是装饰选择，是结构决定。</w:t>
+      </w:r>
+    </w:p>
     <w:p>
       <w:pPr>
         <w:pStyle w:val="SlideTitle"/>
@@ -1866,36 +1384,18 @@
         <w:t>建议时间：3分钟　｜　课堂功能：教材第90页（同一元素·四种工艺）</w:t>
       </w:r>
     </w:p>
-    <w:tbl>
-      <w:tblPr>
-        <w:tblStyle w:val="TableGrid"/>
-        <w:tblW w:type="auto" w:w="0"/>
-        <w:tblLook w:firstColumn="1" w:firstRow="1" w:lastColumn="0" w:lastRow="0" w:noHBand="0" w:noVBand="1" w:val="04A0"/>
-      </w:tblPr>
-      <w:tblGrid>
-        <w:gridCol w:w="9524"/>
-      </w:tblGrid>
-      <w:tr>
-        <w:tc>
-          <w:tcPr>
-            <w:tcW w:type="dxa" w:w="9524"/>
-            <w:shd w:val="clear" w:fill="F2F2F2"/>
-          </w:tcPr>
-          <w:p>
-            <w:pPr>
-              <w:pStyle w:val="LectureBullet"/>
-            </w:pPr>
-            <w:r/>
-            <w:r>
-              <w:rPr>
-                <w:sz w:val="19"/>
-              </w:rPr>
-              <w:t>【教师动作｜不发言】 投影图6-4；逐种工艺说明厚度与边缘变化；布置三选一的观察任务。</w:t>
-            </w:r>
-          </w:p>
-        </w:tc>
-      </w:tr>
-    </w:tbl>
+    <w:p>
+      <w:pPr>
+        <w:pStyle w:val="LectureBullet"/>
+      </w:pPr>
+      <w:r/>
+      <w:r>
+        <w:rPr>
+          <w:sz w:val="19"/>
+        </w:rPr>
+        <w:t>【教师动作｜不发言】 投影图6-4；逐种工艺说明厚度与边缘变化；布置三选一的观察任务。</w:t>
+      </w:r>
+    </w:p>
     <w:p>
       <w:pPr/>
       <w:r>
@@ -1978,36 +1478,18 @@
         <w:t>• 请学生说出自己方案上的一处工艺，判断它改的是厚度、边缘还是体量。</w:t>
       </w:r>
     </w:p>
-    <w:tbl>
-      <w:tblPr>
-        <w:tblStyle w:val="TableGrid"/>
-        <w:tblW w:type="auto" w:w="0"/>
-        <w:tblLook w:firstColumn="1" w:firstRow="1" w:lastColumn="0" w:lastRow="0" w:noHBand="0" w:noVBand="1" w:val="04A0"/>
-      </w:tblPr>
-      <w:tblGrid>
-        <w:gridCol w:w="9524"/>
-      </w:tblGrid>
-      <w:tr>
-        <w:tc>
-          <w:tcPr>
-            <w:tcW w:type="dxa" w:w="9524"/>
-            <w:shd w:val="clear" w:fill="F2F2F2"/>
-          </w:tcPr>
-          <w:p>
-            <w:pPr>
-              <w:pStyle w:val="LectureBullet"/>
-            </w:pPr>
-            <w:r/>
-            <w:r>
-              <w:rPr>
-                <w:sz w:val="19"/>
-              </w:rPr>
-              <w:t>【转场语】 贴一块面料照片，还不叫材料证据。</w:t>
-            </w:r>
-          </w:p>
-        </w:tc>
-      </w:tr>
-    </w:tbl>
+    <w:p>
+      <w:pPr>
+        <w:pStyle w:val="LectureBullet"/>
+      </w:pPr>
+      <w:r/>
+      <w:r>
+        <w:rPr>
+          <w:sz w:val="19"/>
+        </w:rPr>
+        <w:t>【转场语】 贴一块面料照片，还不叫材料证据。</w:t>
+      </w:r>
+    </w:p>
     <w:p>
       <w:pPr>
         <w:pStyle w:val="SlideTitle"/>
@@ -2024,36 +1506,18 @@
         <w:t>建议时间：3分钟　｜　课堂功能：教材第76页（五项差异与数值记录）</w:t>
       </w:r>
     </w:p>
-    <w:tbl>
-      <w:tblPr>
-        <w:tblStyle w:val="TableGrid"/>
-        <w:tblW w:type="auto" w:w="0"/>
-        <w:tblLook w:firstColumn="1" w:firstRow="1" w:lastColumn="0" w:lastRow="0" w:noHBand="0" w:noVBand="1" w:val="04A0"/>
-      </w:tblPr>
-      <w:tblGrid>
-        <w:gridCol w:w="9524"/>
-      </w:tblGrid>
-      <w:tr>
-        <w:tc>
-          <w:tcPr>
-            <w:tcW w:type="dxa" w:w="9524"/>
-            <w:shd w:val="clear" w:fill="F2F2F2"/>
-          </w:tcPr>
-          <w:p>
-            <w:pPr>
-              <w:pStyle w:val="LectureBullet"/>
-            </w:pPr>
-            <w:r/>
-            <w:r>
-              <w:rPr>
-                <w:sz w:val="19"/>
-              </w:rPr>
-              <w:t>【教师动作｜不发言】 投影图5-35；念五项差异；强调“手感不错不是记录”。</w:t>
-            </w:r>
-          </w:p>
-        </w:tc>
-      </w:tr>
-    </w:tbl>
+    <w:p>
+      <w:pPr>
+        <w:pStyle w:val="LectureBullet"/>
+      </w:pPr>
+      <w:r/>
+      <w:r>
+        <w:rPr>
+          <w:sz w:val="19"/>
+        </w:rPr>
+        <w:t>【教师动作｜不发言】 投影图5-35；念五项差异；强调“手感不错不是记录”。</w:t>
+      </w:r>
+    </w:p>
     <w:p>
       <w:pPr/>
       <w:r>
@@ -2128,36 +1592,18 @@
         <w:t>• 抽查两名学生的记录，凡是形容词的当场改成数值或可复核描述。</w:t>
       </w:r>
     </w:p>
-    <w:tbl>
-      <w:tblPr>
-        <w:tblStyle w:val="TableGrid"/>
-        <w:tblW w:type="auto" w:w="0"/>
-        <w:tblLook w:firstColumn="1" w:firstRow="1" w:lastColumn="0" w:lastRow="0" w:noHBand="0" w:noVBand="1" w:val="04A0"/>
-      </w:tblPr>
-      <w:tblGrid>
-        <w:gridCol w:w="9524"/>
-      </w:tblGrid>
-      <w:tr>
-        <w:tc>
-          <w:tcPr>
-            <w:tcW w:type="dxa" w:w="9524"/>
-            <w:shd w:val="clear" w:fill="F2F2F2"/>
-          </w:tcPr>
-          <w:p>
-            <w:pPr>
-              <w:pStyle w:val="LectureBullet"/>
-            </w:pPr>
-            <w:r/>
-            <w:r>
-              <w:rPr>
-                <w:sz w:val="19"/>
-              </w:rPr>
-              <w:t>【转场语】 四个术语，每一个都对应一个动作。</w:t>
-            </w:r>
-          </w:p>
-        </w:tc>
-      </w:tr>
-    </w:tbl>
+    <w:p>
+      <w:pPr>
+        <w:pStyle w:val="LectureBullet"/>
+      </w:pPr>
+      <w:r/>
+      <w:r>
+        <w:rPr>
+          <w:sz w:val="19"/>
+        </w:rPr>
+        <w:t>【转场语】 四个术语，每一个都对应一个动作。</w:t>
+      </w:r>
+    </w:p>
     <w:p>
       <w:pPr>
         <w:pStyle w:val="SlideTitle"/>
@@ -2174,36 +1620,18 @@
         <w:t>建议时间：2分钟　｜　课堂功能：四个核心术语</w:t>
       </w:r>
     </w:p>
-    <w:tbl>
-      <w:tblPr>
-        <w:tblStyle w:val="TableGrid"/>
-        <w:tblW w:type="auto" w:w="0"/>
-        <w:tblLook w:firstColumn="1" w:firstRow="1" w:lastColumn="0" w:lastRow="0" w:noHBand="0" w:noVBand="1" w:val="04A0"/>
-      </w:tblPr>
-      <w:tblGrid>
-        <w:gridCol w:w="9524"/>
-      </w:tblGrid>
-      <w:tr>
-        <w:tc>
-          <w:tcPr>
-            <w:tcW w:type="dxa" w:w="9524"/>
-            <w:shd w:val="clear" w:fill="F2F2F2"/>
-          </w:tcPr>
-          <w:p>
-            <w:pPr>
-              <w:pStyle w:val="LectureBullet"/>
-            </w:pPr>
-            <w:r/>
-            <w:r>
-              <w:rPr>
-                <w:sz w:val="19"/>
-              </w:rPr>
-              <w:t>【教师动作｜不发言】 每个术语中英各说一次；说明它对应的动作。</w:t>
-            </w:r>
-          </w:p>
-        </w:tc>
-      </w:tr>
-    </w:tbl>
+    <w:p>
+      <w:pPr>
+        <w:pStyle w:val="LectureBullet"/>
+      </w:pPr>
+      <w:r/>
+      <w:r>
+        <w:rPr>
+          <w:sz w:val="19"/>
+        </w:rPr>
+        <w:t>【教师动作｜不发言】 每个术语中英各说一次；说明它对应的动作。</w:t>
+      </w:r>
+    </w:p>
     <w:p>
       <w:pPr/>
       <w:r>
@@ -2253,36 +1681,18 @@
         <w:t>验证循环，Prototype Loop：假设、制作、观察、诊断、修正的重复开发过程。今天走完的是第一圈。</w:t>
       </w:r>
     </w:p>
-    <w:tbl>
-      <w:tblPr>
-        <w:tblStyle w:val="TableGrid"/>
-        <w:tblW w:type="auto" w:w="0"/>
-        <w:tblLook w:firstColumn="1" w:firstRow="1" w:lastColumn="0" w:lastRow="0" w:noHBand="0" w:noVBand="1" w:val="04A0"/>
-      </w:tblPr>
-      <w:tblGrid>
-        <w:gridCol w:w="9524"/>
-      </w:tblGrid>
-      <w:tr>
-        <w:tc>
-          <w:tcPr>
-            <w:tcW w:type="dxa" w:w="9524"/>
-            <w:shd w:val="clear" w:fill="F2F2F2"/>
-          </w:tcPr>
-          <w:p>
-            <w:pPr>
-              <w:pStyle w:val="LectureBullet"/>
-            </w:pPr>
-            <w:r/>
-            <w:r>
-              <w:rPr>
-                <w:sz w:val="19"/>
-              </w:rPr>
-              <w:t>【转场语】 这四项会在同一块布上互相拉扯。</w:t>
-            </w:r>
-          </w:p>
-        </w:tc>
-      </w:tr>
-    </w:tbl>
+    <w:p>
+      <w:pPr>
+        <w:pStyle w:val="LectureBullet"/>
+      </w:pPr>
+      <w:r/>
+      <w:r>
+        <w:rPr>
+          <w:sz w:val="19"/>
+        </w:rPr>
+        <w:t>【转场语】 这四项会在同一块布上互相拉扯。</w:t>
+      </w:r>
+    </w:p>
     <w:p>
       <w:pPr>
         <w:pStyle w:val="SlideTitle"/>
@@ -2299,36 +1709,18 @@
         <w:t>建议时间：2.5分钟　｜　课堂功能：四组冲突与失败信号</w:t>
       </w:r>
     </w:p>
-    <w:tbl>
-      <w:tblPr>
-        <w:tblStyle w:val="TableGrid"/>
-        <w:tblW w:type="auto" w:w="0"/>
-        <w:tblLook w:firstColumn="1" w:firstRow="1" w:lastColumn="0" w:lastRow="0" w:noHBand="0" w:noVBand="1" w:val="04A0"/>
-      </w:tblPr>
-      <w:tblGrid>
-        <w:gridCol w:w="9524"/>
-      </w:tblGrid>
-      <w:tr>
-        <w:tc>
-          <w:tcPr>
-            <w:tcW w:type="dxa" w:w="9524"/>
-            <w:shd w:val="clear" w:fill="F2F2F2"/>
-          </w:tcPr>
-          <w:p>
-            <w:pPr>
-              <w:pStyle w:val="LectureBullet"/>
-            </w:pPr>
-            <w:r/>
-            <w:r>
-              <w:rPr>
-                <w:sz w:val="19"/>
-              </w:rPr>
-              <w:t>【教师动作｜不发言】 逐组念冲突与失败信号；在“材料一换，另外三项全部重算”一句停顿。</w:t>
-            </w:r>
-          </w:p>
-        </w:tc>
-      </w:tr>
-    </w:tbl>
+    <w:p>
+      <w:pPr>
+        <w:pStyle w:val="LectureBullet"/>
+      </w:pPr>
+      <w:r/>
+      <w:r>
+        <w:rPr>
+          <w:sz w:val="19"/>
+        </w:rPr>
+        <w:t>【教师动作｜不发言】 逐组念冲突与失败信号；在“材料一换，另外三项全部重算”一句停顿。</w:t>
+      </w:r>
+    </w:p>
     <w:p>
       <w:pPr/>
       <w:r>
@@ -2395,36 +1787,18 @@
         <w:t>• 请学生检查自己方案里有没有“同一处两种支撑”；有的当场去掉一种再测。</w:t>
       </w:r>
     </w:p>
-    <w:tbl>
-      <w:tblPr>
-        <w:tblStyle w:val="TableGrid"/>
-        <w:tblW w:type="auto" w:w="0"/>
-        <w:tblLook w:firstColumn="1" w:firstRow="1" w:lastColumn="0" w:lastRow="0" w:noHBand="0" w:noVBand="1" w:val="04A0"/>
-      </w:tblPr>
-      <w:tblGrid>
-        <w:gridCol w:w="9524"/>
-      </w:tblGrid>
-      <w:tr>
-        <w:tc>
-          <w:tcPr>
-            <w:tcW w:type="dxa" w:w="9524"/>
-            <w:shd w:val="clear" w:fill="F2F2F2"/>
-          </w:tcPr>
-          <w:p>
-            <w:pPr>
-              <w:pStyle w:val="LectureBullet"/>
-            </w:pPr>
-            <w:r/>
-            <w:r>
-              <w:rPr>
-                <w:sz w:val="19"/>
-              </w:rPr>
-              <w:t>【转场语】 接下来三组比较，只问原理和代价。</w:t>
-            </w:r>
-          </w:p>
-        </w:tc>
-      </w:tr>
-    </w:tbl>
+    <w:p>
+      <w:pPr>
+        <w:pStyle w:val="LectureBullet"/>
+      </w:pPr>
+      <w:r/>
+      <w:r>
+        <w:rPr>
+          <w:sz w:val="19"/>
+        </w:rPr>
+        <w:t>【转场语】 接下来三组比较，只问原理和代价。</w:t>
+      </w:r>
+    </w:p>
     <w:p>
       <w:pPr>
         <w:pStyle w:val="SlideTitle"/>
@@ -2441,36 +1815,18 @@
         <w:t>建议时间：2.5分钟　｜　课堂功能：三组原理比较（撑体量·画边界·放重量）</w:t>
       </w:r>
     </w:p>
-    <w:tbl>
-      <w:tblPr>
-        <w:tblStyle w:val="TableGrid"/>
-        <w:tblW w:type="auto" w:w="0"/>
-        <w:tblLook w:firstColumn="1" w:firstRow="1" w:lastColumn="0" w:lastRow="0" w:noHBand="0" w:noVBand="1" w:val="04A0"/>
-      </w:tblPr>
-      <w:tblGrid>
-        <w:gridCol w:w="9524"/>
-      </w:tblGrid>
-      <w:tr>
-        <w:tc>
-          <w:tcPr>
-            <w:tcW w:type="dxa" w:w="9524"/>
-            <w:shd w:val="clear" w:fill="F2F2F2"/>
-          </w:tcPr>
-          <w:p>
-            <w:pPr>
-              <w:pStyle w:val="LectureBullet"/>
-            </w:pPr>
-            <w:r/>
-            <w:r>
-              <w:rPr>
-                <w:sz w:val="19"/>
-              </w:rPr>
-              <w:t>【教师动作｜不发言】 每组念完两种解法后，都要念“轮到你”一句并留出学生作答。</w:t>
-            </w:r>
-          </w:p>
-        </w:tc>
-      </w:tr>
-    </w:tbl>
+    <w:p>
+      <w:pPr>
+        <w:pStyle w:val="LectureBullet"/>
+      </w:pPr>
+      <w:r/>
+      <w:r>
+        <w:rPr>
+          <w:sz w:val="19"/>
+        </w:rPr>
+        <w:t>【教师动作｜不发言】 每组念完两种解法后，都要念“轮到你”一句并留出学生作答。</w:t>
+      </w:r>
+    </w:p>
     <w:p>
       <w:pPr/>
       <w:r>
@@ -2529,36 +1885,18 @@
         <w:t>• 三个“轮到你”各点一名学生回答，答案写在实验前假设旁边。</w:t>
       </w:r>
     </w:p>
-    <w:tbl>
-      <w:tblPr>
-        <w:tblStyle w:val="TableGrid"/>
-        <w:tblW w:type="auto" w:w="0"/>
-        <w:tblLook w:firstColumn="1" w:firstRow="1" w:lastColumn="0" w:lastRow="0" w:noHBand="0" w:noVBand="1" w:val="04A0"/>
-      </w:tblPr>
-      <w:tblGrid>
-        <w:gridCol w:w="9524"/>
-      </w:tblGrid>
-      <w:tr>
-        <w:tc>
-          <w:tcPr>
-            <w:tcW w:type="dxa" w:w="9524"/>
-            <w:shd w:val="clear" w:fill="F2F2F2"/>
-          </w:tcPr>
-          <w:p>
-            <w:pPr>
-              <w:pStyle w:val="LectureBullet"/>
-            </w:pPr>
-            <w:r/>
-            <w:r>
-              <w:rPr>
-                <w:sz w:val="19"/>
-              </w:rPr>
-              <w:t>【转场语】 先看轻材料怎么不塌。</w:t>
-            </w:r>
-          </w:p>
-        </w:tc>
-      </w:tr>
-    </w:tbl>
+    <w:p>
+      <w:pPr>
+        <w:pStyle w:val="LectureBullet"/>
+      </w:pPr>
+      <w:r/>
+      <w:r>
+        <w:rPr>
+          <w:sz w:val="19"/>
+        </w:rPr>
+        <w:t>【转场语】 先看轻材料怎么不塌。</w:t>
+      </w:r>
+    </w:p>
     <w:p>
       <w:pPr>
         <w:pStyle w:val="SlideTitle"/>
@@ -2575,36 +1913,18 @@
         <w:t>建议时间：2分钟　｜　课堂功能：五种支撑办法与承重点识别</w:t>
       </w:r>
     </w:p>
-    <w:tbl>
-      <w:tblPr>
-        <w:tblStyle w:val="TableGrid"/>
-        <w:tblW w:type="auto" w:w="0"/>
-        <w:tblLook w:firstColumn="1" w:firstRow="1" w:lastColumn="0" w:lastRow="0" w:noHBand="0" w:noVBand="1" w:val="04A0"/>
-      </w:tblPr>
-      <w:tblGrid>
-        <w:gridCol w:w="9524"/>
-      </w:tblGrid>
-      <w:tr>
-        <w:tc>
-          <w:tcPr>
-            <w:tcW w:type="dxa" w:w="9524"/>
-            <w:shd w:val="clear" w:fill="F2F2F2"/>
-          </w:tcPr>
-          <w:p>
-            <w:pPr>
-              <w:pStyle w:val="LectureBullet"/>
-            </w:pPr>
-            <w:r/>
-            <w:r>
-              <w:rPr>
-                <w:sz w:val="19"/>
-              </w:rPr>
-              <w:t>【教师动作｜不发言】 请学生逐套找承重点；最后念课堂回答的三选一。</w:t>
-            </w:r>
-          </w:p>
-        </w:tc>
-      </w:tr>
-    </w:tbl>
+    <w:p>
+      <w:pPr>
+        <w:pStyle w:val="LectureBullet"/>
+      </w:pPr>
+      <w:r/>
+      <w:r>
+        <w:rPr>
+          <w:sz w:val="19"/>
+        </w:rPr>
+        <w:t>【教师动作｜不发言】 请学生逐套找承重点；最后念课堂回答的三选一。</w:t>
+      </w:r>
+    </w:p>
     <w:p>
       <w:pPr/>
       <w:r>
@@ -2687,36 +2007,18 @@
         <w:t>• 请三名学生各指出一处承重点；说不出的，提示先看下摆内侧。</w:t>
       </w:r>
     </w:p>
-    <w:tbl>
-      <w:tblPr>
-        <w:tblStyle w:val="TableGrid"/>
-        <w:tblW w:type="auto" w:w="0"/>
-        <w:tblLook w:firstColumn="1" w:firstRow="1" w:lastColumn="0" w:lastRow="0" w:noHBand="0" w:noVBand="1" w:val="04A0"/>
-      </w:tblPr>
-      <w:tblGrid>
-        <w:gridCol w:w="9524"/>
-      </w:tblGrid>
-      <w:tr>
-        <w:tc>
-          <w:tcPr>
-            <w:tcW w:type="dxa" w:w="9524"/>
-            <w:shd w:val="clear" w:fill="F2F2F2"/>
-          </w:tcPr>
-          <w:p>
-            <w:pPr>
-              <w:pStyle w:val="LectureBullet"/>
-            </w:pPr>
-            <w:r/>
-            <w:r>
-              <w:rPr>
-                <w:sz w:val="19"/>
-              </w:rPr>
-              <w:t>【转场语】 再看一条完整的刚度轴。</w:t>
-            </w:r>
-          </w:p>
-        </w:tc>
-      </w:tr>
-    </w:tbl>
+    <w:p>
+      <w:pPr>
+        <w:pStyle w:val="LectureBullet"/>
+      </w:pPr>
+      <w:r/>
+      <w:r>
+        <w:rPr>
+          <w:sz w:val="19"/>
+        </w:rPr>
+        <w:t>【转场语】 再看一条完整的刚度轴。</w:t>
+      </w:r>
+    </w:p>
     <w:p>
       <w:pPr>
         <w:pStyle w:val="SlideTitle"/>
@@ -2733,36 +2035,18 @@
         <w:t>建议时间：2分钟　｜　课堂功能：刚度轴与“去掉支撑之后的对照”</w:t>
       </w:r>
     </w:p>
-    <w:tbl>
-      <w:tblPr>
-        <w:tblStyle w:val="TableGrid"/>
-        <w:tblW w:type="auto" w:w="0"/>
-        <w:tblLook w:firstColumn="1" w:firstRow="1" w:lastColumn="0" w:lastRow="0" w:noHBand="0" w:noVBand="1" w:val="04A0"/>
-      </w:tblPr>
-      <w:tblGrid>
-        <w:gridCol w:w="9524"/>
-      </w:tblGrid>
-      <w:tr>
-        <w:tc>
-          <w:tcPr>
-            <w:tcW w:type="dxa" w:w="9524"/>
-            <w:shd w:val="clear" w:fill="F2F2F2"/>
-          </w:tcPr>
-          <w:p>
-            <w:pPr>
-              <w:pStyle w:val="LectureBullet"/>
-            </w:pPr>
-            <w:r/>
-            <w:r>
-              <w:rPr>
-                <w:sz w:val="19"/>
-              </w:rPr>
-              <w:t>【教师动作｜不发言】 按刚度顺序逐套指出；最后停在05这套“对照组”。</w:t>
-            </w:r>
-          </w:p>
-        </w:tc>
-      </w:tr>
-    </w:tbl>
+    <w:p>
+      <w:pPr>
+        <w:pStyle w:val="LectureBullet"/>
+      </w:pPr>
+      <w:r/>
+      <w:r>
+        <w:rPr>
+          <w:sz w:val="19"/>
+        </w:rPr>
+        <w:t>【教师动作｜不发言】 按刚度顺序逐套指出；最后停在05这套“对照组”。</w:t>
+      </w:r>
+    </w:p>
     <w:p>
       <w:pPr/>
       <w:r>
@@ -2845,42 +2129,24 @@
         <w:t>• 请学生把自己的五套按刚度排一次，报出最硬与最软之间的差距。</w:t>
       </w:r>
     </w:p>
-    <w:tbl>
-      <w:tblPr>
-        <w:tblStyle w:val="TableGrid"/>
-        <w:tblW w:type="auto" w:w="0"/>
-        <w:tblLook w:firstColumn="1" w:firstRow="1" w:lastColumn="0" w:lastRow="0" w:noHBand="0" w:noVBand="1" w:val="04A0"/>
-      </w:tblPr>
-      <w:tblGrid>
-        <w:gridCol w:w="9524"/>
-      </w:tblGrid>
-      <w:tr>
-        <w:tc>
-          <w:tcPr>
-            <w:tcW w:type="dxa" w:w="9524"/>
-            <w:shd w:val="clear" w:fill="F2F2F2"/>
-          </w:tcPr>
-          <w:p>
-            <w:pPr>
-              <w:pStyle w:val="LectureBullet"/>
-            </w:pPr>
-            <w:r/>
-            <w:r>
-              <w:rPr>
-                <w:sz w:val="19"/>
-              </w:rPr>
-              <w:t>【转场语】 现在用二十八分钟做出第一批样片。</w:t>
-            </w:r>
-          </w:p>
-        </w:tc>
-      </w:tr>
-    </w:tbl>
+    <w:p>
+      <w:pPr>
+        <w:pStyle w:val="LectureBullet"/>
+      </w:pPr>
+      <w:r/>
+      <w:r>
+        <w:rPr>
+          <w:sz w:val="19"/>
+        </w:rPr>
+        <w:t>【转场语】 现在用二十八分钟做出第一批样片。</w:t>
+      </w:r>
+    </w:p>
     <w:p>
       <w:pPr>
         <w:pStyle w:val="SlideTitle"/>
       </w:pPr>
       <w:r>
-        <w:t>幻灯片 13｜第1课时实操：28分钟，把概念判断转成第一版可见输出</w:t>
+        <w:t xml:space="preserve">幻灯片 13｜院校课堂｜材料实验长什么样：改一个变量，记录结果和失败条件</w:t>
       </w:r>
     </w:p>
     <w:p>
@@ -2888,39 +2154,119 @@
         <w:pStyle w:val="SlideMeta"/>
       </w:pPr>
       <w:r>
+        <w:t xml:space="preserve">建议时间：2.5分钟　｜　课堂功能：材料实验的记录规格示范</w:t>
+      </w:r>
+    </w:p>
+    <w:p>
+      <w:pPr>
+        <w:pStyle w:val="LectureBullet"/>
+      </w:pPr>
+      <w:r>
+        <w:t xml:space="preserve">【教师动作｜不发言】 先指大图的试验结果，再按①②③指小图；在“失败条件”一句停顿</w:t>
+      </w:r>
+    </w:p>
+    <w:p>
+      <w:pPr/>
+      <w:r>
+        <w:rPr>
+          <w:b/>
+        </w:rPr>
+        <w:t xml:space="preserve">【教师讲稿｜可直接发言】</w:t>
+      </w:r>
+    </w:p>
+    <w:p>
+      <w:pPr>
+        <w:pStyle w:val="SpokenText"/>
+      </w:pPr>
+      <w:r>
+        <w:t xml:space="preserve">这是哈尔滨华德学院《服装面料再造》课程的公开资料。请注意，这不是成品展示，是过程记录——这周你要交的就是这种东西。</w:t>
+      </w:r>
+    </w:p>
+    <w:p>
+      <w:pPr>
+        <w:pStyle w:val="SpokenText"/>
+      </w:pPr>
+      <w:r>
+        <w:t xml:space="preserve">第一，一次只改一个变量。同一块羊毛底布，只改变压力，记录叶脉清晰度和色素扩散。改两个，就说不清是谁起的作用。</w:t>
+      </w:r>
+    </w:p>
+    <w:p>
+      <w:pPr>
+        <w:pStyle w:val="SpokenText"/>
+      </w:pPr>
+      <w:r>
+        <w:t xml:space="preserve">第二，失败条件要写出来。哪一档温度开始糊、哪一种叶子不出色——写下来才算实验，不写就只是试试看。</w:t>
+      </w:r>
+    </w:p>
+    <w:p>
+      <w:pPr>
+        <w:pStyle w:val="SpokenText"/>
+      </w:pPr>
+      <w:r>
+        <w:t xml:space="preserve">第三，过程照片就是证据。采集、筛选、操作三步都有照片。你的材料性能卡也要能这样回溯。</w:t>
+      </w:r>
+    </w:p>
+    <w:p>
+      <w:pPr>
+        <w:pStyle w:val="SpokenText"/>
+      </w:pPr>
+      <w:r>
+        <w:t xml:space="preserve">这周提交材料性能卡至少一组：变量、常量、结果、失败条件、下一步。只有结果照片不算。</w:t>
+      </w:r>
+    </w:p>
+    <w:p>
+      <w:pPr/>
+      <w:r>
+        <w:rPr>
+          <w:b/>
+        </w:rPr>
+        <w:t xml:space="preserve">【互动与应答预案】</w:t>
+      </w:r>
+    </w:p>
+    <w:p>
+      <w:pPr>
+        <w:pStyle w:val="LectureBullet"/>
+      </w:pPr>
+      <w:r>
+        <w:t xml:space="preserve">• 请学生说出自己打算固定哪一个常量、改哪一个变量。答不出的，实验还没设计好。</w:t>
+      </w:r>
+    </w:p>
+    <w:p>
+      <w:pPr>
+        <w:pStyle w:val="LectureBullet"/>
+      </w:pPr>
+      <w:r>
+        <w:t xml:space="preserve">【转场语】 接下来把这套方法用到你自己的材料上。</w:t>
+      </w:r>
+    </w:p>
+    <w:p>
+      <w:pPr>
+        <w:pStyle w:val="SlideTitle"/>
+      </w:pPr>
+      <w:r>
+        <w:t>幻灯片 14｜第1课时实操：28分钟，把概念判断转成第一版可见输出</w:t>
+      </w:r>
+    </w:p>
+    <w:p>
+      <w:pPr>
+        <w:pStyle w:val="SlideMeta"/>
+      </w:pPr>
+      <w:r>
         <w:t>建议时间：28分钟　｜　课堂功能：四阶段实操（盲读·样片·拍摄·放大）</w:t>
       </w:r>
     </w:p>
-    <w:tbl>
-      <w:tblPr>
-        <w:tblStyle w:val="TableGrid"/>
-        <w:tblW w:type="auto" w:w="0"/>
-        <w:tblLook w:firstColumn="1" w:firstRow="1" w:lastColumn="0" w:lastRow="0" w:noHBand="0" w:noVBand="1" w:val="04A0"/>
-      </w:tblPr>
-      <w:tblGrid>
-        <w:gridCol w:w="9524"/>
-      </w:tblGrid>
-      <w:tr>
-        <w:tc>
-          <w:tcPr>
-            <w:tcW w:type="dxa" w:w="9524"/>
-            <w:shd w:val="clear" w:fill="F2F2F2"/>
-          </w:tcPr>
-          <w:p>
-            <w:pPr>
-              <w:pStyle w:val="LectureBullet"/>
-            </w:pPr>
-            <w:r/>
-            <w:r>
-              <w:rPr>
-                <w:sz w:val="19"/>
-              </w:rPr>
-              <w:t>【教师动作｜不发言】 按页面上的分钟区间报时：17—23、23—31、31—39、39—45；盲读阶段用不透明袋遮住材料名称。</w:t>
-            </w:r>
-          </w:p>
-        </w:tc>
-      </w:tr>
-    </w:tbl>
+    <w:p>
+      <w:pPr>
+        <w:pStyle w:val="LectureBullet"/>
+      </w:pPr>
+      <w:r/>
+      <w:r>
+        <w:rPr>
+          <w:sz w:val="19"/>
+        </w:rPr>
+        <w:t>【教师动作｜不发言】 按页面上的分钟区间报时：17—23、23—31、31—39、39—45；盲读阶段用不透明袋遮住材料名称。</w:t>
+      </w:r>
+    </w:p>
     <w:p>
       <w:pPr/>
       <w:r>
@@ -3003,36 +2349,18 @@
         <w:t>• 若学生四组样片尺寸不一，提醒：“尺寸不统一就没法比较，等于没做实验。”</w:t>
       </w:r>
     </w:p>
-    <w:tbl>
-      <w:tblPr>
-        <w:tblStyle w:val="TableGrid"/>
-        <w:tblW w:type="auto" w:w="0"/>
-        <w:tblLook w:firstColumn="1" w:firstRow="1" w:lastColumn="0" w:lastRow="0" w:noHBand="0" w:noVBand="1" w:val="04A0"/>
-      </w:tblPr>
-      <w:tblGrid>
-        <w:gridCol w:w="9524"/>
-      </w:tblGrid>
-      <w:tr>
-        <w:tc>
-          <w:tcPr>
-            <w:tcW w:type="dxa" w:w="9524"/>
-            <w:shd w:val="clear" w:fill="F2F2F2"/>
-          </w:tcPr>
-          <w:p>
-            <w:pPr>
-              <w:pStyle w:val="LectureBullet"/>
-            </w:pPr>
-            <w:r/>
-            <w:r>
-              <w:rPr>
-                <w:sz w:val="19"/>
-              </w:rPr>
-              <w:t>【转场语】 第1课时到此结束。休息以后把样片推到失效边界。</w:t>
-            </w:r>
-          </w:p>
-        </w:tc>
-      </w:tr>
-    </w:tbl>
+    <w:p>
+      <w:pPr>
+        <w:pStyle w:val="LectureBullet"/>
+      </w:pPr>
+      <w:r/>
+      <w:r>
+        <w:rPr>
+          <w:sz w:val="19"/>
+        </w:rPr>
+        <w:t>【转场语】 第1课时到此结束。休息以后把样片推到失效边界。</w:t>
+      </w:r>
+    </w:p>
     <w:p>
       <w:pPr>
         <w:jc w:val="center"/>
@@ -3073,7 +2401,7 @@
         <w:pStyle w:val="SlideTitle"/>
       </w:pPr>
       <w:r>
-        <w:t>幻灯片 14｜从判断进入制作、编辑与反馈</w:t>
+        <w:t>幻灯片 15｜从判断进入制作、编辑与反馈</w:t>
       </w:r>
     </w:p>
     <w:p>
@@ -3084,36 +2412,18 @@
         <w:t>建议时间：0.5分钟　｜　课堂功能：第2课时开场分隔</w:t>
       </w:r>
     </w:p>
-    <w:tbl>
-      <w:tblPr>
-        <w:tblStyle w:val="TableGrid"/>
-        <w:tblW w:type="auto" w:w="0"/>
-        <w:tblLook w:firstColumn="1" w:firstRow="1" w:lastColumn="0" w:lastRow="0" w:noHBand="0" w:noVBand="1" w:val="04A0"/>
-      </w:tblPr>
-      <w:tblGrid>
-        <w:gridCol w:w="9524"/>
-      </w:tblGrid>
-      <w:tr>
-        <w:tc>
-          <w:tcPr>
-            <w:tcW w:type="dxa" w:w="9524"/>
-            <w:shd w:val="clear" w:fill="F2F2F2"/>
-          </w:tcPr>
-          <w:p>
-            <w:pPr>
-              <w:pStyle w:val="LectureBullet"/>
-            </w:pPr>
-            <w:r/>
-            <w:r>
-              <w:rPr>
-                <w:sz w:val="19"/>
-              </w:rPr>
-              <w:t>【教师动作｜不发言】 宣布节奏：方法与实验9分钟、实操28分钟、讲评与评价5分钟、预告与收尾3分钟。</w:t>
-            </w:r>
-          </w:p>
-        </w:tc>
-      </w:tr>
-    </w:tbl>
+    <w:p>
+      <w:pPr>
+        <w:pStyle w:val="LectureBullet"/>
+      </w:pPr>
+      <w:r/>
+      <w:r>
+        <w:rPr>
+          <w:sz w:val="19"/>
+        </w:rPr>
+        <w:t>【教师动作｜不发言】 宣布节奏：方法与实验9分钟、实操28分钟、讲评与评价5分钟、预告与收尾3分钟。</w:t>
+      </w:r>
+    </w:p>
     <w:p>
       <w:pPr/>
       <w:r>
@@ -3139,42 +2449,24 @@
         <w:t>请注意“推到失效边界”——今天我们主动去找它在哪里坏掉。不去找，它会在期末的时候自己出现。</w:t>
       </w:r>
     </w:p>
-    <w:tbl>
-      <w:tblPr>
-        <w:tblStyle w:val="TableGrid"/>
-        <w:tblW w:type="auto" w:w="0"/>
-        <w:tblLook w:firstColumn="1" w:firstRow="1" w:lastColumn="0" w:lastRow="0" w:noHBand="0" w:noVBand="1" w:val="04A0"/>
-      </w:tblPr>
-      <w:tblGrid>
-        <w:gridCol w:w="9524"/>
-      </w:tblGrid>
-      <w:tr>
-        <w:tc>
-          <w:tcPr>
-            <w:tcW w:type="dxa" w:w="9524"/>
-            <w:shd w:val="clear" w:fill="F2F2F2"/>
-          </w:tcPr>
-          <w:p>
-            <w:pPr>
-              <w:pStyle w:val="LectureBullet"/>
-            </w:pPr>
-            <w:r/>
-            <w:r>
-              <w:rPr>
-                <w:sz w:val="19"/>
-              </w:rPr>
-              <w:t>【转场语】 先给你们八个动作。</w:t>
-            </w:r>
-          </w:p>
-        </w:tc>
-      </w:tr>
-    </w:tbl>
+    <w:p>
+      <w:pPr>
+        <w:pStyle w:val="LectureBullet"/>
+      </w:pPr>
+      <w:r/>
+      <w:r>
+        <w:rPr>
+          <w:sz w:val="19"/>
+        </w:rPr>
+        <w:t>【转场语】 先给你们八个动作。</w:t>
+      </w:r>
+    </w:p>
     <w:p>
       <w:pPr>
         <w:pStyle w:val="SlideTitle"/>
       </w:pPr>
       <w:r>
-        <w:t>幻灯片 15｜用八个动作推进设计，不用空泛形容词</w:t>
+        <w:t>幻灯片 16｜用八个动作推进设计，不用空泛形容词</w:t>
       </w:r>
     </w:p>
     <w:p>
@@ -3185,36 +2477,18 @@
         <w:t>建议时间：2.5分钟　｜　课堂功能：八个材料操作动词</w:t>
       </w:r>
     </w:p>
-    <w:tbl>
-      <w:tblPr>
-        <w:tblStyle w:val="TableGrid"/>
-        <w:tblW w:type="auto" w:w="0"/>
-        <w:tblLook w:firstColumn="1" w:firstRow="1" w:lastColumn="0" w:lastRow="0" w:noHBand="0" w:noVBand="1" w:val="04A0"/>
-      </w:tblPr>
-      <w:tblGrid>
-        <w:gridCol w:w="9524"/>
-      </w:tblGrid>
-      <w:tr>
-        <w:tc>
-          <w:tcPr>
-            <w:tcW w:type="dxa" w:w="9524"/>
-            <w:shd w:val="clear" w:fill="F2F2F2"/>
-          </w:tcPr>
-          <w:p>
-            <w:pPr>
-              <w:pStyle w:val="LectureBullet"/>
-            </w:pPr>
-            <w:r/>
-            <w:r>
-              <w:rPr>
-                <w:sz w:val="19"/>
-              </w:rPr>
-              <w:t>【教师动作｜不发言】 快速念八个动词；在“减层”和“记录”两个停顿。</w:t>
-            </w:r>
-          </w:p>
-        </w:tc>
-      </w:tr>
-    </w:tbl>
+    <w:p>
+      <w:pPr>
+        <w:pStyle w:val="LectureBullet"/>
+      </w:pPr>
+      <w:r/>
+      <w:r>
+        <w:rPr>
+          <w:sz w:val="19"/>
+        </w:rPr>
+        <w:t>【教师动作｜不发言】 快速念八个动词；在“减层”和“记录”两个停顿。</w:t>
+      </w:r>
+    </w:p>
     <w:p>
       <w:pPr/>
       <w:r>
@@ -3272,42 +2546,24 @@
         <w:t>八，记录：固定光线和视角拍摄，并在每张图上标记变量、结果和风险。</w:t>
       </w:r>
     </w:p>
-    <w:tbl>
-      <w:tblPr>
-        <w:tblStyle w:val="TableGrid"/>
-        <w:tblW w:type="auto" w:w="0"/>
-        <w:tblLook w:firstColumn="1" w:firstRow="1" w:lastColumn="0" w:lastRow="0" w:noHBand="0" w:noVBand="1" w:val="04A0"/>
-      </w:tblPr>
-      <w:tblGrid>
-        <w:gridCol w:w="9524"/>
-      </w:tblGrid>
-      <w:tr>
-        <w:tc>
-          <w:tcPr>
-            <w:tcW w:type="dxa" w:w="9524"/>
-            <w:shd w:val="clear" w:fill="F2F2F2"/>
-          </w:tcPr>
-          <w:p>
-            <w:pPr>
-              <w:pStyle w:val="LectureBullet"/>
-            </w:pPr>
-            <w:r/>
-            <w:r>
-              <w:rPr>
-                <w:sz w:val="19"/>
-              </w:rPr>
-              <w:t>【转场语】 变化要有矩阵，不能凭感觉。</w:t>
-            </w:r>
-          </w:p>
-        </w:tc>
-      </w:tr>
-    </w:tbl>
+    <w:p>
+      <w:pPr>
+        <w:pStyle w:val="LectureBullet"/>
+      </w:pPr>
+      <w:r/>
+      <w:r>
+        <w:rPr>
+          <w:sz w:val="19"/>
+        </w:rPr>
+        <w:t>【转场语】 变化要有矩阵，不能凭感觉。</w:t>
+      </w:r>
+    </w:p>
     <w:p>
       <w:pPr>
         <w:pStyle w:val="SlideTitle"/>
       </w:pPr>
       <w:r>
-        <w:t>幻灯片 16｜先控制变量，再判断哪一种变化真正有效</w:t>
+        <w:t>幻灯片 17｜先控制变量，再判断哪一种变化真正有效</w:t>
       </w:r>
     </w:p>
     <w:p>
@@ -3318,36 +2574,18 @@
         <w:t>建议时间：2.5分钟　｜　课堂功能：五行四列变量矩阵与四组样片的分配</w:t>
       </w:r>
     </w:p>
-    <w:tbl>
-      <w:tblPr>
-        <w:tblStyle w:val="TableGrid"/>
-        <w:tblW w:type="auto" w:w="0"/>
-        <w:tblLook w:firstColumn="1" w:firstRow="1" w:lastColumn="0" w:lastRow="0" w:noHBand="0" w:noVBand="1" w:val="04A0"/>
-      </w:tblPr>
-      <w:tblGrid>
-        <w:gridCol w:w="9524"/>
-      </w:tblGrid>
-      <w:tr>
-        <w:tc>
-          <w:tcPr>
-            <w:tcW w:type="dxa" w:w="9524"/>
-            <w:shd w:val="clear" w:fill="F2F2F2"/>
-          </w:tcPr>
-          <w:p>
-            <w:pPr>
-              <w:pStyle w:val="LectureBullet"/>
-            </w:pPr>
-            <w:r/>
-            <w:r>
-              <w:rPr>
-                <w:sz w:val="19"/>
-              </w:rPr>
-              <w:t>【教师动作｜不发言】 逐行念矩阵；重点念“怎么用”“四组样片的分配”“无效组合”三条。</w:t>
-            </w:r>
-          </w:p>
-        </w:tc>
-      </w:tr>
-    </w:tbl>
+    <w:p>
+      <w:pPr>
+        <w:pStyle w:val="LectureBullet"/>
+      </w:pPr>
+      <w:r/>
+      <w:r>
+        <w:rPr>
+          <w:sz w:val="19"/>
+        </w:rPr>
+        <w:t>【教师动作｜不发言】 逐行念矩阵；重点念“怎么用”“四组样片的分配”“无效组合”三条。</w:t>
+      </w:r>
+    </w:p>
     <w:p>
       <w:pPr/>
       <w:r>
@@ -3414,42 +2652,24 @@
         <w:t>• 若学生做了“垂坠加骨撑”，请他先做出来看一次，再问：“骨撑撑住的是布，还是空气？”</w:t>
       </w:r>
     </w:p>
-    <w:tbl>
-      <w:tblPr>
-        <w:tblStyle w:val="TableGrid"/>
-        <w:tblW w:type="auto" w:w="0"/>
-        <w:tblLook w:firstColumn="1" w:firstRow="1" w:lastColumn="0" w:lastRow="0" w:noHBand="0" w:noVBand="1" w:val="04A0"/>
-      </w:tblPr>
-      <w:tblGrid>
-        <w:gridCol w:w="9524"/>
-      </w:tblGrid>
-      <w:tr>
-        <w:tc>
-          <w:tcPr>
-            <w:tcW w:type="dxa" w:w="9524"/>
-            <w:shd w:val="clear" w:fill="F2F2F2"/>
-          </w:tcPr>
-          <w:p>
-            <w:pPr>
-              <w:pStyle w:val="LectureBullet"/>
-            </w:pPr>
-            <w:r/>
-            <w:r>
-              <w:rPr>
-                <w:sz w:val="19"/>
-              </w:rPr>
-              <w:t>【转场语】 受控实验要写数值。</w:t>
-            </w:r>
-          </w:p>
-        </w:tc>
-      </w:tr>
-    </w:tbl>
+    <w:p>
+      <w:pPr>
+        <w:pStyle w:val="LectureBullet"/>
+      </w:pPr>
+      <w:r/>
+      <w:r>
+        <w:rPr>
+          <w:sz w:val="19"/>
+        </w:rPr>
+        <w:t>【转场语】 受控实验要写数值。</w:t>
+      </w:r>
+    </w:p>
     <w:p>
       <w:pPr>
         <w:pStyle w:val="SlideTitle"/>
       </w:pPr>
       <w:r>
-        <w:t>幻灯片 17｜一次只改变一个主变量，保留可追踪依据</w:t>
+        <w:t>幻灯片 18｜一次只改变一个主变量，保留可追踪依据</w:t>
       </w:r>
     </w:p>
     <w:p>
@@ -3460,36 +2680,18 @@
         <w:t>建议时间：2分钟　｜　课堂功能：基准型与V1—V3三个变量实验（含四项先写死）</w:t>
       </w:r>
     </w:p>
-    <w:tbl>
-      <w:tblPr>
-        <w:tblStyle w:val="TableGrid"/>
-        <w:tblW w:type="auto" w:w="0"/>
-        <w:tblLook w:firstColumn="1" w:firstRow="1" w:lastColumn="0" w:lastRow="0" w:noHBand="0" w:noVBand="1" w:val="04A0"/>
-      </w:tblPr>
-      <w:tblGrid>
-        <w:gridCol w:w="9524"/>
-      </w:tblGrid>
-      <w:tr>
-        <w:tc>
-          <w:tcPr>
-            <w:tcW w:type="dxa" w:w="9524"/>
-            <w:shd w:val="clear" w:fill="F2F2F2"/>
-          </w:tcPr>
-          <w:p>
-            <w:pPr>
-              <w:pStyle w:val="LectureBullet"/>
-            </w:pPr>
-            <w:r/>
-            <w:r>
-              <w:rPr>
-                <w:sz w:val="19"/>
-              </w:rPr>
-              <w:t>【教师动作｜不发言】 强调“同一视角、同一比例、同一标注”；逐版念“记录”一行，要求写数值。</w:t>
-            </w:r>
-          </w:p>
-        </w:tc>
-      </w:tr>
-    </w:tbl>
+    <w:p>
+      <w:pPr>
+        <w:pStyle w:val="LectureBullet"/>
+      </w:pPr>
+      <w:r/>
+      <w:r>
+        <w:rPr>
+          <w:sz w:val="19"/>
+        </w:rPr>
+        <w:t>【教师动作｜不发言】 强调“同一视角、同一比例、同一标注”；逐版念“记录”一行，要求写数值。</w:t>
+      </w:r>
+    </w:p>
     <w:p>
       <w:pPr/>
       <w:r>
@@ -3564,42 +2766,24 @@
         <w:t>• 检查记录本：凡是没有单位的数字或没有数字的描述，当场补测。</w:t>
       </w:r>
     </w:p>
-    <w:tbl>
-      <w:tblPr>
-        <w:tblStyle w:val="TableGrid"/>
-        <w:tblW w:type="auto" w:w="0"/>
-        <w:tblLook w:firstColumn="1" w:firstRow="1" w:lastColumn="0" w:lastRow="0" w:noHBand="0" w:noVBand="1" w:val="04A0"/>
-      </w:tblPr>
-      <w:tblGrid>
-        <w:gridCol w:w="9524"/>
-      </w:tblGrid>
-      <w:tr>
-        <w:tc>
-          <w:tcPr>
-            <w:tcW w:type="dxa" w:w="9524"/>
-            <w:shd w:val="clear" w:fill="F2F2F2"/>
-          </w:tcPr>
-          <w:p>
-            <w:pPr>
-              <w:pStyle w:val="LectureBullet"/>
-            </w:pPr>
-            <w:r/>
-            <w:r>
-              <w:rPr>
-                <w:sz w:val="19"/>
-              </w:rPr>
-              <w:t>【转场语】 实验要放回系列里才有意义。</w:t>
-            </w:r>
-          </w:p>
-        </w:tc>
-      </w:tr>
-    </w:tbl>
+    <w:p>
+      <w:pPr>
+        <w:pStyle w:val="LectureBullet"/>
+      </w:pPr>
+      <w:r/>
+      <w:r>
+        <w:rPr>
+          <w:sz w:val="19"/>
+        </w:rPr>
+        <w:t>【转场语】 实验要放回系列里才有意义。</w:t>
+      </w:r>
+    </w:p>
     <w:p>
       <w:pPr>
         <w:pStyle w:val="SlideTitle"/>
       </w:pPr>
       <w:r>
-        <w:t>幻灯片 18｜单个实验只有进入系列角色，才产生产品意义</w:t>
+        <w:t>幻灯片 19｜单个实验只有进入系列角色，才产生产品意义</w:t>
       </w:r>
     </w:p>
     <w:p>
@@ -3610,36 +2794,18 @@
         <w:t>建议时间：2分钟　｜　课堂功能：五套覆盖整条刚度轴</w:t>
       </w:r>
     </w:p>
-    <w:tbl>
-      <w:tblPr>
-        <w:tblStyle w:val="TableGrid"/>
-        <w:tblW w:type="auto" w:w="0"/>
-        <w:tblLook w:firstColumn="1" w:firstRow="1" w:lastColumn="0" w:lastRow="0" w:noHBand="0" w:noVBand="1" w:val="04A0"/>
-      </w:tblPr>
-      <w:tblGrid>
-        <w:gridCol w:w="9524"/>
-      </w:tblGrid>
-      <w:tr>
-        <w:tc>
-          <w:tcPr>
-            <w:tcW w:type="dxa" w:w="9524"/>
-            <w:shd w:val="clear" w:fill="F2F2F2"/>
-          </w:tcPr>
-          <w:p>
-            <w:pPr>
-              <w:pStyle w:val="LectureBullet"/>
-            </w:pPr>
-            <w:r/>
-            <w:r>
-              <w:rPr>
-                <w:sz w:val="19"/>
-              </w:rPr>
-              <w:t>【教师动作｜不发言】 逐套念角色；最后念“相邻两套之间有明显落差吗”的检查。</w:t>
-            </w:r>
-          </w:p>
-        </w:tc>
-      </w:tr>
-    </w:tbl>
+    <w:p>
+      <w:pPr>
+        <w:pStyle w:val="LectureBullet"/>
+      </w:pPr>
+      <w:r/>
+      <w:r>
+        <w:rPr>
+          <w:sz w:val="19"/>
+        </w:rPr>
+        <w:t>【教师动作｜不发言】 逐套念角色；最后念“相邻两套之间有明显落差吗”的检查。</w:t>
+      </w:r>
+    </w:p>
     <w:p>
       <w:pPr/>
       <w:r>
@@ -3722,42 +2888,24 @@
         <w:t>• 当场让三名学生排一次刚度序列，全班判断哪两套之间没有落差。</w:t>
       </w:r>
     </w:p>
-    <w:tbl>
-      <w:tblPr>
-        <w:tblStyle w:val="TableGrid"/>
-        <w:tblW w:type="auto" w:w="0"/>
-        <w:tblLook w:firstColumn="1" w:firstRow="1" w:lastColumn="0" w:lastRow="0" w:noHBand="0" w:noVBand="1" w:val="04A0"/>
-      </w:tblPr>
-      <w:tblGrid>
-        <w:gridCol w:w="9524"/>
-      </w:tblGrid>
-      <w:tr>
-        <w:tc>
-          <w:tcPr>
-            <w:tcW w:type="dxa" w:w="9524"/>
-            <w:shd w:val="clear" w:fill="F2F2F2"/>
-          </w:tcPr>
-          <w:p>
-            <w:pPr>
-              <w:pStyle w:val="LectureBullet"/>
-            </w:pPr>
-            <w:r/>
-            <w:r>
-              <w:rPr>
-                <w:sz w:val="19"/>
-              </w:rPr>
-              <w:t>【转场语】 现在用二十八分钟做坯样、动作和修正。</w:t>
-            </w:r>
-          </w:p>
-        </w:tc>
-      </w:tr>
-    </w:tbl>
+    <w:p>
+      <w:pPr>
+        <w:pStyle w:val="LectureBullet"/>
+      </w:pPr>
+      <w:r/>
+      <w:r>
+        <w:rPr>
+          <w:sz w:val="19"/>
+        </w:rPr>
+        <w:t>【转场语】 现在用二十八分钟做坯样、动作和修正。</w:t>
+      </w:r>
+    </w:p>
     <w:p>
       <w:pPr>
         <w:pStyle w:val="SlideTitle"/>
       </w:pPr>
       <w:r>
-        <w:t>幻灯片 19｜第2课时实操：28分钟，完成实验、编辑、同伴反馈与锁定</w:t>
+        <w:t xml:space="preserve">幻灯片 20｜用 AI 试材料：快速扩量可以，替代实物样片不行</w:t>
       </w:r>
     </w:p>
     <w:p>
@@ -3765,39 +2913,127 @@
         <w:pStyle w:val="SlideMeta"/>
       </w:pPr>
       <w:r>
+        <w:t xml:space="preserve">建议时间：2.5分钟　｜　课堂功能：AI 质感映射四步与红线</w:t>
+      </w:r>
+    </w:p>
+    <w:p>
+      <w:pPr>
+        <w:pStyle w:val="LectureBullet"/>
+      </w:pPr>
+      <w:r>
+        <w:t xml:space="preserve">【教师动作｜不发言】 逐步念四步；在第四步“回到实物”停顿并重复一次</w:t>
+      </w:r>
+    </w:p>
+    <w:p>
+      <w:pPr/>
+      <w:r>
+        <w:rPr>
+          <w:b/>
+        </w:rPr>
+        <w:t xml:space="preserve">【教师讲稿｜可直接发言】</w:t>
+      </w:r>
+    </w:p>
+    <w:p>
+      <w:pPr>
+        <w:pStyle w:val="SpokenText"/>
+      </w:pPr>
+      <w:r>
+        <w:t xml:space="preserve">这一步只解决一件事：看起来像什么。重量、回弹、接缝厚度，还是要靠你手里的样片。</w:t>
+      </w:r>
+    </w:p>
+    <w:p>
+      <w:pPr>
+        <w:pStyle w:val="SpokenText"/>
+      </w:pPr>
+      <w:r>
+        <w:t xml:space="preserve">第一步，准备 A-0。先手工画好结构线稿并注明时间。没有 A-0，后面生成的图一律不计分。这条和第01周的规则是同一条。</w:t>
+      </w:r>
+    </w:p>
+    <w:p>
+      <w:pPr>
+        <w:pStyle w:val="SpokenText"/>
+      </w:pPr>
+      <w:r>
+        <w:t xml:space="preserve">第二步，单变量生成。同一张线稿，只换材质描述——针织、粗纺、薄纱、涂层——其余提示词一个字都不改。这和上一页那个院校实验是同一个道理。</w:t>
+      </w:r>
+    </w:p>
+    <w:p>
+      <w:pPr>
+        <w:pStyle w:val="SpokenText"/>
+      </w:pPr>
+      <w:r>
+        <w:t xml:space="preserve">第三步，并排比较。把三到四种结果和你的线稿排在一起，判断哪一种让结构更清楚，哪一种把结构吃掉了。</w:t>
+      </w:r>
+    </w:p>
+    <w:p>
+      <w:pPr>
+        <w:pStyle w:val="SpokenText"/>
+      </w:pPr>
+      <w:r>
+        <w:t xml:space="preserve">第四步，回到实物。选中的两种，去找真实样片做克重、垂坠和叠缝测试。AI 的判断到此为止。</w:t>
+      </w:r>
+    </w:p>
+    <w:p>
+      <w:pPr>
+        <w:pStyle w:val="SpokenText"/>
+      </w:pPr>
+      <w:r>
+        <w:t xml:space="preserve">必须记录的有五样：工具名、提示词、种子、A-0 线稿，还有“为什么选它”。缺一项，这组图不进评审板。</w:t>
+      </w:r>
+    </w:p>
+    <w:p>
+      <w:pPr/>
+      <w:r>
+        <w:rPr>
+          <w:b/>
+        </w:rPr>
+        <w:t xml:space="preserve">【互动与应答预案】</w:t>
+      </w:r>
+    </w:p>
+    <w:p>
+      <w:pPr>
+        <w:pStyle w:val="LectureBullet"/>
+      </w:pPr>
+      <w:r>
+        <w:t xml:space="preserve">• 若学生问“可不可以直接用生成图当材料证据”，回应：不可以。它算不出克重、回弹和接缝厚度。</w:t>
+      </w:r>
+    </w:p>
+    <w:p>
+      <w:pPr>
+        <w:pStyle w:val="LectureBullet"/>
+      </w:pPr>
+      <w:r>
+        <w:t xml:space="preserve">【转场语】 现在开始这一节的实操。</w:t>
+      </w:r>
+    </w:p>
+    <w:p>
+      <w:pPr>
+        <w:pStyle w:val="SlideTitle"/>
+      </w:pPr>
+      <w:r>
+        <w:t>幻灯片 21｜第2课时实操：28分钟，完成实验、编辑、同伴反馈与锁定</w:t>
+      </w:r>
+    </w:p>
+    <w:p>
+      <w:pPr>
+        <w:pStyle w:val="SlideMeta"/>
+      </w:pPr>
+      <w:r>
         <w:t>建议时间：28分钟　｜　课堂功能：四阶段实操（坯样·动作·叠穿·修正）</w:t>
       </w:r>
     </w:p>
-    <w:tbl>
-      <w:tblPr>
-        <w:tblStyle w:val="TableGrid"/>
-        <w:tblW w:type="auto" w:w="0"/>
-        <w:tblLook w:firstColumn="1" w:firstRow="1" w:lastColumn="0" w:lastRow="0" w:noHBand="0" w:noVBand="1" w:val="04A0"/>
-      </w:tblPr>
-      <w:tblGrid>
-        <w:gridCol w:w="9524"/>
-      </w:tblGrid>
-      <w:tr>
-        <w:tc>
-          <w:tcPr>
-            <w:tcW w:type="dxa" w:w="9524"/>
-            <w:shd w:val="clear" w:fill="F2F2F2"/>
-          </w:tcPr>
-          <w:p>
-            <w:pPr>
-              <w:pStyle w:val="LectureBullet"/>
-            </w:pPr>
-            <w:r/>
-            <w:r>
-              <w:rPr>
-                <w:sz w:val="19"/>
-              </w:rPr>
-              <w:t>【教师动作｜不发言】 按页面分钟区间报时：14—20、20—28、28—36、36—42；动作测试阶段亲自示范抬臂、坐姿、行走、闭合四项。</w:t>
-            </w:r>
-          </w:p>
-        </w:tc>
-      </w:tr>
-    </w:tbl>
+    <w:p>
+      <w:pPr>
+        <w:pStyle w:val="LectureBullet"/>
+      </w:pPr>
+      <w:r/>
+      <w:r>
+        <w:rPr>
+          <w:sz w:val="19"/>
+        </w:rPr>
+        <w:t>【教师动作｜不发言】 按页面分钟区间报时：14—20、20—28、28—36、36—42；动作测试阶段亲自示范抬臂、坐姿、行走、闭合四项。</w:t>
+      </w:r>
+    </w:p>
     <w:p>
       <w:pPr/>
       <w:r>
@@ -3880,42 +3116,24 @@
         <w:t>• 若学生的修正日志三项全是“加”，回应：“减法那一项呢？必须删掉一个层。”</w:t>
       </w:r>
     </w:p>
-    <w:tbl>
-      <w:tblPr>
-        <w:tblStyle w:val="TableGrid"/>
-        <w:tblW w:type="auto" w:w="0"/>
-        <w:tblLook w:firstColumn="1" w:firstRow="1" w:lastColumn="0" w:lastRow="0" w:noHBand="0" w:noVBand="1" w:val="04A0"/>
-      </w:tblPr>
-      <w:tblGrid>
-        <w:gridCol w:w="9524"/>
-      </w:tblGrid>
-      <w:tr>
-        <w:tc>
-          <w:tcPr>
-            <w:tcW w:type="dxa" w:w="9524"/>
-            <w:shd w:val="clear" w:fill="F2F2F2"/>
-          </w:tcPr>
-          <w:p>
-            <w:pPr>
-              <w:pStyle w:val="LectureBullet"/>
-            </w:pPr>
-            <w:r/>
-            <w:r>
-              <w:rPr>
-                <w:sz w:val="19"/>
-              </w:rPr>
-              <w:t>【转场语】 交之前，先按四类证据自查一遍板面。</w:t>
-            </w:r>
-          </w:p>
-        </w:tc>
-      </w:tr>
-    </w:tbl>
+    <w:p>
+      <w:pPr>
+        <w:pStyle w:val="LectureBullet"/>
+      </w:pPr>
+      <w:r/>
+      <w:r>
+        <w:rPr>
+          <w:sz w:val="19"/>
+        </w:rPr>
+        <w:t>【转场语】 交之前，先按四类证据自查一遍板面。</w:t>
+      </w:r>
+    </w:p>
     <w:p>
       <w:pPr>
         <w:pStyle w:val="SlideTitle"/>
       </w:pPr>
       <w:r>
-        <w:t>幻灯片 20｜提交板面必须让评审者快速找到四类证据</w:t>
+        <w:t>幻灯片 22｜提交板面必须让评审者快速找到四类证据</w:t>
       </w:r>
     </w:p>
     <w:p>
@@ -3926,36 +3144,18 @@
         <w:t>建议时间：2分钟　｜　课堂功能：四类提交证据与不合格样态</w:t>
       </w:r>
     </w:p>
-    <w:tbl>
-      <w:tblPr>
-        <w:tblStyle w:val="TableGrid"/>
-        <w:tblW w:type="auto" w:w="0"/>
-        <w:tblLook w:firstColumn="1" w:firstRow="1" w:lastColumn="0" w:lastRow="0" w:noHBand="0" w:noVBand="1" w:val="04A0"/>
-      </w:tblPr>
-      <w:tblGrid>
-        <w:gridCol w:w="9524"/>
-      </w:tblGrid>
-      <w:tr>
-        <w:tc>
-          <w:tcPr>
-            <w:tcW w:type="dxa" w:w="9524"/>
-            <w:shd w:val="clear" w:fill="F2F2F2"/>
-          </w:tcPr>
-          <w:p>
-            <w:pPr>
-              <w:pStyle w:val="LectureBullet"/>
-            </w:pPr>
-            <w:r/>
-            <w:r>
-              <w:rPr>
-                <w:sz w:val="19"/>
-              </w:rPr>
-              <w:t>【教师动作｜不发言】 念四类与四条不合格；在“没有对照就不是实验”一句停顿。</w:t>
-            </w:r>
-          </w:p>
-        </w:tc>
-      </w:tr>
-    </w:tbl>
+    <w:p>
+      <w:pPr>
+        <w:pStyle w:val="LectureBullet"/>
+      </w:pPr>
+      <w:r/>
+      <w:r>
+        <w:rPr>
+          <w:sz w:val="19"/>
+        </w:rPr>
+        <w:t>【教师动作｜不发言】 念四类与四条不合格；在“没有对照就不是实验”一句停顿。</w:t>
+      </w:r>
+    </w:p>
     <w:p>
       <w:pPr/>
       <w:r>
@@ -4022,42 +3222,24 @@
         <w:t>• 快速抽查两份板面，当场按四条判断合格与否。</w:t>
       </w:r>
     </w:p>
-    <w:tbl>
-      <w:tblPr>
-        <w:tblStyle w:val="TableGrid"/>
-        <w:tblW w:type="auto" w:w="0"/>
-        <w:tblLook w:firstColumn="1" w:firstRow="1" w:lastColumn="0" w:lastRow="0" w:noHBand="0" w:noVBand="1" w:val="04A0"/>
-      </w:tblPr>
-      <w:tblGrid>
-        <w:gridCol w:w="9524"/>
-      </w:tblGrid>
-      <w:tr>
-        <w:tc>
-          <w:tcPr>
-            <w:tcW w:type="dxa" w:w="9524"/>
-            <w:shd w:val="clear" w:fill="F2F2F2"/>
-          </w:tcPr>
-          <w:p>
-            <w:pPr>
-              <w:pStyle w:val="LectureBullet"/>
-            </w:pPr>
-            <w:r/>
-            <w:r>
-              <w:rPr>
-                <w:sz w:val="19"/>
-              </w:rPr>
-              <w:t>【转场语】 讲评时只用一种语言格式。</w:t>
-            </w:r>
-          </w:p>
-        </w:tc>
-      </w:tr>
-    </w:tbl>
+    <w:p>
+      <w:pPr>
+        <w:pStyle w:val="LectureBullet"/>
+      </w:pPr>
+      <w:r/>
+      <w:r>
+        <w:rPr>
+          <w:sz w:val="19"/>
+        </w:rPr>
+        <w:t>【转场语】 讲评时只用一种语言格式。</w:t>
+      </w:r>
+    </w:p>
     <w:p>
       <w:pPr>
         <w:pStyle w:val="SlideTitle"/>
       </w:pPr>
       <w:r>
-        <w:t>幻灯片 21｜反馈只使用“证据—判断—动作”</w:t>
+        <w:t>幻灯片 23｜反馈只使用“证据—判断—动作”</w:t>
       </w:r>
     </w:p>
     <w:p>
@@ -4068,36 +3250,18 @@
         <w:t>建议时间：1.5分钟　｜　课堂功能：同伴讲评四段格式与本周指向</w:t>
       </w:r>
     </w:p>
-    <w:tbl>
-      <w:tblPr>
-        <w:tblStyle w:val="TableGrid"/>
-        <w:tblW w:type="auto" w:w="0"/>
-        <w:tblLook w:firstColumn="1" w:firstRow="1" w:lastColumn="0" w:lastRow="0" w:noHBand="0" w:noVBand="1" w:val="04A0"/>
-      </w:tblPr>
-      <w:tblGrid>
-        <w:gridCol w:w="9524"/>
-      </w:tblGrid>
-      <w:tr>
-        <w:tc>
-          <w:tcPr>
-            <w:tcW w:type="dxa" w:w="9524"/>
-            <w:shd w:val="clear" w:fill="F2F2F2"/>
-          </w:tcPr>
-          <w:p>
-            <w:pPr>
-              <w:pStyle w:val="LectureBullet"/>
-            </w:pPr>
-            <w:r/>
-            <w:r>
-              <w:rPr>
-                <w:sz w:val="19"/>
-              </w:rPr>
-              <w:t>【教师动作｜不发言】 四段各念一句“本周指向”；开始前重申禁止语。</w:t>
-            </w:r>
-          </w:p>
-        </w:tc>
-      </w:tr>
-    </w:tbl>
+    <w:p>
+      <w:pPr>
+        <w:pStyle w:val="LectureBullet"/>
+      </w:pPr>
+      <w:r/>
+      <w:r>
+        <w:rPr>
+          <w:sz w:val="19"/>
+        </w:rPr>
+        <w:t>【教师动作｜不发言】 四段各念一句“本周指向”；开始前重申禁止语。</w:t>
+      </w:r>
+    </w:p>
     <w:p>
       <w:pPr/>
       <w:r>
@@ -4164,42 +3328,24 @@
         <w:t>• 听到“材料太硬”时立即介入：“哪一块？哪个动作下太硬？”</w:t>
       </w:r>
     </w:p>
-    <w:tbl>
-      <w:tblPr>
-        <w:tblStyle w:val="TableGrid"/>
-        <w:tblW w:type="auto" w:w="0"/>
-        <w:tblLook w:firstColumn="1" w:firstRow="1" w:lastColumn="0" w:lastRow="0" w:noHBand="0" w:noVBand="1" w:val="04A0"/>
-      </w:tblPr>
-      <w:tblGrid>
-        <w:gridCol w:w="9524"/>
-      </w:tblGrid>
-      <w:tr>
-        <w:tc>
-          <w:tcPr>
-            <w:tcW w:type="dxa" w:w="9524"/>
-            <w:shd w:val="clear" w:fill="F2F2F2"/>
-          </w:tcPr>
-          <w:p>
-            <w:pPr>
-              <w:pStyle w:val="LectureBullet"/>
-            </w:pPr>
-            <w:r/>
-            <w:r>
-              <w:rPr>
-                <w:sz w:val="19"/>
-              </w:rPr>
-              <w:t>【转场语】 这周怎么判定合格？</w:t>
-            </w:r>
-          </w:p>
-        </w:tc>
-      </w:tr>
-    </w:tbl>
+    <w:p>
+      <w:pPr>
+        <w:pStyle w:val="LectureBullet"/>
+      </w:pPr>
+      <w:r/>
+      <w:r>
+        <w:rPr>
+          <w:sz w:val="19"/>
+        </w:rPr>
+        <w:t>【转场语】 这周怎么判定合格？</w:t>
+      </w:r>
+    </w:p>
     <w:p>
       <w:pPr>
         <w:pStyle w:val="SlideTitle"/>
       </w:pPr>
       <w:r>
-        <w:t>幻灯片 22｜第11周检查：本周成果是否允许进入下一阶段</w:t>
+        <w:t>幻灯片 24｜第11周检查：本周成果是否允许进入下一阶段</w:t>
       </w:r>
     </w:p>
     <w:p>
@@ -4210,36 +3356,18 @@
         <w:t>建议时间：1.5分钟　｜　课堂功能：五项形成性评价与权重</w:t>
       </w:r>
     </w:p>
-    <w:tbl>
-      <w:tblPr>
-        <w:tblStyle w:val="TableGrid"/>
-        <w:tblW w:type="auto" w:w="0"/>
-        <w:tblLook w:firstColumn="1" w:firstRow="1" w:lastColumn="0" w:lastRow="0" w:noHBand="0" w:noVBand="1" w:val="04A0"/>
-      </w:tblPr>
-      <w:tblGrid>
-        <w:gridCol w:w="9524"/>
-      </w:tblGrid>
-      <w:tr>
-        <w:tc>
-          <w:tcPr>
-            <w:tcW w:type="dxa" w:w="9524"/>
-            <w:shd w:val="clear" w:fill="F2F2F2"/>
-          </w:tcPr>
-          <w:p>
-            <w:pPr>
-              <w:pStyle w:val="LectureBullet"/>
-            </w:pPr>
-            <w:r/>
-            <w:r>
-              <w:rPr>
-                <w:sz w:val="19"/>
-              </w:rPr>
-              <w:t>【教师动作｜不发言】 念五项与权重；指出“修正逻辑”占20%，失败也能得分。</w:t>
-            </w:r>
-          </w:p>
-        </w:tc>
-      </w:tr>
-    </w:tbl>
+    <w:p>
+      <w:pPr>
+        <w:pStyle w:val="LectureBullet"/>
+      </w:pPr>
+      <w:r/>
+      <w:r>
+        <w:rPr>
+          <w:sz w:val="19"/>
+        </w:rPr>
+        <w:t>【教师动作｜不发言】 念五项与权重；指出“修正逻辑”占20%，失败也能得分。</w:t>
+      </w:r>
+    </w:p>
     <w:p>
       <w:pPr/>
       <w:r>
@@ -4297,42 +3425,24 @@
         <w:t>过程记录占百分之十五：照片视角统一，假设、变量、结果和结论可追踪。</w:t>
       </w:r>
     </w:p>
-    <w:tbl>
-      <w:tblPr>
-        <w:tblStyle w:val="TableGrid"/>
-        <w:tblW w:type="auto" w:w="0"/>
-        <w:tblLook w:firstColumn="1" w:firstRow="1" w:lastColumn="0" w:lastRow="0" w:noHBand="0" w:noVBand="1" w:val="04A0"/>
-      </w:tblPr>
-      <w:tblGrid>
-        <w:gridCol w:w="9524"/>
-      </w:tblGrid>
-      <w:tr>
-        <w:tc>
-          <w:tcPr>
-            <w:tcW w:type="dxa" w:w="9524"/>
-            <w:shd w:val="clear" w:fill="F2F2F2"/>
-          </w:tcPr>
-          <w:p>
-            <w:pPr>
-              <w:pStyle w:val="LectureBullet"/>
-            </w:pPr>
-            <w:r/>
-            <w:r>
-              <w:rPr>
-                <w:sz w:val="19"/>
-              </w:rPr>
-              <w:t>【转场语】 下周把验证过的结构带回系列编排。</w:t>
-            </w:r>
-          </w:p>
-        </w:tc>
-      </w:tr>
-    </w:tbl>
+    <w:p>
+      <w:pPr>
+        <w:pStyle w:val="LectureBullet"/>
+      </w:pPr>
+      <w:r/>
+      <w:r>
+        <w:rPr>
+          <w:sz w:val="19"/>
+        </w:rPr>
+        <w:t>【转场语】 下周把验证过的结构带回系列编排。</w:t>
+      </w:r>
+    </w:p>
     <w:p>
       <w:pPr>
         <w:pStyle w:val="SlideTitle"/>
       </w:pPr>
       <w:r>
-        <w:t>幻灯片 23｜第12周把验证过的结构带回系列编排</w:t>
+        <w:t>幻灯片 25｜第12周把验证过的结构带回系列编排</w:t>
       </w:r>
     </w:p>
     <w:p>
@@ -4343,36 +3453,18 @@
         <w:t>建议时间：1.5分钟　｜　课堂功能：下周四项准备</w:t>
       </w:r>
     </w:p>
-    <w:tbl>
-      <w:tblPr>
-        <w:tblStyle w:val="TableGrid"/>
-        <w:tblW w:type="auto" w:w="0"/>
-        <w:tblLook w:firstColumn="1" w:firstRow="1" w:lastColumn="0" w:lastRow="0" w:noHBand="0" w:noVBand="1" w:val="04A0"/>
-      </w:tblPr>
-      <w:tblGrid>
-        <w:gridCol w:w="9524"/>
-      </w:tblGrid>
-      <w:tr>
-        <w:tc>
-          <w:tcPr>
-            <w:tcW w:type="dxa" w:w="9524"/>
-            <w:shd w:val="clear" w:fill="F2F2F2"/>
-          </w:tcPr>
-          <w:p>
-            <w:pPr>
-              <w:pStyle w:val="LectureBullet"/>
-            </w:pPr>
-            <w:r/>
-            <w:r>
-              <w:rPr>
-                <w:sz w:val="19"/>
-              </w:rPr>
-              <w:t>【教师动作｜不发言】 逐项念带什么、准备什么、写什么；强调“没有照片的通过不算数”。</w:t>
-            </w:r>
-          </w:p>
-        </w:tc>
-      </w:tr>
-    </w:tbl>
+    <w:p>
+      <w:pPr>
+        <w:pStyle w:val="LectureBullet"/>
+      </w:pPr>
+      <w:r/>
+      <w:r>
+        <w:rPr>
+          <w:sz w:val="19"/>
+        </w:rPr>
+        <w:t>【教师动作｜不发言】 逐项念带什么、准备什么、写什么；强调“没有照片的通过不算数”。</w:t>
+      </w:r>
+    </w:p>
     <w:p>
       <w:pPr/>
       <w:r>
@@ -4422,42 +3514,24 @@
         <w:t>写下一个问题：用一句话写出“某某这个结构，我还不确定能不能怎样”。下周第一件事就是回答它。</w:t>
       </w:r>
     </w:p>
-    <w:tbl>
-      <w:tblPr>
-        <w:tblStyle w:val="TableGrid"/>
-        <w:tblW w:type="auto" w:w="0"/>
-        <w:tblLook w:firstColumn="1" w:firstRow="1" w:lastColumn="0" w:lastRow="0" w:noHBand="0" w:noVBand="1" w:val="04A0"/>
-      </w:tblPr>
-      <w:tblGrid>
-        <w:gridCol w:w="9524"/>
-      </w:tblGrid>
-      <w:tr>
-        <w:tc>
-          <w:tcPr>
-            <w:tcW w:type="dxa" w:w="9524"/>
-            <w:shd w:val="clear" w:fill="F2F2F2"/>
-          </w:tcPr>
-          <w:p>
-            <w:pPr>
-              <w:pStyle w:val="LectureBullet"/>
-            </w:pPr>
-            <w:r/>
-            <w:r>
-              <w:rPr>
-                <w:sz w:val="19"/>
-              </w:rPr>
-              <w:t>【转场语】 最后请每人写一句一句话小结。</w:t>
-            </w:r>
-          </w:p>
-        </w:tc>
-      </w:tr>
-    </w:tbl>
+    <w:p>
+      <w:pPr>
+        <w:pStyle w:val="LectureBullet"/>
+      </w:pPr>
+      <w:r/>
+      <w:r>
+        <w:rPr>
+          <w:sz w:val="19"/>
+        </w:rPr>
+        <w:t>【转场语】 最后请每人写一句一句话小结。</w:t>
+      </w:r>
+    </w:p>
     <w:p>
       <w:pPr>
         <w:pStyle w:val="SlideTitle"/>
       </w:pPr>
       <w:r>
-        <w:t>幻灯片 24｜写一句：把本周判断写成下一步动作</w:t>
+        <w:t>幻灯片 26｜写一句：把本周判断写成下一步动作</w:t>
       </w:r>
     </w:p>
     <w:p>
@@ -4468,36 +3542,18 @@
         <w:t>建议时间：1.5分钟　｜　课堂功能：本周收束与四条结论</w:t>
       </w:r>
     </w:p>
-    <w:tbl>
-      <w:tblPr>
-        <w:tblStyle w:val="TableGrid"/>
-        <w:tblW w:type="auto" w:w="0"/>
-        <w:tblLook w:firstColumn="1" w:firstRow="1" w:lastColumn="0" w:lastRow="0" w:noHBand="0" w:noVBand="1" w:val="04A0"/>
-      </w:tblPr>
-      <w:tblGrid>
-        <w:gridCol w:w="9524"/>
-      </w:tblGrid>
-      <w:tr>
-        <w:tc>
-          <w:tcPr>
-            <w:tcW w:type="dxa" w:w="9524"/>
-            <w:shd w:val="clear" w:fill="F2F2F2"/>
-          </w:tcPr>
-          <w:p>
-            <w:pPr>
-              <w:pStyle w:val="LectureBullet"/>
-            </w:pPr>
-            <w:r/>
-            <w:r>
-              <w:rPr>
-                <w:sz w:val="19"/>
-              </w:rPr>
-              <w:t>【教师动作｜不发言】 投影句式，等待全班写完再下课；念四条结论。</w:t>
-            </w:r>
-          </w:p>
-        </w:tc>
-      </w:tr>
-    </w:tbl>
+    <w:p>
+      <w:pPr>
+        <w:pStyle w:val="LectureBullet"/>
+      </w:pPr>
+      <w:r/>
+      <w:r>
+        <w:rPr>
+          <w:sz w:val="19"/>
+        </w:rPr>
+        <w:t>【教师动作｜不发言】 投影句式，等待全班写完再下课；念四条结论。</w:t>
+      </w:r>
+    </w:p>
     <w:p>
       <w:pPr/>
       <w:r>

--- a/docs/jiangao/《女装设计III》第11周_中国大陆课堂完整讲稿_中文.docx
+++ b/docs/jiangao/《女装设计III》第11周_中国大陆课堂完整讲稿_中文.docx
@@ -2133,12 +2133,8 @@
       <w:pPr>
         <w:pStyle w:val="LectureBullet"/>
       </w:pPr>
-      <w:r/>
-      <w:r>
-        <w:rPr>
-          <w:sz w:val="19"/>
-        </w:rPr>
-        <w:t>【转场语】 现在用二十八分钟做出第一批样片。</w:t>
+      <w:r>
+        <w:t>【转场语】 先看一堂材料实验课长什么样。</w:t>
       </w:r>
     </w:p>
     <w:p>
@@ -2892,12 +2888,8 @@
       <w:pPr>
         <w:pStyle w:val="LectureBullet"/>
       </w:pPr>
-      <w:r/>
-      <w:r>
-        <w:rPr>
-          <w:sz w:val="19"/>
-        </w:rPr>
-        <w:t>【转场语】 现在用二十八分钟做坯样、动作和修正。</w:t>
+      <w:r>
+        <w:t>【转场语】 材料还可以先用 AI 扩量——但它有边界。</w:t>
       </w:r>
     </w:p>
     <w:p>

--- a/docs/jiangao/《女装设计III》第11周_中国大陆课堂完整讲稿_中文.docx
+++ b/docs/jiangao/《女装设计III》第11周_中国大陆课堂完整讲稿_中文.docx
@@ -23,7 +23,7 @@
           <w:b/>
           <w:sz w:val="40"/>
         </w:rPr>
-        <w:t>第11周完整课堂讲稿</w:t>
+        <w:t>第11周完整课堂讲稿（学生版）</w:t>
       </w:r>
     </w:p>
     <w:p>
@@ -848,18 +848,6 @@
       </w:r>
     </w:p>
     <w:p>
-      <w:pPr>
-        <w:pStyle w:val="LectureBullet"/>
-      </w:pPr>
-      <w:r/>
-      <w:r>
-        <w:rPr>
-          <w:sz w:val="19"/>
-        </w:rPr>
-        <w:t>【教师动作｜不发言】 显示封面五套；先讲常量“厚呢”，再讲体量位置与色的重量。</w:t>
-      </w:r>
-    </w:p>
-    <w:p>
       <w:pPr/>
       <w:r>
         <w:rPr>
@@ -917,23 +905,6 @@
       </w:r>
     </w:p>
     <w:p>
-      <w:pPr/>
-      <w:r>
-        <w:rPr>
-          <w:b/>
-        </w:rPr>
-        <w:t>【互动与应答预案】</w:t>
-      </w:r>
-    </w:p>
-    <w:p>
-      <w:pPr>
-        <w:pStyle w:val="LectureBullet"/>
-      </w:pPr>
-      <w:r>
-        <w:t>• 提问：“你的形象款是靠材料自己立住，还是靠内部支撑？”</w:t>
-      </w:r>
-    </w:p>
-    <w:p>
       <w:pPr>
         <w:pStyle w:val="LectureBullet"/>
       </w:pPr>
@@ -962,18 +933,6 @@
       </w:r>
     </w:p>
     <w:p>
-      <w:pPr>
-        <w:pStyle w:val="LectureBullet"/>
-      </w:pPr>
-      <w:r/>
-      <w:r>
-        <w:rPr>
-          <w:sz w:val="19"/>
-        </w:rPr>
-        <w:t>【教师动作｜不发言】 只指向09–12段，强调下周就是Gate 3。</w:t>
-      </w:r>
-    </w:p>
-    <w:p>
       <w:pPr/>
       <w:r>
         <w:rPr>
@@ -1027,18 +986,6 @@
       </w:r>
     </w:p>
     <w:p>
-      <w:pPr>
-        <w:pStyle w:val="LectureBullet"/>
-      </w:pPr>
-      <w:r/>
-      <w:r>
-        <w:rPr>
-          <w:sz w:val="19"/>
-        </w:rPr>
-        <w:t>【教师动作｜不发言】 念四项；在“主要难点”一句停顿并举例说明视觉效果与空间效果的区别。</w:t>
-      </w:r>
-    </w:p>
-    <w:p>
       <w:pPr/>
       <w:r>
         <w:rPr>
@@ -1104,23 +1051,6 @@
       </w:r>
     </w:p>
     <w:p>
-      <w:pPr/>
-      <w:r>
-        <w:rPr>
-          <w:b/>
-        </w:rPr>
-        <w:t>【互动与应答预案】</w:t>
-      </w:r>
-    </w:p>
-    <w:p>
-      <w:pPr>
-        <w:pStyle w:val="LectureBullet"/>
-      </w:pPr>
-      <w:r>
-        <w:t>• 请学生举出一个自己分不清是材料效果还是结构效果的地方，教师当场指出用哪一组样片可以分开它。</w:t>
-      </w:r>
-    </w:p>
-    <w:p>
       <w:pPr>
         <w:pStyle w:val="LectureBullet"/>
       </w:pPr>
@@ -1149,18 +1079,6 @@
       </w:r>
     </w:p>
     <w:p>
-      <w:pPr>
-        <w:pStyle w:val="LectureBullet"/>
-      </w:pPr>
-      <w:r/>
-      <w:r>
-        <w:rPr>
-          <w:sz w:val="19"/>
-        </w:rPr>
-        <w:t>【教师动作｜不发言】 先做2分钟开场：摊开三样并把上周的问题改写成实验前假设。再讲对照表。</w:t>
-      </w:r>
-    </w:p>
-    <w:p>
       <w:pPr/>
       <w:r>
         <w:rPr>
@@ -1226,23 +1144,6 @@
       </w:r>
     </w:p>
     <w:p>
-      <w:pPr/>
-      <w:r>
-        <w:rPr>
-          <w:b/>
-        </w:rPr>
-        <w:t>【互动与应答预案】</w:t>
-      </w:r>
-    </w:p>
-    <w:p>
-      <w:pPr>
-        <w:pStyle w:val="LectureBullet"/>
-      </w:pPr>
-      <w:r>
-        <w:t>• 请两名学生念出改写后的实验前假设；不含可判断结果的（例如“我想试试看”），当场改写成“如果……那么……”。</w:t>
-      </w:r>
-    </w:p>
-    <w:p>
       <w:pPr>
         <w:pStyle w:val="LectureBullet"/>
       </w:pPr>
@@ -1271,18 +1172,6 @@
       </w:r>
     </w:p>
     <w:p>
-      <w:pPr>
-        <w:pStyle w:val="LectureBullet"/>
-      </w:pPr>
-      <w:r/>
-      <w:r>
-        <w:rPr>
-          <w:sz w:val="19"/>
-        </w:rPr>
-        <w:t>【教师动作｜不发言】 逐条念五项；在“全学期唯一系统做实物验证的一周”与“失败的实验也计分”两处停顿。</w:t>
-      </w:r>
-    </w:p>
-    <w:p>
       <w:pPr/>
       <w:r>
         <w:rPr>
@@ -1340,23 +1229,6 @@
       </w:r>
     </w:p>
     <w:p>
-      <w:pPr/>
-      <w:r>
-        <w:rPr>
-          <w:b/>
-        </w:rPr>
-        <w:t>【互动与应答预案】</w:t>
-      </w:r>
-    </w:p>
-    <w:p>
-      <w:pPr>
-        <w:pStyle w:val="LectureBullet"/>
-      </w:pPr>
-      <w:r>
-        <w:t>• 若学生问“做坏了要不要重做”，回应：“不用。写清为什么坏，那就是一条有效的诊断，同样计分。”</w:t>
-      </w:r>
-    </w:p>
-    <w:p>
       <w:pPr>
         <w:pStyle w:val="LectureBullet"/>
       </w:pPr>
@@ -1385,18 +1257,6 @@
       </w:r>
     </w:p>
     <w:p>
-      <w:pPr>
-        <w:pStyle w:val="LectureBullet"/>
-      </w:pPr>
-      <w:r/>
-      <w:r>
-        <w:rPr>
-          <w:sz w:val="19"/>
-        </w:rPr>
-        <w:t>【教师动作｜不发言】 投影图6-4；逐种工艺说明厚度与边缘变化；布置三选一的观察任务。</w:t>
-      </w:r>
-    </w:p>
-    <w:p>
       <w:pPr/>
       <w:r>
         <w:rPr>
@@ -1462,23 +1322,6 @@
       </w:r>
     </w:p>
     <w:p>
-      <w:pPr/>
-      <w:r>
-        <w:rPr>
-          <w:b/>
-        </w:rPr>
-        <w:t>【互动与应答预案】</w:t>
-      </w:r>
-    </w:p>
-    <w:p>
-      <w:pPr>
-        <w:pStyle w:val="LectureBullet"/>
-      </w:pPr>
-      <w:r>
-        <w:t>• 请学生说出自己方案上的一处工艺，判断它改的是厚度、边缘还是体量。</w:t>
-      </w:r>
-    </w:p>
-    <w:p>
       <w:pPr>
         <w:pStyle w:val="LectureBullet"/>
       </w:pPr>
@@ -1507,18 +1350,6 @@
       </w:r>
     </w:p>
     <w:p>
-      <w:pPr>
-        <w:pStyle w:val="LectureBullet"/>
-      </w:pPr>
-      <w:r/>
-      <w:r>
-        <w:rPr>
-          <w:sz w:val="19"/>
-        </w:rPr>
-        <w:t>【教师动作｜不发言】 投影图5-35；念五项差异；强调“手感不错不是记录”。</w:t>
-      </w:r>
-    </w:p>
-    <w:p>
       <w:pPr/>
       <w:r>
         <w:rPr>
@@ -1576,23 +1407,6 @@
       </w:r>
     </w:p>
     <w:p>
-      <w:pPr/>
-      <w:r>
-        <w:rPr>
-          <w:b/>
-        </w:rPr>
-        <w:t>【互动与应答预案】</w:t>
-      </w:r>
-    </w:p>
-    <w:p>
-      <w:pPr>
-        <w:pStyle w:val="LectureBullet"/>
-      </w:pPr>
-      <w:r>
-        <w:t>• 抽查两名学生的记录，凡是形容词的当场改成数值或可复核描述。</w:t>
-      </w:r>
-    </w:p>
-    <w:p>
       <w:pPr>
         <w:pStyle w:val="LectureBullet"/>
       </w:pPr>
@@ -1621,18 +1435,6 @@
       </w:r>
     </w:p>
     <w:p>
-      <w:pPr>
-        <w:pStyle w:val="LectureBullet"/>
-      </w:pPr>
-      <w:r/>
-      <w:r>
-        <w:rPr>
-          <w:sz w:val="19"/>
-        </w:rPr>
-        <w:t>【教师动作｜不发言】 每个术语中英各说一次；说明它对应的动作。</w:t>
-      </w:r>
-    </w:p>
-    <w:p>
       <w:pPr/>
       <w:r>
         <w:rPr>
@@ -1710,18 +1512,6 @@
       </w:r>
     </w:p>
     <w:p>
-      <w:pPr>
-        <w:pStyle w:val="LectureBullet"/>
-      </w:pPr>
-      <w:r/>
-      <w:r>
-        <w:rPr>
-          <w:sz w:val="19"/>
-        </w:rPr>
-        <w:t>【教师动作｜不发言】 逐组念冲突与失败信号；在“材料一换，另外三项全部重算”一句停顿。</w:t>
-      </w:r>
-    </w:p>
-    <w:p>
       <w:pPr/>
       <w:r>
         <w:rPr>
@@ -1771,23 +1561,6 @@
       </w:r>
     </w:p>
     <w:p>
-      <w:pPr/>
-      <w:r>
-        <w:rPr>
-          <w:b/>
-        </w:rPr>
-        <w:t>【互动与应答预案】</w:t>
-      </w:r>
-    </w:p>
-    <w:p>
-      <w:pPr>
-        <w:pStyle w:val="LectureBullet"/>
-      </w:pPr>
-      <w:r>
-        <w:t>• 请学生检查自己方案里有没有“同一处两种支撑”；有的当场去掉一种再测。</w:t>
-      </w:r>
-    </w:p>
-    <w:p>
       <w:pPr>
         <w:pStyle w:val="LectureBullet"/>
       </w:pPr>
@@ -1816,18 +1589,6 @@
       </w:r>
     </w:p>
     <w:p>
-      <w:pPr>
-        <w:pStyle w:val="LectureBullet"/>
-      </w:pPr>
-      <w:r/>
-      <w:r>
-        <w:rPr>
-          <w:sz w:val="19"/>
-        </w:rPr>
-        <w:t>【教师动作｜不发言】 每组念完两种解法后，都要念“轮到你”一句并留出学生作答。</w:t>
-      </w:r>
-    </w:p>
-    <w:p>
       <w:pPr/>
       <w:r>
         <w:rPr>
@@ -1869,23 +1630,6 @@
       </w:r>
     </w:p>
     <w:p>
-      <w:pPr/>
-      <w:r>
-        <w:rPr>
-          <w:b/>
-        </w:rPr>
-        <w:t>【互动与应答预案】</w:t>
-      </w:r>
-    </w:p>
-    <w:p>
-      <w:pPr>
-        <w:pStyle w:val="LectureBullet"/>
-      </w:pPr>
-      <w:r>
-        <w:t>• 三个“轮到你”各点一名学生回答，答案写在实验前假设旁边。</w:t>
-      </w:r>
-    </w:p>
-    <w:p>
       <w:pPr>
         <w:pStyle w:val="LectureBullet"/>
       </w:pPr>
@@ -1914,18 +1658,6 @@
       </w:r>
     </w:p>
     <w:p>
-      <w:pPr>
-        <w:pStyle w:val="LectureBullet"/>
-      </w:pPr>
-      <w:r/>
-      <w:r>
-        <w:rPr>
-          <w:sz w:val="19"/>
-        </w:rPr>
-        <w:t>【教师动作｜不发言】 请学生逐套找承重点；最后念课堂回答的三选一。</w:t>
-      </w:r>
-    </w:p>
-    <w:p>
       <w:pPr/>
       <w:r>
         <w:rPr>
@@ -1991,23 +1723,6 @@
       </w:r>
     </w:p>
     <w:p>
-      <w:pPr/>
-      <w:r>
-        <w:rPr>
-          <w:b/>
-        </w:rPr>
-        <w:t>【互动与应答预案】</w:t>
-      </w:r>
-    </w:p>
-    <w:p>
-      <w:pPr>
-        <w:pStyle w:val="LectureBullet"/>
-      </w:pPr>
-      <w:r>
-        <w:t>• 请三名学生各指出一处承重点；说不出的，提示先看下摆内侧。</w:t>
-      </w:r>
-    </w:p>
-    <w:p>
       <w:pPr>
         <w:pStyle w:val="LectureBullet"/>
       </w:pPr>
@@ -2036,18 +1751,6 @@
       </w:r>
     </w:p>
     <w:p>
-      <w:pPr>
-        <w:pStyle w:val="LectureBullet"/>
-      </w:pPr>
-      <w:r/>
-      <w:r>
-        <w:rPr>
-          <w:sz w:val="19"/>
-        </w:rPr>
-        <w:t>【教师动作｜不发言】 按刚度顺序逐套指出；最后停在05这套“对照组”。</w:t>
-      </w:r>
-    </w:p>
-    <w:p>
       <w:pPr/>
       <w:r>
         <w:rPr>
@@ -2113,27 +1816,10 @@
       </w:r>
     </w:p>
     <w:p>
-      <w:pPr/>
-      <w:r>
-        <w:rPr>
-          <w:b/>
-        </w:rPr>
-        <w:t>【互动与应答预案】</w:t>
-      </w:r>
-    </w:p>
-    <w:p>
       <w:pPr>
         <w:pStyle w:val="LectureBullet"/>
       </w:pPr>
       <w:r>
-        <w:t>• 请学生把自己的五套按刚度排一次，报出最硬与最软之间的差距。</w:t>
-      </w:r>
-    </w:p>
-    <w:p>
-      <w:pPr>
-        <w:pStyle w:val="LectureBullet"/>
-      </w:pPr>
-      <w:r>
         <w:t>【转场语】 先看一堂材料实验课长什么样。</w:t>
       </w:r>
     </w:p>
@@ -2151,14 +1837,6 @@
       </w:pPr>
       <w:r>
         <w:t xml:space="preserve">建议时间：2.5分钟　｜　课堂功能：材料实验的记录规格示范</w:t>
-      </w:r>
-    </w:p>
-    <w:p>
-      <w:pPr>
-        <w:pStyle w:val="LectureBullet"/>
-      </w:pPr>
-      <w:r>
-        <w:t xml:space="preserve">【教师动作｜不发言】 先指大图的试验结果，再按①②③指小图；在“失败条件”一句停顿</w:t>
       </w:r>
     </w:p>
     <w:p>
@@ -2211,27 +1889,10 @@
       </w:r>
     </w:p>
     <w:p>
-      <w:pPr/>
-      <w:r>
-        <w:rPr>
-          <w:b/>
-        </w:rPr>
-        <w:t xml:space="preserve">【互动与应答预案】</w:t>
-      </w:r>
-    </w:p>
-    <w:p>
       <w:pPr>
         <w:pStyle w:val="LectureBullet"/>
       </w:pPr>
       <w:r>
-        <w:t xml:space="preserve">• 请学生说出自己打算固定哪一个常量、改哪一个变量。答不出的，实验还没设计好。</w:t>
-      </w:r>
-    </w:p>
-    <w:p>
-      <w:pPr>
-        <w:pStyle w:val="LectureBullet"/>
-      </w:pPr>
-      <w:r>
         <w:t xml:space="preserve">【转场语】 接下来把这套方法用到你自己的材料上。</w:t>
       </w:r>
     </w:p>
@@ -2249,18 +1910,6 @@
       </w:pPr>
       <w:r>
         <w:t>建议时间：28分钟　｜　课堂功能：四阶段实操（盲读·样片·拍摄·放大）</w:t>
-      </w:r>
-    </w:p>
-    <w:p>
-      <w:pPr>
-        <w:pStyle w:val="LectureBullet"/>
-      </w:pPr>
-      <w:r/>
-      <w:r>
-        <w:rPr>
-          <w:sz w:val="19"/>
-        </w:rPr>
-        <w:t>【教师动作｜不发言】 按页面上的分钟区间报时：17—23、23—31、31—39、39—45；盲读阶段用不透明袋遮住材料名称。</w:t>
       </w:r>
     </w:p>
     <w:p>
@@ -2318,31 +1967,6 @@
       </w:pPr>
       <w:r>
         <w:t>交接第2课时：带着四组样片和对照照片进入坯样和动作测试。没有拍到前后对照的样片，不进入放大。</w:t>
-      </w:r>
-    </w:p>
-    <w:p>
-      <w:pPr/>
-      <w:r>
-        <w:rPr>
-          <w:b/>
-        </w:rPr>
-        <w:t>【互动与应答预案】</w:t>
-      </w:r>
-    </w:p>
-    <w:p>
-      <w:pPr>
-        <w:pStyle w:val="LectureBullet"/>
-      </w:pPr>
-      <w:r>
-        <w:t>• 巡视时问：“这一块你改的是哪一个变量？基准型在哪里？”找不到基准型的，当场补做一块。</w:t>
-      </w:r>
-    </w:p>
-    <w:p>
-      <w:pPr>
-        <w:pStyle w:val="LectureBullet"/>
-      </w:pPr>
-      <w:r>
-        <w:t>• 若学生四组样片尺寸不一，提醒：“尺寸不统一就没法比较，等于没做实验。”</w:t>
       </w:r>
     </w:p>
     <w:p>
@@ -2409,18 +2033,6 @@
       </w:r>
     </w:p>
     <w:p>
-      <w:pPr>
-        <w:pStyle w:val="LectureBullet"/>
-      </w:pPr>
-      <w:r/>
-      <w:r>
-        <w:rPr>
-          <w:sz w:val="19"/>
-        </w:rPr>
-        <w:t>【教师动作｜不发言】 宣布节奏：方法与实验9分钟、实操28分钟、讲评与评价5分钟、预告与收尾3分钟。</w:t>
-      </w:r>
-    </w:p>
-    <w:p>
       <w:pPr/>
       <w:r>
         <w:rPr>
@@ -2474,18 +2086,6 @@
       </w:r>
     </w:p>
     <w:p>
-      <w:pPr>
-        <w:pStyle w:val="LectureBullet"/>
-      </w:pPr>
-      <w:r/>
-      <w:r>
-        <w:rPr>
-          <w:sz w:val="19"/>
-        </w:rPr>
-        <w:t>【教师动作｜不发言】 快速念八个动词；在“减层”和“记录”两个停顿。</w:t>
-      </w:r>
-    </w:p>
-    <w:p>
       <w:pPr/>
       <w:r>
         <w:rPr>
@@ -2571,18 +2171,6 @@
       </w:r>
     </w:p>
     <w:p>
-      <w:pPr>
-        <w:pStyle w:val="LectureBullet"/>
-      </w:pPr>
-      <w:r/>
-      <w:r>
-        <w:rPr>
-          <w:sz w:val="19"/>
-        </w:rPr>
-        <w:t>【教师动作｜不发言】 逐行念矩阵；重点念“怎么用”“四组样片的分配”“无效组合”三条。</w:t>
-      </w:r>
-    </w:p>
-    <w:p>
       <w:pPr/>
       <w:r>
         <w:rPr>
@@ -2632,23 +2220,6 @@
       </w:r>
     </w:p>
     <w:p>
-      <w:pPr/>
-      <w:r>
-        <w:rPr>
-          <w:b/>
-        </w:rPr>
-        <w:t>【互动与应答预案】</w:t>
-      </w:r>
-    </w:p>
-    <w:p>
-      <w:pPr>
-        <w:pStyle w:val="LectureBullet"/>
-      </w:pPr>
-      <w:r>
-        <w:t>• 若学生做了“垂坠加骨撑”，请他先做出来看一次，再问：“骨撑撑住的是布，还是空气？”</w:t>
-      </w:r>
-    </w:p>
-    <w:p>
       <w:pPr>
         <w:pStyle w:val="LectureBullet"/>
       </w:pPr>
@@ -2677,18 +2248,6 @@
       </w:r>
     </w:p>
     <w:p>
-      <w:pPr>
-        <w:pStyle w:val="LectureBullet"/>
-      </w:pPr>
-      <w:r/>
-      <w:r>
-        <w:rPr>
-          <w:sz w:val="19"/>
-        </w:rPr>
-        <w:t>【教师动作｜不发言】 强调“同一视角、同一比例、同一标注”；逐版念“记录”一行，要求写数值。</w:t>
-      </w:r>
-    </w:p>
-    <w:p>
       <w:pPr/>
       <w:r>
         <w:rPr>
@@ -2746,23 +2305,6 @@
       </w:r>
     </w:p>
     <w:p>
-      <w:pPr/>
-      <w:r>
-        <w:rPr>
-          <w:b/>
-        </w:rPr>
-        <w:t>【互动与应答预案】</w:t>
-      </w:r>
-    </w:p>
-    <w:p>
-      <w:pPr>
-        <w:pStyle w:val="LectureBullet"/>
-      </w:pPr>
-      <w:r>
-        <w:t>• 检查记录本：凡是没有单位的数字或没有数字的描述，当场补测。</w:t>
-      </w:r>
-    </w:p>
-    <w:p>
       <w:pPr>
         <w:pStyle w:val="LectureBullet"/>
       </w:pPr>
@@ -2791,18 +2333,6 @@
       </w:r>
     </w:p>
     <w:p>
-      <w:pPr>
-        <w:pStyle w:val="LectureBullet"/>
-      </w:pPr>
-      <w:r/>
-      <w:r>
-        <w:rPr>
-          <w:sz w:val="19"/>
-        </w:rPr>
-        <w:t>【教师动作｜不发言】 逐套念角色；最后念“相邻两套之间有明显落差吗”的检查。</w:t>
-      </w:r>
-    </w:p>
-    <w:p>
       <w:pPr/>
       <w:r>
         <w:rPr>
@@ -2868,27 +2398,10 @@
       </w:r>
     </w:p>
     <w:p>
-      <w:pPr/>
-      <w:r>
-        <w:rPr>
-          <w:b/>
-        </w:rPr>
-        <w:t>【互动与应答预案】</w:t>
-      </w:r>
-    </w:p>
-    <w:p>
       <w:pPr>
         <w:pStyle w:val="LectureBullet"/>
       </w:pPr>
       <w:r>
-        <w:t>• 当场让三名学生排一次刚度序列，全班判断哪两套之间没有落差。</w:t>
-      </w:r>
-    </w:p>
-    <w:p>
-      <w:pPr>
-        <w:pStyle w:val="LectureBullet"/>
-      </w:pPr>
-      <w:r>
         <w:t>【转场语】 材料还可以先用 AI 扩量——但它有边界。</w:t>
       </w:r>
     </w:p>
@@ -2906,14 +2419,6 @@
       </w:pPr>
       <w:r>
         <w:t xml:space="preserve">建议时间：2.5分钟　｜　课堂功能：AI 质感映射四步与红线</w:t>
-      </w:r>
-    </w:p>
-    <w:p>
-      <w:pPr>
-        <w:pStyle w:val="LectureBullet"/>
-      </w:pPr>
-      <w:r>
-        <w:t xml:space="preserve">【教师动作｜不发言】 逐步念四步；在第四步“回到实物”停顿并重复一次</w:t>
       </w:r>
     </w:p>
     <w:p>
@@ -2974,27 +2479,10 @@
       </w:r>
     </w:p>
     <w:p>
-      <w:pPr/>
-      <w:r>
-        <w:rPr>
-          <w:b/>
-        </w:rPr>
-        <w:t xml:space="preserve">【互动与应答预案】</w:t>
-      </w:r>
-    </w:p>
-    <w:p>
       <w:pPr>
         <w:pStyle w:val="LectureBullet"/>
       </w:pPr>
       <w:r>
-        <w:t xml:space="preserve">• 若学生问“可不可以直接用生成图当材料证据”，回应：不可以。它算不出克重、回弹和接缝厚度。</w:t>
-      </w:r>
-    </w:p>
-    <w:p>
-      <w:pPr>
-        <w:pStyle w:val="LectureBullet"/>
-      </w:pPr>
-      <w:r>
         <w:t xml:space="preserve">【转场语】 现在开始这一节的实操。</w:t>
       </w:r>
     </w:p>
@@ -3012,18 +2500,6 @@
       </w:pPr>
       <w:r>
         <w:t>建议时间：28分钟　｜　课堂功能：四阶段实操（坯样·动作·叠穿·修正）</w:t>
-      </w:r>
-    </w:p>
-    <w:p>
-      <w:pPr>
-        <w:pStyle w:val="LectureBullet"/>
-      </w:pPr>
-      <w:r/>
-      <w:r>
-        <w:rPr>
-          <w:sz w:val="19"/>
-        </w:rPr>
-        <w:t>【教师动作｜不发言】 按页面分钟区间报时：14—20、20—28、28—36、36—42；动作测试阶段亲自示范抬臂、坐姿、行走、闭合四项。</w:t>
       </w:r>
     </w:p>
     <w:p>
@@ -3084,31 +2560,6 @@
       </w:r>
     </w:p>
     <w:p>
-      <w:pPr/>
-      <w:r>
-        <w:rPr>
-          <w:b/>
-        </w:rPr>
-        <w:t>【互动与应答预案】</w:t>
-      </w:r>
-    </w:p>
-    <w:p>
-      <w:pPr>
-        <w:pStyle w:val="LectureBullet"/>
-      </w:pPr>
-      <w:r>
-        <w:t>• 巡视时问：“坐下试过了吗？闭合试过了吗？”很多同学只做抬臂。</w:t>
-      </w:r>
-    </w:p>
-    <w:p>
-      <w:pPr>
-        <w:pStyle w:val="LectureBullet"/>
-      </w:pPr>
-      <w:r>
-        <w:t>• 若学生的修正日志三项全是“加”，回应：“减法那一项呢？必须删掉一个层。”</w:t>
-      </w:r>
-    </w:p>
-    <w:p>
       <w:pPr>
         <w:pStyle w:val="LectureBullet"/>
       </w:pPr>
@@ -3137,18 +2588,6 @@
       </w:r>
     </w:p>
     <w:p>
-      <w:pPr>
-        <w:pStyle w:val="LectureBullet"/>
-      </w:pPr>
-      <w:r/>
-      <w:r>
-        <w:rPr>
-          <w:sz w:val="19"/>
-        </w:rPr>
-        <w:t>【教师动作｜不发言】 念四类与四条不合格；在“没有对照就不是实验”一句停顿。</w:t>
-      </w:r>
-    </w:p>
-    <w:p>
       <w:pPr/>
       <w:r>
         <w:rPr>
@@ -3198,23 +2637,6 @@
       </w:r>
     </w:p>
     <w:p>
-      <w:pPr/>
-      <w:r>
-        <w:rPr>
-          <w:b/>
-        </w:rPr>
-        <w:t>【互动与应答预案】</w:t>
-      </w:r>
-    </w:p>
-    <w:p>
-      <w:pPr>
-        <w:pStyle w:val="LectureBullet"/>
-      </w:pPr>
-      <w:r>
-        <w:t>• 快速抽查两份板面，当场按四条判断合格与否。</w:t>
-      </w:r>
-    </w:p>
-    <w:p>
       <w:pPr>
         <w:pStyle w:val="LectureBullet"/>
       </w:pPr>
@@ -3243,18 +2665,6 @@
       </w:r>
     </w:p>
     <w:p>
-      <w:pPr>
-        <w:pStyle w:val="LectureBullet"/>
-      </w:pPr>
-      <w:r/>
-      <w:r>
-        <w:rPr>
-          <w:sz w:val="19"/>
-        </w:rPr>
-        <w:t>【教师动作｜不发言】 四段各念一句“本周指向”；开始前重申禁止语。</w:t>
-      </w:r>
-    </w:p>
-    <w:p>
       <w:pPr/>
       <w:r>
         <w:rPr>
@@ -3304,23 +2714,6 @@
       </w:r>
     </w:p>
     <w:p>
-      <w:pPr/>
-      <w:r>
-        <w:rPr>
-          <w:b/>
-        </w:rPr>
-        <w:t>【互动与应答预案】</w:t>
-      </w:r>
-    </w:p>
-    <w:p>
-      <w:pPr>
-        <w:pStyle w:val="LectureBullet"/>
-      </w:pPr>
-      <w:r>
-        <w:t>• 听到“材料太硬”时立即介入：“哪一块？哪个动作下太硬？”</w:t>
-      </w:r>
-    </w:p>
-    <w:p>
       <w:pPr>
         <w:pStyle w:val="LectureBullet"/>
       </w:pPr>
@@ -3349,18 +2742,6 @@
       </w:r>
     </w:p>
     <w:p>
-      <w:pPr>
-        <w:pStyle w:val="LectureBullet"/>
-      </w:pPr>
-      <w:r/>
-      <w:r>
-        <w:rPr>
-          <w:sz w:val="19"/>
-        </w:rPr>
-        <w:t>【教师动作｜不发言】 念五项与权重；指出“修正逻辑”占20%，失败也能得分。</w:t>
-      </w:r>
-    </w:p>
-    <w:p>
       <w:pPr/>
       <w:r>
         <w:rPr>
@@ -3446,18 +2827,6 @@
       </w:r>
     </w:p>
     <w:p>
-      <w:pPr>
-        <w:pStyle w:val="LectureBullet"/>
-      </w:pPr>
-      <w:r/>
-      <w:r>
-        <w:rPr>
-          <w:sz w:val="19"/>
-        </w:rPr>
-        <w:t>【教师动作｜不发言】 逐项念带什么、准备什么、写什么；强调“没有照片的通过不算数”。</w:t>
-      </w:r>
-    </w:p>
-    <w:p>
       <w:pPr/>
       <w:r>
         <w:rPr>
@@ -3532,18 +2901,6 @@
       </w:pPr>
       <w:r>
         <w:t>建议时间：1.5分钟　｜　课堂功能：本周收束与四条结论</w:t>
-      </w:r>
-    </w:p>
-    <w:p>
-      <w:pPr>
-        <w:pStyle w:val="LectureBullet"/>
-      </w:pPr>
-      <w:r/>
-      <w:r>
-        <w:rPr>
-          <w:sz w:val="19"/>
-        </w:rPr>
-        <w:t>【教师动作｜不发言】 投影句式，等待全班写完再下课；念四条结论。</w:t>
       </w:r>
     </w:p>
     <w:p>

--- a/docs/jiangao/《女装设计III》第11周_中国大陆课堂完整讲稿_中文.docx
+++ b/docs/jiangao/《女装设计III》第11周_中国大陆课堂完整讲稿_中文.docx
@@ -777,14 +777,6 @@
         <w:pStyle w:val="LectureBullet"/>
       </w:pPr>
       <w:r>
-        <w:t>• 教师：28分钟计时器两次、1:2人台或半身人台、固定机位（同一光线、同一视角、同一距离）、卷尺与厚度尺、材料性能卡空白表（重量·软硬·垂坠·回弹·保温·加工六项）。</w:t>
-      </w:r>
-    </w:p>
-    <w:p>
-      <w:pPr>
-        <w:pStyle w:val="LectureBullet"/>
-      </w:pPr>
-      <w:r>
         <w:t>• 工具：衬布、骨条、绗缝线、束带、抽绳、别针、剪刀、熨斗（如可用）；材料盲读用的不透明袋或遮盖布。</w:t>
       </w:r>
     </w:p>
@@ -848,15 +840,6 @@
       </w:r>
     </w:p>
     <w:p>
-      <w:pPr/>
-      <w:r>
-        <w:rPr>
-          <w:b/>
-        </w:rPr>
-        <w:t>【教师讲稿｜可直接发言】</w:t>
-      </w:r>
-    </w:p>
-    <w:p>
       <w:pPr>
         <w:pStyle w:val="SpokenText"/>
       </w:pPr>
@@ -933,15 +916,6 @@
       </w:r>
     </w:p>
     <w:p>
-      <w:pPr/>
-      <w:r>
-        <w:rPr>
-          <w:b/>
-        </w:rPr>
-        <w:t>【教师讲稿｜可直接发言】</w:t>
-      </w:r>
-    </w:p>
-    <w:p>
       <w:pPr>
         <w:pStyle w:val="SpokenText"/>
       </w:pPr>
@@ -986,15 +960,6 @@
       </w:r>
     </w:p>
     <w:p>
-      <w:pPr/>
-      <w:r>
-        <w:rPr>
-          <w:b/>
-        </w:rPr>
-        <w:t>【教师讲稿｜可直接发言】</w:t>
-      </w:r>
-    </w:p>
-    <w:p>
       <w:pPr>
         <w:pStyle w:val="SpokenText"/>
       </w:pPr>
@@ -1079,15 +1044,6 @@
       </w:r>
     </w:p>
     <w:p>
-      <w:pPr/>
-      <w:r>
-        <w:rPr>
-          <w:b/>
-        </w:rPr>
-        <w:t>【教师讲稿｜可直接发言】</w:t>
-      </w:r>
-    </w:p>
-    <w:p>
       <w:pPr>
         <w:pStyle w:val="SpokenText"/>
       </w:pPr>
@@ -1172,15 +1128,6 @@
       </w:r>
     </w:p>
     <w:p>
-      <w:pPr/>
-      <w:r>
-        <w:rPr>
-          <w:b/>
-        </w:rPr>
-        <w:t>【教师讲稿｜可直接发言】</w:t>
-      </w:r>
-    </w:p>
-    <w:p>
       <w:pPr>
         <w:pStyle w:val="SpokenText"/>
       </w:pPr>
@@ -1257,15 +1204,6 @@
       </w:r>
     </w:p>
     <w:p>
-      <w:pPr/>
-      <w:r>
-        <w:rPr>
-          <w:b/>
-        </w:rPr>
-        <w:t>【教师讲稿｜可直接发言】</w:t>
-      </w:r>
-    </w:p>
-    <w:p>
       <w:pPr>
         <w:pStyle w:val="SpokenText"/>
       </w:pPr>
@@ -1350,15 +1288,6 @@
       </w:r>
     </w:p>
     <w:p>
-      <w:pPr/>
-      <w:r>
-        <w:rPr>
-          <w:b/>
-        </w:rPr>
-        <w:t>【教师讲稿｜可直接发言】</w:t>
-      </w:r>
-    </w:p>
-    <w:p>
       <w:pPr>
         <w:pStyle w:val="SpokenText"/>
       </w:pPr>
@@ -1435,15 +1364,6 @@
       </w:r>
     </w:p>
     <w:p>
-      <w:pPr/>
-      <w:r>
-        <w:rPr>
-          <w:b/>
-        </w:rPr>
-        <w:t>【教师讲稿｜可直接发言】</w:t>
-      </w:r>
-    </w:p>
-    <w:p>
       <w:pPr>
         <w:pStyle w:val="SpokenText"/>
       </w:pPr>
@@ -1512,15 +1432,6 @@
       </w:r>
     </w:p>
     <w:p>
-      <w:pPr/>
-      <w:r>
-        <w:rPr>
-          <w:b/>
-        </w:rPr>
-        <w:t>【教师讲稿｜可直接发言】</w:t>
-      </w:r>
-    </w:p>
-    <w:p>
       <w:pPr>
         <w:pStyle w:val="SpokenText"/>
       </w:pPr>
@@ -1589,15 +1500,6 @@
       </w:r>
     </w:p>
     <w:p>
-      <w:pPr/>
-      <w:r>
-        <w:rPr>
-          <w:b/>
-        </w:rPr>
-        <w:t>【教师讲稿｜可直接发言】</w:t>
-      </w:r>
-    </w:p>
-    <w:p>
       <w:pPr>
         <w:pStyle w:val="SpokenText"/>
       </w:pPr>
@@ -1658,15 +1560,6 @@
       </w:r>
     </w:p>
     <w:p>
-      <w:pPr/>
-      <w:r>
-        <w:rPr>
-          <w:b/>
-        </w:rPr>
-        <w:t>【教师讲稿｜可直接发言】</w:t>
-      </w:r>
-    </w:p>
-    <w:p>
       <w:pPr>
         <w:pStyle w:val="SpokenText"/>
       </w:pPr>
@@ -1751,15 +1644,6 @@
       </w:r>
     </w:p>
     <w:p>
-      <w:pPr/>
-      <w:r>
-        <w:rPr>
-          <w:b/>
-        </w:rPr>
-        <w:t>【教师讲稿｜可直接发言】</w:t>
-      </w:r>
-    </w:p>
-    <w:p>
       <w:pPr>
         <w:pStyle w:val="SpokenText"/>
       </w:pPr>
@@ -1840,15 +1724,6 @@
       </w:r>
     </w:p>
     <w:p>
-      <w:pPr/>
-      <w:r>
-        <w:rPr>
-          <w:b/>
-        </w:rPr>
-        <w:t xml:space="preserve">【教师讲稿｜可直接发言】</w:t>
-      </w:r>
-    </w:p>
-    <w:p>
       <w:pPr>
         <w:pStyle w:val="SpokenText"/>
       </w:pPr>
@@ -1910,15 +1785,6 @@
       </w:pPr>
       <w:r>
         <w:t>建议时间：28分钟　｜　课堂功能：四阶段实操（盲读·样片·拍摄·放大）</w:t>
-      </w:r>
-    </w:p>
-    <w:p>
-      <w:pPr/>
-      <w:r>
-        <w:rPr>
-          <w:b/>
-        </w:rPr>
-        <w:t>【教师讲稿｜可直接发言】</w:t>
       </w:r>
     </w:p>
     <w:p>
@@ -2033,15 +1899,6 @@
       </w:r>
     </w:p>
     <w:p>
-      <w:pPr/>
-      <w:r>
-        <w:rPr>
-          <w:b/>
-        </w:rPr>
-        <w:t>【教师讲稿｜可直接发言】</w:t>
-      </w:r>
-    </w:p>
-    <w:p>
       <w:pPr>
         <w:pStyle w:val="SpokenText"/>
       </w:pPr>
@@ -2086,15 +1943,6 @@
       </w:r>
     </w:p>
     <w:p>
-      <w:pPr/>
-      <w:r>
-        <w:rPr>
-          <w:b/>
-        </w:rPr>
-        <w:t>【教师讲稿｜可直接发言】</w:t>
-      </w:r>
-    </w:p>
-    <w:p>
       <w:pPr>
         <w:pStyle w:val="SpokenText"/>
       </w:pPr>
@@ -2171,15 +2019,6 @@
       </w:r>
     </w:p>
     <w:p>
-      <w:pPr/>
-      <w:r>
-        <w:rPr>
-          <w:b/>
-        </w:rPr>
-        <w:t>【教师讲稿｜可直接发言】</w:t>
-      </w:r>
-    </w:p>
-    <w:p>
       <w:pPr>
         <w:pStyle w:val="SpokenText"/>
       </w:pPr>
@@ -2248,15 +2087,6 @@
       </w:r>
     </w:p>
     <w:p>
-      <w:pPr/>
-      <w:r>
-        <w:rPr>
-          <w:b/>
-        </w:rPr>
-        <w:t>【教师讲稿｜可直接发言】</w:t>
-      </w:r>
-    </w:p>
-    <w:p>
       <w:pPr>
         <w:pStyle w:val="SpokenText"/>
       </w:pPr>
@@ -2333,15 +2163,6 @@
       </w:r>
     </w:p>
     <w:p>
-      <w:pPr/>
-      <w:r>
-        <w:rPr>
-          <w:b/>
-        </w:rPr>
-        <w:t>【教师讲稿｜可直接发言】</w:t>
-      </w:r>
-    </w:p>
-    <w:p>
       <w:pPr>
         <w:pStyle w:val="SpokenText"/>
       </w:pPr>
@@ -2422,15 +2243,6 @@
       </w:r>
     </w:p>
     <w:p>
-      <w:pPr/>
-      <w:r>
-        <w:rPr>
-          <w:b/>
-        </w:rPr>
-        <w:t xml:space="preserve">【教师讲稿｜可直接发言】</w:t>
-      </w:r>
-    </w:p>
-    <w:p>
       <w:pPr>
         <w:pStyle w:val="SpokenText"/>
       </w:pPr>
@@ -2500,15 +2312,6 @@
       </w:pPr>
       <w:r>
         <w:t>建议时间：28分钟　｜　课堂功能：四阶段实操（坯样·动作·叠穿·修正）</w:t>
-      </w:r>
-    </w:p>
-    <w:p>
-      <w:pPr/>
-      <w:r>
-        <w:rPr>
-          <w:b/>
-        </w:rPr>
-        <w:t>【教师讲稿｜可直接发言】</w:t>
       </w:r>
     </w:p>
     <w:p>
@@ -2588,15 +2391,6 @@
       </w:r>
     </w:p>
     <w:p>
-      <w:pPr/>
-      <w:r>
-        <w:rPr>
-          <w:b/>
-        </w:rPr>
-        <w:t>【教师讲稿｜可直接发言】</w:t>
-      </w:r>
-    </w:p>
-    <w:p>
       <w:pPr>
         <w:pStyle w:val="SpokenText"/>
       </w:pPr>
@@ -2665,15 +2459,6 @@
       </w:r>
     </w:p>
     <w:p>
-      <w:pPr/>
-      <w:r>
-        <w:rPr>
-          <w:b/>
-        </w:rPr>
-        <w:t>【教师讲稿｜可直接发言】</w:t>
-      </w:r>
-    </w:p>
-    <w:p>
       <w:pPr>
         <w:pStyle w:val="SpokenText"/>
       </w:pPr>
@@ -2742,15 +2527,6 @@
       </w:r>
     </w:p>
     <w:p>
-      <w:pPr/>
-      <w:r>
-        <w:rPr>
-          <w:b/>
-        </w:rPr>
-        <w:t>【教师讲稿｜可直接发言】</w:t>
-      </w:r>
-    </w:p>
-    <w:p>
       <w:pPr>
         <w:pStyle w:val="SpokenText"/>
       </w:pPr>
@@ -2827,15 +2603,6 @@
       </w:r>
     </w:p>
     <w:p>
-      <w:pPr/>
-      <w:r>
-        <w:rPr>
-          <w:b/>
-        </w:rPr>
-        <w:t>【教师讲稿｜可直接发言】</w:t>
-      </w:r>
-    </w:p>
-    <w:p>
       <w:pPr>
         <w:pStyle w:val="SpokenText"/>
       </w:pPr>
@@ -2904,15 +2671,6 @@
       </w:r>
     </w:p>
     <w:p>
-      <w:pPr/>
-      <w:r>
-        <w:rPr>
-          <w:b/>
-        </w:rPr>
-        <w:t>【教师讲稿｜可直接发言】</w:t>
-      </w:r>
-    </w:p>
-    <w:p>
       <w:pPr>
         <w:pStyle w:val="SpokenText"/>
       </w:pPr>
@@ -2991,145 +2749,6 @@
       </w:pPr>
       <w:r>
         <w:t>• 学生课后自查时，把本周的“体量与结构实验”对应到期末的“当代女性适配”与“整体造型美感”两项。</w:t>
-      </w:r>
-    </w:p>
-    <w:p>
-      <w:pPr/>
-      <w:r>
-        <w:rPr>
-          <w:b/>
-        </w:rPr>
-        <w:t>【二｜计时与操作口令（可直接照念）】</w:t>
-      </w:r>
-    </w:p>
-    <w:p>
-      <w:pPr>
-        <w:pStyle w:val="LectureBullet"/>
-      </w:pPr>
-      <w:r>
-        <w:t>• 第1课时实操：“二十八分钟。前六分钟盲读——把标签遮住，只用手判断。”／“还剩六分钟，选一组最有效的放大到肩、袖或躯干。”</w:t>
-      </w:r>
-    </w:p>
-    <w:p>
-      <w:pPr>
-        <w:pStyle w:val="LectureBullet"/>
-      </w:pPr>
-      <w:r>
-        <w:t>• 第2课时实操：“二十八分钟。前六分钟上人台，保留原变量，不要顺手改漂亮。”／“动作测试：抬臂、坐下、走两步、扣上。四个都要拍。”／“还剩六分钟，写三项：结构修正、材料替换、减法决定。”</w:t>
-      </w:r>
-    </w:p>
-    <w:p>
-      <w:pPr>
-        <w:pStyle w:val="LectureBullet"/>
-      </w:pPr>
-      <w:r>
-        <w:t>• 拍摄纪律：“同一光线、同一视角、同一距离。换了机位的照片不能比较。”</w:t>
-      </w:r>
-    </w:p>
-    <w:p>
-      <w:pPr>
-        <w:pStyle w:val="LectureBullet"/>
-      </w:pPr>
-      <w:r>
-        <w:t>• 讲评：“证据、判断、动作。请指出是哪一块样片、哪一个动作视角。”</w:t>
-      </w:r>
-    </w:p>
-    <w:p>
-      <w:pPr/>
-      <w:r>
-        <w:rPr>
-          <w:b/>
-        </w:rPr>
-        <w:t>【三｜常见误解与标准回应】</w:t>
-      </w:r>
-    </w:p>
-    <w:p>
-      <w:pPr>
-        <w:pStyle w:val="LectureBullet"/>
-      </w:pPr>
-      <w:r>
-        <w:t>• “做坏了要不要重做” → “不用。写清为什么坏，那就是有效诊断，同样计分。”</w:t>
-      </w:r>
-    </w:p>
-    <w:p>
-      <w:pPr>
-        <w:pStyle w:val="LectureBullet"/>
-      </w:pPr>
-      <w:r>
-        <w:t>• “它鼓起来了，说明结构成功了吧” → “先分清：是材料本身蓬，还是你加了衬？做一块无衬的对照就知道。”</w:t>
-      </w:r>
-    </w:p>
-    <w:p>
-      <w:pPr>
-        <w:pStyle w:val="LectureBullet"/>
-      </w:pPr>
-      <w:r>
-        <w:t>• “我加了衬又加了骨撑，更稳” → “同一处两种支撑是重复投资，重量翻倍而效果不变。去掉一种再测。”</w:t>
-      </w:r>
-    </w:p>
-    <w:p>
-      <w:pPr>
-        <w:pStyle w:val="LectureBullet"/>
-      </w:pPr>
-      <w:r>
-        <w:t>• “样片站姿看着挺好” → “抬臂、坐下、走路、闭合，四个都做。只测站姿等于没测。”</w:t>
-      </w:r>
-    </w:p>
-    <w:p>
-      <w:pPr>
-        <w:pStyle w:val="LectureBullet"/>
-      </w:pPr>
-      <w:r>
-        <w:t>• “手感很好，很有质感” → “那不是记录。克重多少？拉伸回复几秒？悬垂多长？”</w:t>
-      </w:r>
-    </w:p>
-    <w:p>
-      <w:pPr>
-        <w:pStyle w:val="LectureBullet"/>
-      </w:pPr>
-      <w:r>
-        <w:t>• “四块样片大小不一样也能比吧” → “不能。统一三十乘三十，并且每组都要有基准型对照。”</w:t>
-      </w:r>
-    </w:p>
-    <w:p>
-      <w:pPr/>
-      <w:r>
-        <w:rPr>
-          <w:b/>
-        </w:rPr>
-        <w:t>【四｜中国大陆课堂中的跨文化表达提醒】</w:t>
-      </w:r>
-    </w:p>
-    <w:p>
-      <w:pPr>
-        <w:pStyle w:val="LectureBullet"/>
-      </w:pPr>
-      <w:r>
-        <w:t>• 比较三位设计师时只问原理与代价，不问“哪一种更东方”；案例含上海时装周与欧美品牌，避免用地域给设计水平排序。</w:t>
-      </w:r>
-    </w:p>
-    <w:p>
-      <w:pPr>
-        <w:pStyle w:val="LectureBullet"/>
-      </w:pPr>
-      <w:r>
-        <w:t>• 教材证据须完整报出版社与页码：于芳《服装设计基础与创意实践》（中国纺织出版社，2023）第90页图6-4、第76页图5-35。</w:t>
-      </w:r>
-    </w:p>
-    <w:p>
-      <w:pPr>
-        <w:pStyle w:val="LectureBullet"/>
-      </w:pPr>
-      <w:r>
-        <w:t>• 涉及面料采购时使用“注明来源”的中性表述，不对具体市场或商家作评价；学生的材料来源差异很大，避免比较家庭条件。</w:t>
-      </w:r>
-    </w:p>
-    <w:p>
-      <w:pPr>
-        <w:pStyle w:val="LectureBullet"/>
-      </w:pPr>
-      <w:r>
-        <w:t>• 英文术语（Material Behavior、Construction Swatch、Negative Space、Prototype Loop）首次出现时中英各说一次，之后只用中文。</w:t>
       </w:r>
     </w:p>
     <w:p>

--- a/docs/jiangao/《女装设计III》第11周_中国大陆课堂完整讲稿_中文.docx
+++ b/docs/jiangao/《女装设计III》第11周_中国大陆课堂完整讲稿_中文.docx
@@ -165,6 +165,14 @@
       </w:pPr>
       <w:r>
         <w:t>还有一句最重要的：失败的实验也计分——前提是写清失败原因。今天没有失败诊断的实验，不算完成验证。</w:t>
+      </w:r>
+    </w:p>
+    <w:p>
+      <w:pPr>
+        <w:pStyle w:val="SpokenText"/>
+      </w:pPr>
+      <w:r>
+        <w:t xml:space="preserve">今天会反复出现几个词：“克重、刚度、悬垂、回弹、失效边界”。失效边界是指这块材料到哪一步就撑不住了——塌下来、皱住不回弹、或者动一下就变形。写清失败在哪里，和做成功一样计分。</w:t>
       </w:r>
     </w:p>
     <w:p>

--- a/docs/jiangao/《女装设计III》第11周_中国大陆课堂完整讲稿_中文.docx
+++ b/docs/jiangao/《女装设计III》第11周_中国大陆课堂完整讲稿_中文.docx
@@ -676,7 +676,7 @@
         <w:rPr>
           <w:sz w:val="18"/>
         </w:rPr>
-        <w:t>第2课时实操：28分钟四阶段（坯样·动作·叠穿·修正）</w:t>
+        <w:t>第2课时实操：28分钟四阶段（款式图·动作·叠穿·修正）</w:t>
       </w:r>
     </w:p>
     <w:p>
@@ -688,7 +688,7 @@
         <w:rPr>
           <w:sz w:val="18"/>
         </w:rPr>
-        <w:t>半身坯样＋动作测试＋修正日志</w:t>
+        <w:t>半身款式图＋动作测试＋修正日志</w:t>
       </w:r>
     </w:p>
     <w:p>
@@ -956,7 +956,7 @@
         <w:pStyle w:val="SlideTitle"/>
       </w:pPr>
       <w:r>
-        <w:t>幻灯片 03｜秋冬材料、体量与样衣验证要形成四项可见证据</w:t>
+        <w:t>幻灯片 03｜秋冬材料、体量与款式图验证要形成四项可见证据</w:t>
       </w:r>
     </w:p>
     <w:p>
@@ -1004,7 +1004,7 @@
         <w:pStyle w:val="SpokenText"/>
       </w:pPr>
       <w:r>
-        <w:t>当周成果四项：材料性能卡、四组结构样片、1比2或半身坯样，还有可追踪的修正日志。</w:t>
+        <w:t>当周成果四项：材料性能卡、四组结构样片、1比2或半身款式图，还有可追踪的修正日志。</w:t>
       </w:r>
     </w:p>
     <w:p>
@@ -1172,7 +1172,7 @@
         <w:pStyle w:val="SpokenText"/>
       </w:pPr>
       <w:r>
-        <w:t>平时成绩占百分之四十：材料性能卡、结构样片、坯样照片和修正日志。我特别强调一句：失败的实验也计分——前提是写清失败原因。所以今天不要怕做坏。</w:t>
+        <w:t>平时成绩占百分之四十：材料性能卡、结构样片、款式图照片和修正日志。我特别强调一句：失败的实验也计分——前提是写清失败原因。所以今天不要怕做坏。</w:t>
       </w:r>
     </w:p>
     <w:p>
@@ -1840,7 +1840,7 @@
         <w:pStyle w:val="SpokenText"/>
       </w:pPr>
       <w:r>
-        <w:t>交接第2课时：带着四组样片和对照照片进入坯样和动作测试。没有拍到前后对照的样片，不进入放大。</w:t>
+        <w:t>交接第2课时：带着四组样片和对照照片进入款式图和动作测试。没有拍到前后对照的样片，不进入放大。</w:t>
       </w:r>
     </w:p>
     <w:p>
@@ -1911,7 +1911,7 @@
         <w:pStyle w:val="SpokenText"/>
       </w:pPr>
       <w:r>
-        <w:t>第1课时做出了样片与坯样；第2课时用动作与叠穿把它们推到失效边界，再决定修正。</w:t>
+        <w:t>第1课时做出了样片与款式图；第2课时用动作与叠穿把它们推到失效边界，再决定修正。</w:t>
       </w:r>
     </w:p>
     <w:p>
@@ -2319,7 +2319,7 @@
         <w:pStyle w:val="SlideMeta"/>
       </w:pPr>
       <w:r>
-        <w:t>建议时间：28分钟　｜　课堂功能：四阶段实操（坯样·动作·叠穿·修正）</w:t>
+        <w:t>建议时间：28分钟　｜　课堂功能：四阶段实操（款式图·动作·叠穿·修正）</w:t>
       </w:r>
     </w:p>
     <w:p>
@@ -2335,7 +2335,7 @@
         <w:pStyle w:val="SpokenText"/>
       </w:pPr>
       <w:r>
-        <w:t>第一阶段，半身坯样：将选定结构转入1比2或半身人台，保留原实验变量。注意——保留变量，不要顺手把它改漂亮。</w:t>
+        <w:t>第一阶段，半身款式图：将选定结构转入1比2或半身人台，保留原实验变量。注意——保留变量，不要顺手把它改漂亮。</w:t>
       </w:r>
     </w:p>
     <w:p>
@@ -2427,7 +2427,7 @@
         <w:pStyle w:val="SpokenText"/>
       </w:pPr>
       <w:r>
-        <w:t>第三，半身坯样和动作测试：正侧背加四个动作视角，图上直接标注问题。不合格的样子是只拍站姿。抬臂、坐姿缺一项即视为未验证。这一条和第08周Gate 2完全一样，我不会放松。</w:t>
+        <w:t>第三，半身款式图和动作测试：正侧背加四个动作视角，图上直接标注问题。不合格的样子是只拍站姿。抬臂、坐姿缺一项即视为未验证。这一条和第08周Gate 2完全一样，我不会放松。</w:t>
       </w:r>
     </w:p>
     <w:p>
@@ -2841,7 +2841,7 @@
         <w:rPr>
           <w:sz w:val="20"/>
         </w:rPr>
-        <w:t>第11周｜秋冬材料、体量与样衣验证</w:t>
+        <w:t>第11周｜秋冬材料、体量与款式图验证</w:t>
       </w:r>
     </w:p>
     <w:p>
@@ -2857,7 +2857,7 @@
         <w:pStyle w:val="SpokenText"/>
       </w:pPr>
       <w:r>
-        <w:t>第11周讲稿结束：材料行为 → 四组结构样片 → 半身坯样与动作测试 → 叠穿冲突图 → 修正日志。</w:t>
+        <w:t>第11周讲稿结束：材料行为 → 四组结构样片 → 半身款式图与动作测试 → 叠穿冲突图 → 修正日志。</w:t>
       </w:r>
     </w:p>
     <w:sectPr>
